--- a/deliverable/Electrical_Characterization_section.docx
+++ b/deliverable/Electrical_Characterization_section.docx
@@ -8,49 +8,38 @@
       </w:pPr>
       <w:r>
         <w:rPr>
-          <w:rFonts w:ascii="Times New Roman" w:hAnsi="Times New Roman"/>
           <w:b w:val="0"/>
           <w:i w:val="0"/>
-          <w:color w:val="000000"/>
-          <w:sz w:val="22"/>
         </w:rPr>
         <w:t>Electrical characterization</w:t>
       </w:r>
     </w:p>
     <w:p>
-      <w:pPr>
-        <w:spacing w:after="120" w:before="0"/>
-      </w:pPr>
       <w:r>
         <w:rPr>
-          <w:rFonts w:ascii="Times New Roman" w:hAnsi="Times New Roman"/>
           <w:b w:val="0"/>
           <w:i w:val="0"/>
-          <w:sz w:val="22"/>
         </w:rPr>
-        <w:t>Once the micro-LEDs are bonded, each populated coupon is characterized electrically to confirm that the joints carry current and to quantify joint quality independently of the optical result. Five quantities are extracted on the same ENIG substrate and, where possible, on the same coupon: daisy-chain bond resistance and yield, the LED forward voltage and current–voltage (I–V) characteristic, the specific contact resistivity from transmission-line structures, the sheet resistance from van der Pauw cloverleaves, and the junction-to-substrate thermal resistance from forward-voltage thermometry. Impedance spectroscopy is an optional sixth measurement that resolves the joint into an equivalent circuit. All structures are contacted with four-wire (Kelvin) probes to remove lead and contact resistance from the reading. Table I lists the instruments and the structure used for each quantity.</w:t>
+        <w:t>Each populated coupon was characterized electrically to establish which assembly condition produces the better bond. Two rounds were run. The first screened every addressable channel with a handheld DMM to classify it as working or failed and to record how it failed. The second swept current through each surviving channel and fitted the diode equation to extract series resistance, which contains the bond. The screening separates the eight conditions clearly. The series resistance does not, and Section D shows why.</w:t>
       </w:r>
     </w:p>
     <w:p>
       <w:pPr>
-        <w:spacing w:before="160" w:after="60"/>
+        <w:jc w:val="center"/>
       </w:pPr>
       <w:r>
         <w:rPr>
-          <w:rFonts w:ascii="Times New Roman" w:hAnsi="Times New Roman"/>
-          <w:b/>
-          <w:i w:val="0"/>
-          <w:sz w:val="19"/>
+          <w:b w:val="0"/>
+          <w:i/>
+          <w:sz w:val="17"/>
         </w:rPr>
-        <w:t>Table I. Measurement setup: quantity, on-board test structure, instrument, and excitation.</w:t>
+        <w:t>Table I. Measurement setup.</w:t>
       </w:r>
     </w:p>
     <w:tbl>
       <w:tblPr>
         <w:tblStyle w:val="TableGrid"/>
         <w:tblW w:type="auto" w:w="0"/>
-        <w:jc w:val="center"/>
-        <w:tblLayout w:type="autofit"/>
         <w:tblLook w:firstColumn="1" w:firstRow="1" w:lastColumn="0" w:lastRow="0" w:noHBand="0" w:noVBand="1" w:val="04A0"/>
       </w:tblPr>
       <w:tblGrid>
@@ -62,21 +51,14 @@
       <w:tr>
         <w:tc>
           <w:tcPr>
-            <w:tcW w:type="dxa" w:w="2160"/>
-            <w:shd w:val="clear" w:color="auto" w:fill="D9E2F3"/>
+            <w:tcW w:type="dxa" w:w="2041"/>
           </w:tcPr>
           <w:p>
-            <w:pPr>
-              <w:spacing w:after="20" w:before="20"/>
-              <w:jc w:val="center"/>
-            </w:pPr>
             <w:r/>
             <w:r>
               <w:rPr>
-                <w:rFonts w:ascii="Times New Roman" w:hAnsi="Times New Roman"/>
                 <w:b/>
-                <w:i w:val="0"/>
-                <w:sz w:val="19"/>
+                <w:sz w:val="16"/>
               </w:rPr>
               <w:t>Quantity</w:t>
             </w:r>
@@ -84,21 +66,14 @@
         </w:tc>
         <w:tc>
           <w:tcPr>
-            <w:tcW w:type="dxa" w:w="2160"/>
-            <w:shd w:val="clear" w:color="auto" w:fill="D9E2F3"/>
+            <w:tcW w:type="dxa" w:w="2041"/>
           </w:tcPr>
           <w:p>
-            <w:pPr>
-              <w:spacing w:after="20" w:before="20"/>
-              <w:jc w:val="center"/>
-            </w:pPr>
             <w:r/>
             <w:r>
               <w:rPr>
-                <w:rFonts w:ascii="Times New Roman" w:hAnsi="Times New Roman"/>
                 <w:b/>
-                <w:i w:val="0"/>
-                <w:sz w:val="19"/>
+                <w:sz w:val="16"/>
               </w:rPr>
               <w:t>Test structure</w:t>
             </w:r>
@@ -106,21 +81,14 @@
         </w:tc>
         <w:tc>
           <w:tcPr>
-            <w:tcW w:type="dxa" w:w="2160"/>
-            <w:shd w:val="clear" w:color="auto" w:fill="D9E2F3"/>
+            <w:tcW w:type="dxa" w:w="2948"/>
           </w:tcPr>
           <w:p>
-            <w:pPr>
-              <w:spacing w:after="20" w:before="20"/>
-              <w:jc w:val="center"/>
-            </w:pPr>
             <w:r/>
             <w:r>
               <w:rPr>
-                <w:rFonts w:ascii="Times New Roman" w:hAnsi="Times New Roman"/>
                 <w:b/>
-                <w:i w:val="0"/>
-                <w:sz w:val="19"/>
+                <w:sz w:val="16"/>
               </w:rPr>
               <w:t>Instrument</w:t>
             </w:r>
@@ -128,23 +96,16 @@
         </w:tc>
         <w:tc>
           <w:tcPr>
-            <w:tcW w:type="dxa" w:w="2160"/>
-            <w:shd w:val="clear" w:color="auto" w:fill="D9E2F3"/>
+            <w:tcW w:type="dxa" w:w="2608"/>
           </w:tcPr>
           <w:p>
-            <w:pPr>
-              <w:spacing w:after="20" w:before="20"/>
-              <w:jc w:val="center"/>
-            </w:pPr>
             <w:r/>
             <w:r>
               <w:rPr>
-                <w:rFonts w:ascii="Times New Roman" w:hAnsi="Times New Roman"/>
                 <w:b/>
-                <w:i w:val="0"/>
-                <w:sz w:val="19"/>
+                <w:sz w:val="16"/>
               </w:rPr>
-              <w:t>Excitation / conditions</w:t>
+              <w:t>Excitation</w:t>
             </w:r>
           </w:p>
         </w:tc>
@@ -152,7 +113,7 @@
       <w:tr>
         <w:tc>
           <w:tcPr>
-            <w:tcW w:type="dxa" w:w="2160"/>
+            <w:tcW w:type="dxa" w:w="2041"/>
           </w:tcPr>
           <w:p>
             <w:r/>
@@ -160,13 +121,13 @@
               <w:rPr>
                 <w:sz w:val="16"/>
               </w:rPr>
-              <w:t>Bond / chain resistance</w:t>
+              <w:t>Channel state and failure mode</w:t>
             </w:r>
           </w:p>
         </w:tc>
         <w:tc>
           <w:tcPr>
-            <w:tcW w:type="dxa" w:w="2160"/>
+            <w:tcW w:type="dxa" w:w="2041"/>
           </w:tcPr>
           <w:p>
             <w:r/>
@@ -174,13 +135,13 @@
               <w:rPr>
                 <w:sz w:val="16"/>
               </w:rPr>
-              <w:t>Daisy chains DCL6, DCL12</w:t>
+              <w:t>D1–D8 gold probe pads</w:t>
             </w:r>
           </w:p>
         </w:tc>
         <w:tc>
           <w:tcPr>
-            <w:tcW w:type="dxa" w:w="2160"/>
+            <w:tcW w:type="dxa" w:w="2948"/>
           </w:tcPr>
           <w:p>
             <w:r/>
@@ -188,13 +149,13 @@
               <w:rPr>
                 <w:sz w:val="16"/>
               </w:rPr>
-              <w:t>Not usable (layout fault)</w:t>
+              <w:t>Handheld DMM, diode test</w:t>
             </w:r>
           </w:p>
         </w:tc>
         <w:tc>
           <w:tcPr>
-            <w:tcW w:type="dxa" w:w="2160"/>
+            <w:tcW w:type="dxa" w:w="2608"/>
           </w:tcPr>
           <w:p>
             <w:r/>
@@ -202,7 +163,7 @@
               <w:rPr>
                 <w:sz w:val="16"/>
               </w:rPr>
-              <w:t>—</w:t>
+              <w:t>≈1 mA forward</w:t>
             </w:r>
           </w:p>
         </w:tc>
@@ -210,7 +171,7 @@
       <w:tr>
         <w:tc>
           <w:tcPr>
-            <w:tcW w:type="dxa" w:w="2160"/>
+            <w:tcW w:type="dxa" w:w="2041"/>
           </w:tcPr>
           <w:p>
             <w:r/>
@@ -224,7 +185,7 @@
         </w:tc>
         <w:tc>
           <w:tcPr>
-            <w:tcW w:type="dxa" w:w="2160"/>
+            <w:tcW w:type="dxa" w:w="2041"/>
           </w:tcPr>
           <w:p>
             <w:r/>
@@ -232,13 +193,13 @@
               <w:rPr>
                 <w:sz w:val="16"/>
               </w:rPr>
-              <w:t>D1–D8, south header pins</w:t>
+              <w:t>D1–D8, south 32-pin header</w:t>
             </w:r>
           </w:p>
         </w:tc>
         <w:tc>
           <w:tcPr>
-            <w:tcW w:type="dxa" w:w="2160"/>
+            <w:tcW w:type="dxa" w:w="2948"/>
           </w:tcPr>
           <w:p>
             <w:r/>
@@ -246,13 +207,13 @@
               <w:rPr>
                 <w:sz w:val="16"/>
               </w:rPr>
-              <w:t>Arduino UNO R3, 6-branch binary current source, 14-bit oversampled ADC</w:t>
+              <w:t>Arduino UNO R3, six-branch binary current source, 14-bit oversampled ADC</w:t>
             </w:r>
           </w:p>
         </w:tc>
         <w:tc>
           <w:tcPr>
-            <w:tcW w:type="dxa" w:w="2160"/>
+            <w:tcW w:type="dxa" w:w="2608"/>
           </w:tcPr>
           <w:p>
             <w:r/>
@@ -268,7 +229,7 @@
       <w:tr>
         <w:tc>
           <w:tcPr>
-            <w:tcW w:type="dxa" w:w="2160"/>
+            <w:tcW w:type="dxa" w:w="2041"/>
           </w:tcPr>
           <w:p>
             <w:r/>
@@ -276,71 +237,13 @@
               <w:rPr>
                 <w:sz w:val="16"/>
               </w:rPr>
-              <w:t>Channel screening and failure mode</w:t>
+              <w:t>Sense-resistor calibration</w:t>
             </w:r>
           </w:p>
         </w:tc>
         <w:tc>
           <w:tcPr>
-            <w:tcW w:type="dxa" w:w="2160"/>
-          </w:tcPr>
-          <w:p>
-            <w:r/>
-            <w:r>
-              <w:rPr>
-                <w:sz w:val="16"/>
-              </w:rPr>
-              <w:t>D1–D8 probe pads</w:t>
-            </w:r>
-          </w:p>
-        </w:tc>
-        <w:tc>
-          <w:tcPr>
-            <w:tcW w:type="dxa" w:w="2160"/>
-          </w:tcPr>
-          <w:p>
-            <w:r/>
-            <w:r>
-              <w:rPr>
-                <w:sz w:val="16"/>
-              </w:rPr>
-              <w:t>Handheld DMM, diode test</w:t>
-            </w:r>
-          </w:p>
-        </w:tc>
-        <w:tc>
-          <w:tcPr>
-            <w:tcW w:type="dxa" w:w="2160"/>
-          </w:tcPr>
-          <w:p>
-            <w:r/>
-            <w:r>
-              <w:rPr>
-                <w:sz w:val="16"/>
-              </w:rPr>
-              <w:t>≈1 mA forward</w:t>
-            </w:r>
-          </w:p>
-        </w:tc>
-      </w:tr>
-      <w:tr>
-        <w:tc>
-          <w:tcPr>
-            <w:tcW w:type="dxa" w:w="2160"/>
-          </w:tcPr>
-          <w:p>
-            <w:r/>
-            <w:r>
-              <w:rPr>
-                <w:sz w:val="16"/>
-              </w:rPr>
-              <w:t>Sense resistor calibration</w:t>
-            </w:r>
-          </w:p>
-        </w:tc>
-        <w:tc>
-          <w:tcPr>
-            <w:tcW w:type="dxa" w:w="2160"/>
+            <w:tcW w:type="dxa" w:w="2041"/>
           </w:tcPr>
           <w:p>
             <w:r/>
@@ -354,7 +257,7 @@
         </w:tc>
         <w:tc>
           <w:tcPr>
-            <w:tcW w:type="dxa" w:w="2160"/>
+            <w:tcW w:type="dxa" w:w="2948"/>
           </w:tcPr>
           <w:p>
             <w:r/>
@@ -368,7 +271,7 @@
         </w:tc>
         <w:tc>
           <w:tcPr>
-            <w:tcW w:type="dxa" w:w="2160"/>
+            <w:tcW w:type="dxa" w:w="2608"/>
           </w:tcPr>
           <w:p>
             <w:r/>
@@ -384,7 +287,7 @@
       <w:tr>
         <w:tc>
           <w:tcPr>
-            <w:tcW w:type="dxa" w:w="2160"/>
+            <w:tcW w:type="dxa" w:w="2041"/>
           </w:tcPr>
           <w:p>
             <w:r/>
@@ -392,13 +295,13 @@
               <w:rPr>
                 <w:sz w:val="16"/>
               </w:rPr>
-              <w:t>Specific contact resistivity</w:t>
+              <w:t>Substrate temperature</w:t>
             </w:r>
           </w:p>
         </w:tc>
         <w:tc>
           <w:tcPr>
-            <w:tcW w:type="dxa" w:w="2160"/>
+            <w:tcW w:type="dxa" w:w="2041"/>
           </w:tcPr>
           <w:p>
             <w:r/>
@@ -406,13 +309,13 @@
               <w:rPr>
                 <w:sz w:val="16"/>
               </w:rPr>
-              <w:t>TLM ladders</w:t>
+              <w:t>NTC pads TH1–TH4</w:t>
             </w:r>
           </w:p>
         </w:tc>
         <w:tc>
           <w:tcPr>
-            <w:tcW w:type="dxa" w:w="2160"/>
+            <w:tcW w:type="dxa" w:w="2948"/>
           </w:tcPr>
           <w:p>
             <w:r/>
@@ -420,13 +323,13 @@
               <w:rPr>
                 <w:sz w:val="16"/>
               </w:rPr>
-              <w:t>Not measured</w:t>
+              <w:t>Handheld DMM, resistance</w:t>
             </w:r>
           </w:p>
         </w:tc>
         <w:tc>
           <w:tcPr>
-            <w:tcW w:type="dxa" w:w="2160"/>
+            <w:tcW w:type="dxa" w:w="2608"/>
           </w:tcPr>
           <w:p>
             <w:r/>
@@ -434,65 +337,7 @@
               <w:rPr>
                 <w:sz w:val="16"/>
               </w:rPr>
-              <w:t>—</w:t>
-            </w:r>
-          </w:p>
-        </w:tc>
-      </w:tr>
-      <w:tr>
-        <w:tc>
-          <w:tcPr>
-            <w:tcW w:type="dxa" w:w="2160"/>
-          </w:tcPr>
-          <w:p>
-            <w:r/>
-            <w:r>
-              <w:rPr>
-                <w:sz w:val="16"/>
-              </w:rPr>
-              <w:t>Sheet resistance</w:t>
-            </w:r>
-          </w:p>
-        </w:tc>
-        <w:tc>
-          <w:tcPr>
-            <w:tcW w:type="dxa" w:w="2160"/>
-          </w:tcPr>
-          <w:p>
-            <w:r/>
-            <w:r>
-              <w:rPr>
-                <w:sz w:val="16"/>
-              </w:rPr>
-              <w:t>van der Pauw cloverleaves</w:t>
-            </w:r>
-          </w:p>
-        </w:tc>
-        <w:tc>
-          <w:tcPr>
-            <w:tcW w:type="dxa" w:w="2160"/>
-          </w:tcPr>
-          <w:p>
-            <w:r/>
-            <w:r>
-              <w:rPr>
-                <w:sz w:val="16"/>
-              </w:rPr>
-              <w:t>Not measured</w:t>
-            </w:r>
-          </w:p>
-        </w:tc>
-        <w:tc>
-          <w:tcPr>
-            <w:tcW w:type="dxa" w:w="2160"/>
-          </w:tcPr>
-          <w:p>
-            <w:r/>
-            <w:r>
-              <w:rPr>
-                <w:sz w:val="16"/>
-              </w:rPr>
-              <w:t>—</w:t>
+              <w:t>DC</w:t>
             </w:r>
           </w:p>
         </w:tc>
@@ -504,659 +349,28 @@
       </w:pPr>
       <w:r>
         <w:rPr>
-          <w:rFonts w:ascii="Times New Roman" w:hAnsi="Times New Roman"/>
           <w:b w:val="0"/>
           <w:i w:val="0"/>
-          <w:color w:val="000000"/>
-          <w:sz w:val="22"/>
         </w:rPr>
-        <w:t>A.  Daisy-chain bond resistance and yield</w:t>
-      </w:r>
-    </w:p>
-    <w:p>
-      <w:pPr>
-        <w:spacing w:after="120" w:before="0"/>
-      </w:pPr>
-      <w:r>
-        <w:rPr>
-          <w:rFonts w:ascii="Times New Roman" w:hAnsi="Times New Roman"/>
-          <w:b w:val="0"/>
-          <w:i w:val="0"/>
-          <w:sz w:val="22"/>
-        </w:rPr>
-        <w:t>The daisy chains DCL6 and DCL12 place 6 and 12 LEDs in series through the red cathode, so a single I–V sweep across the chain endpoints exercises 2N bonds (N LEDs, two bonds each). The mean resistance per bond follows from the measured chain resistance:</w:t>
-      </w:r>
-    </w:p>
-    <w:p>
-      <w:pPr>
-        <w:spacing w:before="80" w:after="160"/>
-        <w:jc w:val="center"/>
-      </w:pPr>
-      <w:r>
-        <w:rPr>
-          <w:rFonts w:ascii="Times New Roman" w:hAnsi="Times New Roman"/>
-          <w:b w:val="0"/>
-          <w:i w:val="0"/>
-          <w:sz w:val="22"/>
-        </w:rPr>
-        <w:t>R</w:t>
-      </w:r>
-      <w:r>
-        <w:rPr>
-          <w:rFonts w:ascii="Times New Roman" w:hAnsi="Times New Roman"/>
-          <w:b w:val="0"/>
-          <w:i w:val="0"/>
-          <w:sz w:val="22"/>
-          <w:vertAlign w:val="subscript"/>
-        </w:rPr>
-        <w:t>bond</w:t>
-      </w:r>
-      <w:r>
-        <w:rPr>
-          <w:rFonts w:ascii="Times New Roman" w:hAnsi="Times New Roman"/>
-          <w:b w:val="0"/>
-          <w:i w:val="0"/>
-          <w:sz w:val="22"/>
-        </w:rPr>
-        <w:t xml:space="preserve"> = R</w:t>
-      </w:r>
-      <w:r>
-        <w:rPr>
-          <w:rFonts w:ascii="Times New Roman" w:hAnsi="Times New Roman"/>
-          <w:b w:val="0"/>
-          <w:i w:val="0"/>
-          <w:sz w:val="22"/>
-          <w:vertAlign w:val="subscript"/>
-        </w:rPr>
-        <w:t>chain</w:t>
-      </w:r>
-      <w:r>
-        <w:rPr>
-          <w:rFonts w:ascii="Times New Roman" w:hAnsi="Times New Roman"/>
-          <w:b w:val="0"/>
-          <w:i w:val="0"/>
-          <w:sz w:val="22"/>
-        </w:rPr>
-        <w:t xml:space="preserve"> / (2N)</w:t>
-      </w:r>
-    </w:p>
-    <w:p>
-      <w:pPr>
-        <w:spacing w:after="120" w:before="0"/>
-      </w:pPr>
-      <w:r>
-        <w:rPr>
-          <w:rFonts w:ascii="Times New Roman" w:hAnsi="Times New Roman"/>
-          <w:b w:val="0"/>
-          <w:i w:val="0"/>
-          <w:sz w:val="22"/>
-        </w:rPr>
-        <w:t>A defective bond appears either as a discontinuity in the chain I–V curve or as a chain forward voltage that overshoots N × V</w:t>
-      </w:r>
-      <w:r>
-        <w:rPr>
-          <w:rFonts w:ascii="Times New Roman" w:hAnsi="Times New Roman"/>
-          <w:b w:val="0"/>
-          <w:i w:val="0"/>
-          <w:sz w:val="22"/>
-          <w:vertAlign w:val="subscript"/>
-        </w:rPr>
-        <w:t>F,nom</w:t>
-      </w:r>
-      <w:r>
-        <w:rPr>
-          <w:rFonts w:ascii="Times New Roman" w:hAnsi="Times New Roman"/>
-          <w:b w:val="0"/>
-          <w:i w:val="0"/>
-          <w:sz w:val="22"/>
-        </w:rPr>
-        <w:t>. Yield is reported as the number of conducting bonds over the total. For reference, the v1 board reported chain resistances of 0.199–0.380 Ω across die finishes and mounting conditions [ref]; values of that order indicate well-formed joints.</w:t>
+        <w:t>A.  Channel screening and yield</w:t>
       </w:r>
     </w:p>
     <w:p>
       <w:r>
-        <w:t>The chains could not be used. Both DCL6 and DCL12 read open in forward and reverse on every coupon, and gave no photovoltage under illumination. The cause is a layout fault rather than a bonding failure: the chain routes each die's top-left pad to its top-right pad, and with the dice rotated 90 degrees those two pads are the red and blue cathodes. Every element in the chain is therefore a pair of back-to-back diodes, and the real anode on the bottom-left corner connects to nothing. No chain resistance or chain yield can be extracted from this coupon revision.</w:t>
-      </w:r>
-    </w:p>
-    <w:p>
-      <w:pPr>
-        <w:spacing w:before="160" w:after="60"/>
-      </w:pPr>
-      <w:r>
         <w:rPr>
-          <w:rFonts w:ascii="Times New Roman" w:hAnsi="Times New Roman"/>
-          <w:b/>
-          <w:i w:val="0"/>
-          <w:sz w:val="19"/>
-        </w:rPr>
-        <w:t>Table II. Daisy-chain bond resistance and yield.</w:t>
-      </w:r>
-    </w:p>
-    <w:tbl>
-      <w:tblPr>
-        <w:tblStyle w:val="TableGrid"/>
-        <w:tblW w:type="auto" w:w="0"/>
-        <w:jc w:val="center"/>
-        <w:tblLayout w:type="autofit"/>
-        <w:tblLook w:firstColumn="1" w:firstRow="1" w:lastColumn="0" w:lastRow="0" w:noHBand="0" w:noVBand="1" w:val="04A0"/>
-      </w:tblPr>
-      <w:tblGrid>
-        <w:gridCol w:w="1234"/>
-        <w:gridCol w:w="1234"/>
-        <w:gridCol w:w="1234"/>
-        <w:gridCol w:w="1234"/>
-        <w:gridCol w:w="1234"/>
-        <w:gridCol w:w="1234"/>
-        <w:gridCol w:w="1234"/>
-      </w:tblGrid>
-      <w:tr>
-        <w:tc>
-          <w:tcPr>
-            <w:tcW w:type="dxa" w:w="1234"/>
-            <w:shd w:val="clear" w:color="auto" w:fill="D9E2F3"/>
-          </w:tcPr>
-          <w:p>
-            <w:pPr>
-              <w:spacing w:after="20" w:before="20"/>
-              <w:jc w:val="center"/>
-            </w:pPr>
-            <w:r/>
-            <w:r>
-              <w:rPr>
-                <w:rFonts w:ascii="Times New Roman" w:hAnsi="Times New Roman"/>
-                <w:b/>
-                <w:i w:val="0"/>
-                <w:sz w:val="19"/>
-              </w:rPr>
-              <w:t>Sample / condition</w:t>
-            </w:r>
-          </w:p>
-        </w:tc>
-        <w:tc>
-          <w:tcPr>
-            <w:tcW w:type="dxa" w:w="1234"/>
-            <w:shd w:val="clear" w:color="auto" w:fill="D9E2F3"/>
-          </w:tcPr>
-          <w:p>
-            <w:pPr>
-              <w:spacing w:after="20" w:before="20"/>
-              <w:jc w:val="center"/>
-            </w:pPr>
-            <w:r/>
-            <w:r>
-              <w:rPr>
-                <w:rFonts w:ascii="Times New Roman" w:hAnsi="Times New Roman"/>
-                <w:b/>
-                <w:i w:val="0"/>
-                <w:sz w:val="19"/>
-              </w:rPr>
-              <w:t>Chain</w:t>
-            </w:r>
-          </w:p>
-        </w:tc>
-        <w:tc>
-          <w:tcPr>
-            <w:tcW w:type="dxa" w:w="1234"/>
-            <w:shd w:val="clear" w:color="auto" w:fill="D9E2F3"/>
-          </w:tcPr>
-          <w:p>
-            <w:pPr>
-              <w:spacing w:after="20" w:before="20"/>
-              <w:jc w:val="center"/>
-            </w:pPr>
-            <w:r/>
-            <w:r>
-              <w:rPr>
-                <w:rFonts w:ascii="Times New Roman" w:hAnsi="Times New Roman"/>
-                <w:b/>
-                <w:i w:val="0"/>
-                <w:sz w:val="19"/>
-              </w:rPr>
-              <w:t>N (LEDs)</w:t>
-            </w:r>
-          </w:p>
-        </w:tc>
-        <w:tc>
-          <w:tcPr>
-            <w:tcW w:type="dxa" w:w="1234"/>
-            <w:shd w:val="clear" w:color="auto" w:fill="D9E2F3"/>
-          </w:tcPr>
-          <w:p>
-            <w:pPr>
-              <w:spacing w:after="20" w:before="20"/>
-              <w:jc w:val="center"/>
-            </w:pPr>
-            <w:r/>
-            <w:r>
-              <w:rPr>
-                <w:rFonts w:ascii="Times New Roman" w:hAnsi="Times New Roman"/>
-                <w:b/>
-                <w:i w:val="0"/>
-                <w:sz w:val="19"/>
-              </w:rPr>
-              <w:t>R</w:t>
-            </w:r>
-            <w:r>
-              <w:rPr>
-                <w:rFonts w:ascii="Times New Roman" w:hAnsi="Times New Roman"/>
-                <w:b/>
-                <w:i w:val="0"/>
-                <w:sz w:val="19"/>
-                <w:vertAlign w:val="subscript"/>
-              </w:rPr>
-              <w:t>chain</w:t>
-            </w:r>
-            <w:r>
-              <w:rPr>
-                <w:rFonts w:ascii="Times New Roman" w:hAnsi="Times New Roman"/>
-                <w:b/>
-                <w:i w:val="0"/>
-                <w:sz w:val="19"/>
-              </w:rPr>
-              <w:t xml:space="preserve"> (Ω)</w:t>
-            </w:r>
-          </w:p>
-        </w:tc>
-        <w:tc>
-          <w:tcPr>
-            <w:tcW w:type="dxa" w:w="1234"/>
-            <w:shd w:val="clear" w:color="auto" w:fill="D9E2F3"/>
-          </w:tcPr>
-          <w:p>
-            <w:pPr>
-              <w:spacing w:after="20" w:before="20"/>
-              <w:jc w:val="center"/>
-            </w:pPr>
-            <w:r/>
-            <w:r>
-              <w:rPr>
-                <w:rFonts w:ascii="Times New Roman" w:hAnsi="Times New Roman"/>
-                <w:b/>
-                <w:i w:val="0"/>
-                <w:sz w:val="19"/>
-              </w:rPr>
-              <w:t>R</w:t>
-            </w:r>
-            <w:r>
-              <w:rPr>
-                <w:rFonts w:ascii="Times New Roman" w:hAnsi="Times New Roman"/>
-                <w:b/>
-                <w:i w:val="0"/>
-                <w:sz w:val="19"/>
-                <w:vertAlign w:val="subscript"/>
-              </w:rPr>
-              <w:t>bond</w:t>
-            </w:r>
-            <w:r>
-              <w:rPr>
-                <w:rFonts w:ascii="Times New Roman" w:hAnsi="Times New Roman"/>
-                <w:b/>
-                <w:i w:val="0"/>
-                <w:sz w:val="19"/>
-              </w:rPr>
-              <w:t xml:space="preserve"> (mΩ)</w:t>
-            </w:r>
-          </w:p>
-        </w:tc>
-        <w:tc>
-          <w:tcPr>
-            <w:tcW w:type="dxa" w:w="1234"/>
-            <w:shd w:val="clear" w:color="auto" w:fill="D9E2F3"/>
-          </w:tcPr>
-          <w:p>
-            <w:pPr>
-              <w:spacing w:after="20" w:before="20"/>
-              <w:jc w:val="center"/>
-            </w:pPr>
-            <w:r/>
-            <w:r>
-              <w:rPr>
-                <w:rFonts w:ascii="Times New Roman" w:hAnsi="Times New Roman"/>
-                <w:b/>
-                <w:i w:val="0"/>
-                <w:sz w:val="19"/>
-              </w:rPr>
-              <w:t>Bonds OK / total</w:t>
-            </w:r>
-          </w:p>
-        </w:tc>
-        <w:tc>
-          <w:tcPr>
-            <w:tcW w:type="dxa" w:w="1234"/>
-            <w:shd w:val="clear" w:color="auto" w:fill="D9E2F3"/>
-          </w:tcPr>
-          <w:p>
-            <w:pPr>
-              <w:spacing w:after="20" w:before="20"/>
-              <w:jc w:val="center"/>
-            </w:pPr>
-            <w:r/>
-            <w:r>
-              <w:rPr>
-                <w:rFonts w:ascii="Times New Roman" w:hAnsi="Times New Roman"/>
-                <w:b/>
-                <w:i w:val="0"/>
-                <w:sz w:val="19"/>
-              </w:rPr>
-              <w:t>Yield (%)</w:t>
-            </w:r>
-          </w:p>
-        </w:tc>
-      </w:tr>
-      <w:tr>
-        <w:tc>
-          <w:tcPr>
-            <w:tcW w:type="dxa" w:w="1234"/>
-          </w:tcPr>
-          <w:p>
-            <w:r/>
-            <w:r>
-              <w:rPr>
-                <w:sz w:val="16"/>
-              </w:rPr>
-              <w:t>all</w:t>
-            </w:r>
-          </w:p>
-        </w:tc>
-        <w:tc>
-          <w:tcPr>
-            <w:tcW w:type="dxa" w:w="1234"/>
-          </w:tcPr>
-          <w:p>
-            <w:r/>
-            <w:r>
-              <w:rPr>
-                <w:sz w:val="16"/>
-              </w:rPr>
-              <w:t>DCL6</w:t>
-            </w:r>
-          </w:p>
-        </w:tc>
-        <w:tc>
-          <w:tcPr>
-            <w:tcW w:type="dxa" w:w="1234"/>
-          </w:tcPr>
-          <w:p>
-            <w:r/>
-            <w:r>
-              <w:rPr>
-                <w:sz w:val="16"/>
-              </w:rPr>
-              <w:t>6</w:t>
-            </w:r>
-          </w:p>
-        </w:tc>
-        <w:tc>
-          <w:tcPr>
-            <w:tcW w:type="dxa" w:w="1234"/>
-          </w:tcPr>
-          <w:p>
-            <w:r/>
-            <w:r>
-              <w:rPr>
-                <w:sz w:val="16"/>
-              </w:rPr>
-              <w:t>open</w:t>
-            </w:r>
-          </w:p>
-        </w:tc>
-        <w:tc>
-          <w:tcPr>
-            <w:tcW w:type="dxa" w:w="1234"/>
-          </w:tcPr>
-          <w:p>
-            <w:r/>
-            <w:r>
-              <w:rPr>
-                <w:sz w:val="16"/>
-              </w:rPr>
-              <w:t>n/a</w:t>
-            </w:r>
-          </w:p>
-        </w:tc>
-        <w:tc>
-          <w:tcPr>
-            <w:tcW w:type="dxa" w:w="1234"/>
-          </w:tcPr>
-          <w:p>
-            <w:r/>
-            <w:r>
-              <w:rPr>
-                <w:sz w:val="16"/>
-              </w:rPr>
-              <w:t>0 / 6</w:t>
-            </w:r>
-          </w:p>
-        </w:tc>
-        <w:tc>
-          <w:tcPr>
-            <w:tcW w:type="dxa" w:w="1234"/>
-          </w:tcPr>
-          <w:p>
-            <w:r/>
-            <w:r>
-              <w:rPr>
-                <w:sz w:val="16"/>
-              </w:rPr>
-              <w:t>n/a</w:t>
-            </w:r>
-          </w:p>
-        </w:tc>
-      </w:tr>
-      <w:tr>
-        <w:tc>
-          <w:tcPr>
-            <w:tcW w:type="dxa" w:w="1234"/>
-          </w:tcPr>
-          <w:p>
-            <w:r/>
-            <w:r>
-              <w:rPr>
-                <w:sz w:val="16"/>
-              </w:rPr>
-              <w:t>all</w:t>
-            </w:r>
-          </w:p>
-        </w:tc>
-        <w:tc>
-          <w:tcPr>
-            <w:tcW w:type="dxa" w:w="1234"/>
-          </w:tcPr>
-          <w:p>
-            <w:r/>
-            <w:r>
-              <w:rPr>
-                <w:sz w:val="16"/>
-              </w:rPr>
-              <w:t>DCL12</w:t>
-            </w:r>
-          </w:p>
-        </w:tc>
-        <w:tc>
-          <w:tcPr>
-            <w:tcW w:type="dxa" w:w="1234"/>
-          </w:tcPr>
-          <w:p>
-            <w:r/>
-            <w:r>
-              <w:rPr>
-                <w:sz w:val="16"/>
-              </w:rPr>
-              <w:t>12</w:t>
-            </w:r>
-          </w:p>
-        </w:tc>
-        <w:tc>
-          <w:tcPr>
-            <w:tcW w:type="dxa" w:w="1234"/>
-          </w:tcPr>
-          <w:p>
-            <w:r/>
-            <w:r>
-              <w:rPr>
-                <w:sz w:val="16"/>
-              </w:rPr>
-              <w:t>open</w:t>
-            </w:r>
-          </w:p>
-        </w:tc>
-        <w:tc>
-          <w:tcPr>
-            <w:tcW w:type="dxa" w:w="1234"/>
-          </w:tcPr>
-          <w:p>
-            <w:r/>
-            <w:r>
-              <w:rPr>
-                <w:sz w:val="16"/>
-              </w:rPr>
-              <w:t>n/a</w:t>
-            </w:r>
-          </w:p>
-        </w:tc>
-        <w:tc>
-          <w:tcPr>
-            <w:tcW w:type="dxa" w:w="1234"/>
-          </w:tcPr>
-          <w:p>
-            <w:r/>
-            <w:r>
-              <w:rPr>
-                <w:sz w:val="16"/>
-              </w:rPr>
-              <w:t>0 / 12</w:t>
-            </w:r>
-          </w:p>
-        </w:tc>
-        <w:tc>
-          <w:tcPr>
-            <w:tcW w:type="dxa" w:w="1234"/>
-          </w:tcPr>
-          <w:p>
-            <w:r/>
-            <w:r>
-              <w:rPr>
-                <w:sz w:val="16"/>
-              </w:rPr>
-              <w:t>n/a</w:t>
-            </w:r>
-          </w:p>
-        </w:tc>
-      </w:tr>
-    </w:tbl>
-    <w:p>
-      <w:pPr>
-        <w:pStyle w:val="Heading2"/>
-      </w:pPr>
-      <w:r>
-        <w:rPr>
-          <w:rFonts w:ascii="Times New Roman" w:hAnsi="Times New Roman"/>
           <w:b w:val="0"/>
           <w:i w:val="0"/>
-          <w:color w:val="000000"/>
-          <w:sz w:val="22"/>
         </w:rPr>
-        <w:t>B.  Forward voltage and current–voltage characteristics</w:t>
-      </w:r>
-    </w:p>
-    <w:p>
-      <w:pPr>
-        <w:spacing w:after="120" w:before="0"/>
-      </w:pPr>
-      <w:r>
-        <w:rPr>
-          <w:rFonts w:ascii="Times New Roman" w:hAnsi="Times New Roman"/>
-          <w:b w:val="0"/>
-          <w:i w:val="0"/>
-          <w:sz w:val="22"/>
-        </w:rPr>
-        <w:t>Each addressable LED is read across its four bonded contacts. The forward voltage at the 10 mA operating point, V</w:t>
-      </w:r>
-      <w:r>
-        <w:rPr>
-          <w:rFonts w:ascii="Times New Roman" w:hAnsi="Times New Roman"/>
-          <w:b w:val="0"/>
-          <w:i w:val="0"/>
-          <w:sz w:val="22"/>
-          <w:vertAlign w:val="subscript"/>
-        </w:rPr>
-        <w:t>F</w:t>
-      </w:r>
-      <w:r>
-        <w:rPr>
-          <w:rFonts w:ascii="Times New Roman" w:hAnsi="Times New Roman"/>
-          <w:b w:val="0"/>
-          <w:i w:val="0"/>
-          <w:sz w:val="22"/>
-        </w:rPr>
-        <w:t>(10 mA), is the primary number; for WL-SFCC red the nominal value is ≈ 2.05 V [ref], so a joint that adds appreciable series resistance shows up as an elevated V</w:t>
-      </w:r>
-      <w:r>
-        <w:rPr>
-          <w:rFonts w:ascii="Times New Roman" w:hAnsi="Times New Roman"/>
-          <w:b w:val="0"/>
-          <w:i w:val="0"/>
-          <w:sz w:val="22"/>
-          <w:vertAlign w:val="subscript"/>
-        </w:rPr>
-        <w:t>F</w:t>
-      </w:r>
-      <w:r>
-        <w:rPr>
-          <w:rFonts w:ascii="Times New Roman" w:hAnsi="Times New Roman"/>
-          <w:b w:val="0"/>
-          <w:i w:val="0"/>
-          <w:sz w:val="22"/>
-        </w:rPr>
-        <w:t>. A least-squares fit of the high-current branch gives the joint series resistance R</w:t>
-      </w:r>
-      <w:r>
-        <w:rPr>
-          <w:rFonts w:ascii="Times New Roman" w:hAnsi="Times New Roman"/>
-          <w:b w:val="0"/>
-          <w:i w:val="0"/>
-          <w:sz w:val="22"/>
-          <w:vertAlign w:val="subscript"/>
-        </w:rPr>
-        <w:t>s</w:t>
-      </w:r>
-      <w:r>
-        <w:rPr>
-          <w:rFonts w:ascii="Times New Roman" w:hAnsi="Times New Roman"/>
-          <w:b w:val="0"/>
-          <w:i w:val="0"/>
-          <w:sz w:val="22"/>
-        </w:rPr>
-        <w:t>, and the reverse branch at −5 V gives the leakage current I</w:t>
-      </w:r>
-      <w:r>
-        <w:rPr>
-          <w:rFonts w:ascii="Times New Roman" w:hAnsi="Times New Roman"/>
-          <w:b w:val="0"/>
-          <w:i w:val="0"/>
-          <w:sz w:val="22"/>
-          <w:vertAlign w:val="subscript"/>
-        </w:rPr>
-        <w:t>leak</w:t>
-      </w:r>
-      <w:r>
-        <w:rPr>
-          <w:rFonts w:ascii="Times New Roman" w:hAnsi="Times New Roman"/>
-          <w:b w:val="0"/>
-          <w:i w:val="0"/>
-          <w:sz w:val="22"/>
-        </w:rPr>
-        <w:t>, which flags damaged or contaminated dies.</w:t>
+        <w:t>All 120 addressable channels on the five coupons were probed at the gold pads with a DMM diode test. A channel passes if it shows a forward junction voltage and lights. Failures were classified as open (no conduction), short (junction voltage below 0.15 V), cross-lit (driving one colour lights another, which indicates a bridge between cathodes), detached (the die is physically absent), or suspect.</w:t>
       </w:r>
     </w:p>
     <w:p>
       <w:r>
-        <w:t>Each channel was swept over 63 current levels between 0.5 and 15.9 mA using a binary-weighted resistor bank on six digital pins, with the current pulsed for 5 ms and off for 250 ms to hold the duty cycle fixed. Series resistance comes from a three-parameter least-squares fit of V = V0 + n·VT·ln(I) + I·Rs over all points above 0.5 mA.</w:t>
-      </w:r>
-    </w:p>
-    <w:p>
-      <w:r>
-        <w:t>Only the red channels give physical fits. Green and blue return ideality factors of 3.2 to 4.0, which no LED has. With a forward voltage near 2.8 V the 5 V rail leaves only a 20-fold current range, over which V0, n and Rs trade off against each other and the fit becomes degenerate. Red spans 30-fold and returns ideality 1.60 to 2.06. All series resistance results below are red only.</w:t>
+        <w:rPr>
+          <w:b w:val="0"/>
+          <w:i w:val="0"/>
+        </w:rPr>
+        <w:t>Yield separates the conditions. A chi-square test on the 120 channels gives p = 2.2 × 10⁻⁴. Conditions 5 and 7 lost no channels at all; condition 3 lost 9 of 12.</w:t>
       </w:r>
     </w:p>
     <w:p>
@@ -1166,7 +380,7 @@
       <w:r>
         <w:drawing>
           <wp:inline xmlns:a="http://schemas.openxmlformats.org/drawingml/2006/main" xmlns:pic="http://schemas.openxmlformats.org/drawingml/2006/picture">
-            <wp:extent cx="3060000" cy="2157498"/>
+            <wp:extent cx="3096000" cy="2620304"/>
             <wp:docPr id="1" name="Picture 1"/>
             <wp:cNvGraphicFramePr>
               <a:graphicFrameLocks noChangeAspect="1"/>
@@ -1175,7 +389,7 @@
               <a:graphicData uri="http://schemas.openxmlformats.org/drawingml/2006/picture">
                 <pic:pic>
                   <pic:nvPicPr>
-                    <pic:cNvPr id="0" name="fig1_iv_curves.png"/>
+                    <pic:cNvPr id="0" name="fig2_defect_map.png"/>
                     <pic:cNvPicPr/>
                   </pic:nvPicPr>
                   <pic:blipFill>
@@ -1187,7 +401,7 @@
                   <pic:spPr>
                     <a:xfrm>
                       <a:off x="0" y="0"/>
-                      <a:ext cx="3060000" cy="2157498"/>
+                      <a:ext cx="3096000" cy="2620304"/>
                     </a:xfrm>
                     <a:prstGeom prst="rect"/>
                   </pic:spPr>
@@ -1204,15 +418,11 @@
       </w:pPr>
       <w:r>
         <w:rPr>
+          <w:b w:val="0"/>
           <w:i/>
           <w:sz w:val="17"/>
         </w:rPr>
-        <w:t>Fig. 1. Forward characteristics of one die (S1 D1) in all three colours. Red reaches 13.9 mA; green and blue are limited to about 10 mA by the 5 V supply.</w:t>
-      </w:r>
-    </w:p>
-    <w:p>
-      <w:r>
-        <w:t>Across 29 red channels the mean series resistance is 11.43 Ω with a standard deviation of 0.99 Ω. One-way ANOVA across the eight conditions gives F(7,21) = 1.73, p = 0.16. Forward voltage at 10 mA behaves the same way: 2.0104 V mean, 12.9 mV standard deviation, p = 0.24. Neither quantity separates the assembly conditions.</w:t>
+        <w:t>Fig. 1. Channel-level screening result. Three rows per condition (red, green, blue), one column per die position. Blank cells are die positions the condition does not own.</w:t>
       </w:r>
     </w:p>
     <w:p>
@@ -1222,7 +432,7 @@
       <w:r>
         <w:drawing>
           <wp:inline xmlns:a="http://schemas.openxmlformats.org/drawingml/2006/main" xmlns:pic="http://schemas.openxmlformats.org/drawingml/2006/picture">
-            <wp:extent cx="3060000" cy="2152155"/>
+            <wp:extent cx="3096000" cy="2253200"/>
             <wp:docPr id="2" name="Picture 2"/>
             <wp:cNvGraphicFramePr>
               <a:graphicFrameLocks noChangeAspect="1"/>
@@ -1231,7 +441,7 @@
               <a:graphicData uri="http://schemas.openxmlformats.org/drawingml/2006/picture">
                 <pic:pic>
                   <pic:nvPicPr>
-                    <pic:cNvPr id="0" name="fig4_rs_by_condition.png"/>
+                    <pic:cNvPr id="0" name="fig3_yield_modes.png"/>
                     <pic:cNvPicPr/>
                   </pic:nvPicPr>
                   <pic:blipFill>
@@ -1243,7 +453,7 @@
                   <pic:spPr>
                     <a:xfrm>
                       <a:off x="0" y="0"/>
-                      <a:ext cx="3060000" cy="2152155"/>
+                      <a:ext cx="3096000" cy="2253200"/>
                     </a:xfrm>
                     <a:prstGeom prst="rect"/>
                   </pic:spPr>
@@ -1260,15 +470,742 @@
       </w:pPr>
       <w:r>
         <w:rPr>
+          <w:b w:val="0"/>
           <w:i/>
           <w:sz w:val="17"/>
         </w:rPr>
-        <w:t>Fig. 2. Series resistance by condition. Red points are individual channels, squares are condition means, bars are ±1 standard deviation. The shaded band is the ±1σ measurement repeatability from Fig. 4.</w:t>
+        <w:t>Fig. 2. Yield and failure mode by condition. Error bars are 95 % Wilson intervals on the pass fraction; counts above each bar are passing channels over total.</w:t>
+      </w:r>
+    </w:p>
+    <w:p>
+      <w:pPr>
+        <w:jc w:val="center"/>
+      </w:pPr>
+      <w:r>
+        <w:rPr>
+          <w:b w:val="0"/>
+          <w:i/>
+          <w:sz w:val="17"/>
+        </w:rPr>
+        <w:t>Table II. Channel yield and failure mode by assembly condition.</w:t>
+      </w:r>
+    </w:p>
+    <w:tbl>
+      <w:tblPr>
+        <w:tblStyle w:val="TableGrid"/>
+        <w:tblW w:type="auto" w:w="0"/>
+        <w:tblLook w:firstColumn="1" w:firstRow="1" w:lastColumn="0" w:lastRow="0" w:noHBand="0" w:noVBand="1" w:val="04A0"/>
+      </w:tblPr>
+      <w:tblGrid>
+        <w:gridCol w:w="1728"/>
+        <w:gridCol w:w="1728"/>
+        <w:gridCol w:w="1728"/>
+        <w:gridCol w:w="1728"/>
+        <w:gridCol w:w="1728"/>
+      </w:tblGrid>
+      <w:tr>
+        <w:tc>
+          <w:tcPr>
+            <w:tcW w:type="dxa" w:w="1134"/>
+          </w:tcPr>
+          <w:p>
+            <w:r/>
+            <w:r>
+              <w:rPr>
+                <w:b/>
+                <w:sz w:val="16"/>
+              </w:rPr>
+              <w:t>Condition</w:t>
+            </w:r>
+          </w:p>
+        </w:tc>
+        <w:tc>
+          <w:tcPr>
+            <w:tcW w:type="dxa" w:w="1361"/>
+          </w:tcPr>
+          <w:p>
+            <w:r/>
+            <w:r>
+              <w:rPr>
+                <w:b/>
+                <w:sz w:val="16"/>
+              </w:rPr>
+              <w:t>Pass / total</w:t>
+            </w:r>
+          </w:p>
+        </w:tc>
+        <w:tc>
+          <w:tcPr>
+            <w:tcW w:type="dxa" w:w="1134"/>
+          </w:tcPr>
+          <w:p>
+            <w:r/>
+            <w:r>
+              <w:rPr>
+                <w:b/>
+                <w:sz w:val="16"/>
+              </w:rPr>
+              <w:t>Yield (%)</w:t>
+            </w:r>
+          </w:p>
+        </w:tc>
+        <w:tc>
+          <w:tcPr>
+            <w:tcW w:type="dxa" w:w="3175"/>
+          </w:tcPr>
+          <w:p>
+            <w:r/>
+            <w:r>
+              <w:rPr>
+                <w:b/>
+                <w:sz w:val="16"/>
+              </w:rPr>
+              <w:t>Failure modes</w:t>
+            </w:r>
+          </w:p>
+        </w:tc>
+        <w:tc>
+          <w:tcPr>
+            <w:tcW w:type="dxa" w:w="1701"/>
+          </w:tcPr>
+          <w:p>
+            <w:r/>
+            <w:r>
+              <w:rPr>
+                <w:b/>
+                <w:sz w:val="16"/>
+              </w:rPr>
+              <w:t>Interpretation</w:t>
+            </w:r>
+          </w:p>
+        </w:tc>
+      </w:tr>
+      <w:tr>
+        <w:tc>
+          <w:tcPr>
+            <w:tcW w:type="dxa" w:w="1134"/>
+          </w:tcPr>
+          <w:p>
+            <w:r/>
+            <w:r>
+              <w:rPr>
+                <w:sz w:val="16"/>
+              </w:rPr>
+              <w:t>1</w:t>
+            </w:r>
+          </w:p>
+        </w:tc>
+        <w:tc>
+          <w:tcPr>
+            <w:tcW w:type="dxa" w:w="1361"/>
+          </w:tcPr>
+          <w:p>
+            <w:r/>
+            <w:r>
+              <w:rPr>
+                <w:sz w:val="16"/>
+              </w:rPr>
+              <w:t>20 / 24</w:t>
+            </w:r>
+          </w:p>
+        </w:tc>
+        <w:tc>
+          <w:tcPr>
+            <w:tcW w:type="dxa" w:w="1134"/>
+          </w:tcPr>
+          <w:p>
+            <w:r/>
+            <w:r>
+              <w:rPr>
+                <w:sz w:val="16"/>
+              </w:rPr>
+              <w:t>83.3</w:t>
+            </w:r>
+          </w:p>
+        </w:tc>
+        <w:tc>
+          <w:tcPr>
+            <w:tcW w:type="dxa" w:w="3175"/>
+          </w:tcPr>
+          <w:p>
+            <w:r/>
+            <w:r>
+              <w:rPr>
+                <w:sz w:val="16"/>
+              </w:rPr>
+              <w:t>open 1, detached 3</w:t>
+            </w:r>
+          </w:p>
+        </w:tc>
+        <w:tc>
+          <w:tcPr>
+            <w:tcW w:type="dxa" w:w="1701"/>
+          </w:tcPr>
+          <w:p>
+            <w:r/>
+            <w:r>
+              <w:rPr>
+                <w:sz w:val="16"/>
+              </w:rPr>
+              <w:t>under-bonded</w:t>
+            </w:r>
+          </w:p>
+        </w:tc>
+      </w:tr>
+      <w:tr>
+        <w:tc>
+          <w:tcPr>
+            <w:tcW w:type="dxa" w:w="1134"/>
+          </w:tcPr>
+          <w:p>
+            <w:r/>
+            <w:r>
+              <w:rPr>
+                <w:sz w:val="16"/>
+              </w:rPr>
+              <w:t>2</w:t>
+            </w:r>
+          </w:p>
+        </w:tc>
+        <w:tc>
+          <w:tcPr>
+            <w:tcW w:type="dxa" w:w="1361"/>
+          </w:tcPr>
+          <w:p>
+            <w:r/>
+            <w:r>
+              <w:rPr>
+                <w:sz w:val="16"/>
+              </w:rPr>
+              <w:t>14 / 24</w:t>
+            </w:r>
+          </w:p>
+        </w:tc>
+        <w:tc>
+          <w:tcPr>
+            <w:tcW w:type="dxa" w:w="1134"/>
+          </w:tcPr>
+          <w:p>
+            <w:r/>
+            <w:r>
+              <w:rPr>
+                <w:sz w:val="16"/>
+              </w:rPr>
+              <w:t>58.3</w:t>
+            </w:r>
+          </w:p>
+        </w:tc>
+        <w:tc>
+          <w:tcPr>
+            <w:tcW w:type="dxa" w:w="3175"/>
+          </w:tcPr>
+          <w:p>
+            <w:r/>
+            <w:r>
+              <w:rPr>
+                <w:sz w:val="16"/>
+              </w:rPr>
+              <w:t>open 4, detached 6</w:t>
+            </w:r>
+          </w:p>
+        </w:tc>
+        <w:tc>
+          <w:tcPr>
+            <w:tcW w:type="dxa" w:w="1701"/>
+          </w:tcPr>
+          <w:p>
+            <w:r/>
+            <w:r>
+              <w:rPr>
+                <w:sz w:val="16"/>
+              </w:rPr>
+              <w:t>under-bonded</w:t>
+            </w:r>
+          </w:p>
+        </w:tc>
+      </w:tr>
+      <w:tr>
+        <w:tc>
+          <w:tcPr>
+            <w:tcW w:type="dxa" w:w="1134"/>
+          </w:tcPr>
+          <w:p>
+            <w:r/>
+            <w:r>
+              <w:rPr>
+                <w:sz w:val="16"/>
+              </w:rPr>
+              <w:t>3</w:t>
+            </w:r>
+          </w:p>
+        </w:tc>
+        <w:tc>
+          <w:tcPr>
+            <w:tcW w:type="dxa" w:w="1361"/>
+          </w:tcPr>
+          <w:p>
+            <w:r/>
+            <w:r>
+              <w:rPr>
+                <w:sz w:val="16"/>
+              </w:rPr>
+              <w:t>3 / 12</w:t>
+            </w:r>
+          </w:p>
+        </w:tc>
+        <w:tc>
+          <w:tcPr>
+            <w:tcW w:type="dxa" w:w="1134"/>
+          </w:tcPr>
+          <w:p>
+            <w:r/>
+            <w:r>
+              <w:rPr>
+                <w:sz w:val="16"/>
+              </w:rPr>
+              <w:t>25.0</w:t>
+            </w:r>
+          </w:p>
+        </w:tc>
+        <w:tc>
+          <w:tcPr>
+            <w:tcW w:type="dxa" w:w="3175"/>
+          </w:tcPr>
+          <w:p>
+            <w:r/>
+            <w:r>
+              <w:rPr>
+                <w:sz w:val="16"/>
+              </w:rPr>
+              <w:t>suspect 1, cross-lit 2, open 2, short 4</w:t>
+            </w:r>
+          </w:p>
+        </w:tc>
+        <w:tc>
+          <w:tcPr>
+            <w:tcW w:type="dxa" w:w="1701"/>
+          </w:tcPr>
+          <w:p>
+            <w:r/>
+            <w:r>
+              <w:rPr>
+                <w:sz w:val="16"/>
+              </w:rPr>
+              <w:t>over-bonded</w:t>
+            </w:r>
+          </w:p>
+        </w:tc>
+      </w:tr>
+      <w:tr>
+        <w:tc>
+          <w:tcPr>
+            <w:tcW w:type="dxa" w:w="1134"/>
+          </w:tcPr>
+          <w:p>
+            <w:r/>
+            <w:r>
+              <w:rPr>
+                <w:sz w:val="16"/>
+              </w:rPr>
+              <w:t>4</w:t>
+            </w:r>
+          </w:p>
+        </w:tc>
+        <w:tc>
+          <w:tcPr>
+            <w:tcW w:type="dxa" w:w="1361"/>
+          </w:tcPr>
+          <w:p>
+            <w:r/>
+            <w:r>
+              <w:rPr>
+                <w:sz w:val="16"/>
+              </w:rPr>
+              <w:t>8 / 12</w:t>
+            </w:r>
+          </w:p>
+        </w:tc>
+        <w:tc>
+          <w:tcPr>
+            <w:tcW w:type="dxa" w:w="1134"/>
+          </w:tcPr>
+          <w:p>
+            <w:r/>
+            <w:r>
+              <w:rPr>
+                <w:sz w:val="16"/>
+              </w:rPr>
+              <w:t>66.7</w:t>
+            </w:r>
+          </w:p>
+        </w:tc>
+        <w:tc>
+          <w:tcPr>
+            <w:tcW w:type="dxa" w:w="3175"/>
+          </w:tcPr>
+          <w:p>
+            <w:r/>
+            <w:r>
+              <w:rPr>
+                <w:sz w:val="16"/>
+              </w:rPr>
+              <w:t>suspect 1, cross-lit 1, open 1, short 1</w:t>
+            </w:r>
+          </w:p>
+        </w:tc>
+        <w:tc>
+          <w:tcPr>
+            <w:tcW w:type="dxa" w:w="1701"/>
+          </w:tcPr>
+          <w:p>
+            <w:r/>
+            <w:r>
+              <w:rPr>
+                <w:sz w:val="16"/>
+              </w:rPr>
+              <w:t>over-bonded</w:t>
+            </w:r>
+          </w:p>
+        </w:tc>
+      </w:tr>
+      <w:tr>
+        <w:tc>
+          <w:tcPr>
+            <w:tcW w:type="dxa" w:w="1134"/>
+          </w:tcPr>
+          <w:p>
+            <w:r/>
+            <w:r>
+              <w:rPr>
+                <w:sz w:val="16"/>
+              </w:rPr>
+              <w:t>5</w:t>
+            </w:r>
+          </w:p>
+        </w:tc>
+        <w:tc>
+          <w:tcPr>
+            <w:tcW w:type="dxa" w:w="1361"/>
+          </w:tcPr>
+          <w:p>
+            <w:r/>
+            <w:r>
+              <w:rPr>
+                <w:sz w:val="16"/>
+              </w:rPr>
+              <w:t>12 / 12</w:t>
+            </w:r>
+          </w:p>
+        </w:tc>
+        <w:tc>
+          <w:tcPr>
+            <w:tcW w:type="dxa" w:w="1134"/>
+          </w:tcPr>
+          <w:p>
+            <w:r/>
+            <w:r>
+              <w:rPr>
+                <w:sz w:val="16"/>
+              </w:rPr>
+              <w:t>100.0</w:t>
+            </w:r>
+          </w:p>
+        </w:tc>
+        <w:tc>
+          <w:tcPr>
+            <w:tcW w:type="dxa" w:w="3175"/>
+          </w:tcPr>
+          <w:p>
+            <w:r/>
+            <w:r>
+              <w:rPr>
+                <w:sz w:val="16"/>
+              </w:rPr>
+              <w:t>none</w:t>
+            </w:r>
+          </w:p>
+        </w:tc>
+        <w:tc>
+          <w:tcPr>
+            <w:tcW w:type="dxa" w:w="1701"/>
+          </w:tcPr>
+          <w:p>
+            <w:r/>
+            <w:r>
+              <w:rPr>
+                <w:sz w:val="16"/>
+              </w:rPr>
+              <w:t>in window</w:t>
+            </w:r>
+          </w:p>
+        </w:tc>
+      </w:tr>
+      <w:tr>
+        <w:tc>
+          <w:tcPr>
+            <w:tcW w:type="dxa" w:w="1134"/>
+          </w:tcPr>
+          <w:p>
+            <w:r/>
+            <w:r>
+              <w:rPr>
+                <w:sz w:val="16"/>
+              </w:rPr>
+              <w:t>6</w:t>
+            </w:r>
+          </w:p>
+        </w:tc>
+        <w:tc>
+          <w:tcPr>
+            <w:tcW w:type="dxa" w:w="1361"/>
+          </w:tcPr>
+          <w:p>
+            <w:r/>
+            <w:r>
+              <w:rPr>
+                <w:sz w:val="16"/>
+              </w:rPr>
+              <w:t>9 / 12</w:t>
+            </w:r>
+          </w:p>
+        </w:tc>
+        <w:tc>
+          <w:tcPr>
+            <w:tcW w:type="dxa" w:w="1134"/>
+          </w:tcPr>
+          <w:p>
+            <w:r/>
+            <w:r>
+              <w:rPr>
+                <w:sz w:val="16"/>
+              </w:rPr>
+              <w:t>75.0</w:t>
+            </w:r>
+          </w:p>
+        </w:tc>
+        <w:tc>
+          <w:tcPr>
+            <w:tcW w:type="dxa" w:w="3175"/>
+          </w:tcPr>
+          <w:p>
+            <w:r/>
+            <w:r>
+              <w:rPr>
+                <w:sz w:val="16"/>
+              </w:rPr>
+              <w:t>detached 3</w:t>
+            </w:r>
+          </w:p>
+        </w:tc>
+        <w:tc>
+          <w:tcPr>
+            <w:tcW w:type="dxa" w:w="1701"/>
+          </w:tcPr>
+          <w:p>
+            <w:r/>
+            <w:r>
+              <w:rPr>
+                <w:sz w:val="16"/>
+              </w:rPr>
+              <w:t>under-bonded</w:t>
+            </w:r>
+          </w:p>
+        </w:tc>
+      </w:tr>
+      <w:tr>
+        <w:tc>
+          <w:tcPr>
+            <w:tcW w:type="dxa" w:w="1134"/>
+          </w:tcPr>
+          <w:p>
+            <w:r/>
+            <w:r>
+              <w:rPr>
+                <w:sz w:val="16"/>
+              </w:rPr>
+              <w:t>7</w:t>
+            </w:r>
+          </w:p>
+        </w:tc>
+        <w:tc>
+          <w:tcPr>
+            <w:tcW w:type="dxa" w:w="1361"/>
+          </w:tcPr>
+          <w:p>
+            <w:r/>
+            <w:r>
+              <w:rPr>
+                <w:sz w:val="16"/>
+              </w:rPr>
+              <w:t>12 / 12</w:t>
+            </w:r>
+          </w:p>
+        </w:tc>
+        <w:tc>
+          <w:tcPr>
+            <w:tcW w:type="dxa" w:w="1134"/>
+          </w:tcPr>
+          <w:p>
+            <w:r/>
+            <w:r>
+              <w:rPr>
+                <w:sz w:val="16"/>
+              </w:rPr>
+              <w:t>100.0</w:t>
+            </w:r>
+          </w:p>
+        </w:tc>
+        <w:tc>
+          <w:tcPr>
+            <w:tcW w:type="dxa" w:w="3175"/>
+          </w:tcPr>
+          <w:p>
+            <w:r/>
+            <w:r>
+              <w:rPr>
+                <w:sz w:val="16"/>
+              </w:rPr>
+              <w:t>none</w:t>
+            </w:r>
+          </w:p>
+        </w:tc>
+        <w:tc>
+          <w:tcPr>
+            <w:tcW w:type="dxa" w:w="1701"/>
+          </w:tcPr>
+          <w:p>
+            <w:r/>
+            <w:r>
+              <w:rPr>
+                <w:sz w:val="16"/>
+              </w:rPr>
+              <w:t>in window</w:t>
+            </w:r>
+          </w:p>
+        </w:tc>
+      </w:tr>
+      <w:tr>
+        <w:tc>
+          <w:tcPr>
+            <w:tcW w:type="dxa" w:w="1134"/>
+          </w:tcPr>
+          <w:p>
+            <w:r/>
+            <w:r>
+              <w:rPr>
+                <w:sz w:val="16"/>
+              </w:rPr>
+              <w:t>8</w:t>
+            </w:r>
+          </w:p>
+        </w:tc>
+        <w:tc>
+          <w:tcPr>
+            <w:tcW w:type="dxa" w:w="1361"/>
+          </w:tcPr>
+          <w:p>
+            <w:r/>
+            <w:r>
+              <w:rPr>
+                <w:sz w:val="16"/>
+              </w:rPr>
+              <w:t>10 / 12</w:t>
+            </w:r>
+          </w:p>
+        </w:tc>
+        <w:tc>
+          <w:tcPr>
+            <w:tcW w:type="dxa" w:w="1134"/>
+          </w:tcPr>
+          <w:p>
+            <w:r/>
+            <w:r>
+              <w:rPr>
+                <w:sz w:val="16"/>
+              </w:rPr>
+              <w:t>83.3</w:t>
+            </w:r>
+          </w:p>
+        </w:tc>
+        <w:tc>
+          <w:tcPr>
+            <w:tcW w:type="dxa" w:w="3175"/>
+          </w:tcPr>
+          <w:p>
+            <w:r/>
+            <w:r>
+              <w:rPr>
+                <w:sz w:val="16"/>
+              </w:rPr>
+              <w:t>short 2</w:t>
+            </w:r>
+          </w:p>
+        </w:tc>
+        <w:tc>
+          <w:tcPr>
+            <w:tcW w:type="dxa" w:w="1701"/>
+          </w:tcPr>
+          <w:p>
+            <w:r/>
+            <w:r>
+              <w:rPr>
+                <w:sz w:val="16"/>
+              </w:rPr>
+              <w:t>over-bonded</w:t>
+            </w:r>
+          </w:p>
+        </w:tc>
+      </w:tr>
+    </w:tbl>
+    <w:p>
+      <w:r>
+        <w:rPr>
+          <w:b w:val="0"/>
+          <w:i w:val="0"/>
+        </w:rPr>
+        <w:t>The failure mode carries more information than the yield number. Conditions 3, 4 and 8 fail through shorts and cross-lit pairs, which is what excess solder and pad-to-pad bridging produce. Conditions 1, 2 and 6 fail the other way, through detached dice and open cathodes, which is the signature of insufficient wetting or a weak joint. Conditions 5 and 7 show neither. On this evidence 5 and 7 sit inside the process window and the other six sit on one side of it or the other.</w:t>
+      </w:r>
+    </w:p>
+    <w:p>
+      <w:pPr>
+        <w:pStyle w:val="Heading2"/>
+      </w:pPr>
+      <w:r>
+        <w:rPr>
+          <w:b w:val="0"/>
+          <w:i w:val="0"/>
+        </w:rPr>
+        <w:t>B.  Forward characteristics and series resistance</w:t>
       </w:r>
     </w:p>
     <w:p>
       <w:r>
-        <w:t>The limit is the fixture rather than the dice. Because this build takes both voltage taps from the breadboard instead of the Tier-1 probe pads, the two female-male jumpers and their header contacts sit inside the measured loop. Re-seating the same two jumpers on an unchanged channel moves Rs by 0.84 Ω (pooled standard deviation, three channels, three seatings each), which accounts for 85 % of the variance otherwise read as die-to-die spread. Every re-seating also lands at or above the channel minimum, as contact resistance can only add, so the true red series resistance is near the mean of the minima, 10.6 Ω. Bond resistances are 10 to 100 mΩ. The smallest difference this arrangement can resolve at n = 4 is 1.4 Ω, so the null result above is a statement about the instrument and not about the bonds.</w:t>
+        <w:rPr>
+          <w:b w:val="0"/>
+          <w:i w:val="0"/>
+        </w:rPr>
+        <w:t>Each surviving channel was swept over 63 current levels between 0.5 and 15.9 mA. Current comes from six binary-weighted resistors on digital pins, giving 2⁶−1 distinct levels, and is pulsed 5 ms on and 250 ms off so every point carries the same thermal history. Series resistance follows from a three-parameter least-squares fit over all points above 0.5 mA:</w:t>
+      </w:r>
+    </w:p>
+    <w:p>
+      <w:pPr>
+        <w:jc w:val="center"/>
+      </w:pPr>
+      <w:r>
+        <w:rPr>
+          <w:b w:val="0"/>
+          <w:i/>
+        </w:rPr>
+        <w:t>V(I) = V₀ + n·V_T·ln(I) + I·R_s</w:t>
+      </w:r>
+    </w:p>
+    <w:p>
+      <w:r>
+        <w:rPr>
+          <w:b w:val="0"/>
+          <w:i w:val="0"/>
+        </w:rPr>
+        <w:t>R_s is the sum of the die's internal resistance, both bonds, and the board traces inside the sense loop. All dice come from one reel, so a shift in mean R_s between conditions would indicate a shift in bond resistance.</w:t>
       </w:r>
     </w:p>
     <w:p>
@@ -1278,7 +1215,7 @@
       <w:r>
         <w:drawing>
           <wp:inline xmlns:a="http://schemas.openxmlformats.org/drawingml/2006/main" xmlns:pic="http://schemas.openxmlformats.org/drawingml/2006/picture">
-            <wp:extent cx="3060000" cy="1992070"/>
+            <wp:extent cx="3096000" cy="2182880"/>
             <wp:docPr id="3" name="Picture 3"/>
             <wp:cNvGraphicFramePr>
               <a:graphicFrameLocks noChangeAspect="1"/>
@@ -1287,7 +1224,7 @@
               <a:graphicData uri="http://schemas.openxmlformats.org/drawingml/2006/picture">
                 <pic:pic>
                   <pic:nvPicPr>
-                    <pic:cNvPr id="0" name="fig5_reseat_repeatability.png"/>
+                    <pic:cNvPr id="0" name="fig1_iv_curves.png"/>
                     <pic:cNvPicPr/>
                   </pic:nvPicPr>
                   <pic:blipFill>
@@ -1299,7 +1236,7 @@
                   <pic:spPr>
                     <a:xfrm>
                       <a:off x="0" y="0"/>
-                      <a:ext cx="3060000" cy="1992070"/>
+                      <a:ext cx="3096000" cy="2182880"/>
                     </a:xfrm>
                     <a:prstGeom prst="rect"/>
                   </pic:spPr>
@@ -1316,15 +1253,709 @@
       </w:pPr>
       <w:r>
         <w:rPr>
+          <w:b w:val="0"/>
           <w:i/>
           <w:sz w:val="17"/>
         </w:rPr>
-        <w:t>Fig. 3. Three channels, each measured after three independent re-seatings of the two jumpers. Nothing else changed between points.</w:t>
+        <w:t>Fig. 3. Forward characteristics of one die (S1 D1) in all three colours. Red reaches 13.9 mA; green and blue stop near 10 mA because the 5 V rail leaves less headroom.</w:t>
       </w:r>
     </w:p>
     <w:p>
       <w:r>
-        <w:t>The sweep did find one defect the diode test missed. Channel S3 D1 red fits to an ideality of 13.0 and a negative series resistance, which is unphysical. Below 3 mA the junction sits at 1.21 V, under a red LED's turn-on, while 0.42 mA still flows: a parallel path of roughly 2.9 kΩ carries the current around the die. A diode test at 1 mA reads 1.781 V and passes the channel. Any fit falling outside ideality 1.2 to 2.4 flags this condition, which makes the sweep a screen for shunts as well as a measurement.</w:t>
+        <w:rPr>
+          <w:b w:val="0"/>
+          <w:i w:val="0"/>
+        </w:rPr>
+        <w:t>Only the red channels give physical fits. Green and blue return ideality factors between 3.2 and 4.0, which no LED has. At a forward voltage near 2.8 V the 5 V supply allows only a 20-fold current range, over which V₀, n and R_s trade off against one another and the fit becomes degenerate. Red spans 30-fold and returns ideality 1.60 to 2.06. Everything below is red only.</w:t>
+      </w:r>
+    </w:p>
+    <w:p>
+      <w:pPr>
+        <w:jc w:val="center"/>
+      </w:pPr>
+      <w:r>
+        <w:rPr>
+          <w:b w:val="0"/>
+          <w:i/>
+          <w:sz w:val="17"/>
+        </w:rPr>
+        <w:t>Table III. Red-channel forward voltage and series resistance by condition. Uncertainties are the standard deviation across channels.</w:t>
+      </w:r>
+    </w:p>
+    <w:tbl>
+      <w:tblPr>
+        <w:tblStyle w:val="TableGrid"/>
+        <w:tblW w:type="auto" w:w="0"/>
+        <w:tblLook w:firstColumn="1" w:firstRow="1" w:lastColumn="0" w:lastRow="0" w:noHBand="0" w:noVBand="1" w:val="04A0"/>
+      </w:tblPr>
+      <w:tblGrid>
+        <w:gridCol w:w="1728"/>
+        <w:gridCol w:w="1728"/>
+        <w:gridCol w:w="1728"/>
+        <w:gridCol w:w="1728"/>
+        <w:gridCol w:w="1728"/>
+      </w:tblGrid>
+      <w:tr>
+        <w:tc>
+          <w:tcPr>
+            <w:tcW w:type="dxa" w:w="1361"/>
+          </w:tcPr>
+          <w:p>
+            <w:r/>
+            <w:r>
+              <w:rPr>
+                <w:b/>
+                <w:sz w:val="16"/>
+              </w:rPr>
+              <w:t>Condition</w:t>
+            </w:r>
+          </w:p>
+        </w:tc>
+        <w:tc>
+          <w:tcPr>
+            <w:tcW w:type="dxa" w:w="1361"/>
+          </w:tcPr>
+          <w:p>
+            <w:r/>
+            <w:r>
+              <w:rPr>
+                <w:b/>
+                <w:sz w:val="16"/>
+              </w:rPr>
+              <w:t>Channels n</w:t>
+            </w:r>
+          </w:p>
+        </w:tc>
+        <w:tc>
+          <w:tcPr>
+            <w:tcW w:type="dxa" w:w="2381"/>
+          </w:tcPr>
+          <w:p>
+            <w:r/>
+            <w:r>
+              <w:rPr>
+                <w:b/>
+                <w:sz w:val="16"/>
+              </w:rPr>
+              <w:t>V_F at 10 mA (V)</w:t>
+            </w:r>
+          </w:p>
+        </w:tc>
+        <w:tc>
+          <w:tcPr>
+            <w:tcW w:type="dxa" w:w="2268"/>
+          </w:tcPr>
+          <w:p>
+            <w:r/>
+            <w:r>
+              <w:rPr>
+                <w:b/>
+                <w:sz w:val="16"/>
+              </w:rPr>
+              <w:t>R_s (Ω)</w:t>
+            </w:r>
+          </w:p>
+        </w:tc>
+        <w:tc>
+          <w:tcPr>
+            <w:tcW w:type="dxa" w:w="1701"/>
+          </w:tcPr>
+          <w:p>
+            <w:r/>
+            <w:r>
+              <w:rPr>
+                <w:b/>
+                <w:sz w:val="16"/>
+              </w:rPr>
+              <w:t>Ideality n</w:t>
+            </w:r>
+          </w:p>
+        </w:tc>
+      </w:tr>
+      <w:tr>
+        <w:tc>
+          <w:tcPr>
+            <w:tcW w:type="dxa" w:w="1361"/>
+          </w:tcPr>
+          <w:p>
+            <w:r/>
+            <w:r>
+              <w:rPr>
+                <w:sz w:val="16"/>
+              </w:rPr>
+              <w:t>1</w:t>
+            </w:r>
+          </w:p>
+        </w:tc>
+        <w:tc>
+          <w:tcPr>
+            <w:tcW w:type="dxa" w:w="1361"/>
+          </w:tcPr>
+          <w:p>
+            <w:r/>
+            <w:r>
+              <w:rPr>
+                <w:sz w:val="16"/>
+              </w:rPr>
+              <w:t>6</w:t>
+            </w:r>
+          </w:p>
+        </w:tc>
+        <w:tc>
+          <w:tcPr>
+            <w:tcW w:type="dxa" w:w="2381"/>
+          </w:tcPr>
+          <w:p>
+            <w:r/>
+            <w:r>
+              <w:rPr>
+                <w:sz w:val="16"/>
+              </w:rPr>
+              <w:t>2.0021 ± 0.0105</w:t>
+            </w:r>
+          </w:p>
+        </w:tc>
+        <w:tc>
+          <w:tcPr>
+            <w:tcW w:type="dxa" w:w="2268"/>
+          </w:tcPr>
+          <w:p>
+            <w:r/>
+            <w:r>
+              <w:rPr>
+                <w:sz w:val="16"/>
+              </w:rPr>
+              <w:t>10.77 ± 0.79</w:t>
+            </w:r>
+          </w:p>
+        </w:tc>
+        <w:tc>
+          <w:tcPr>
+            <w:tcW w:type="dxa" w:w="1701"/>
+          </w:tcPr>
+          <w:p>
+            <w:r/>
+            <w:r>
+              <w:rPr>
+                <w:sz w:val="16"/>
+              </w:rPr>
+              <w:t>1.67–1.81</w:t>
+            </w:r>
+          </w:p>
+        </w:tc>
+      </w:tr>
+      <w:tr>
+        <w:tc>
+          <w:tcPr>
+            <w:tcW w:type="dxa" w:w="1361"/>
+          </w:tcPr>
+          <w:p>
+            <w:r/>
+            <w:r>
+              <w:rPr>
+                <w:sz w:val="16"/>
+              </w:rPr>
+              <w:t>2</w:t>
+            </w:r>
+          </w:p>
+        </w:tc>
+        <w:tc>
+          <w:tcPr>
+            <w:tcW w:type="dxa" w:w="1361"/>
+          </w:tcPr>
+          <w:p>
+            <w:r/>
+            <w:r>
+              <w:rPr>
+                <w:sz w:val="16"/>
+              </w:rPr>
+              <w:t>5</w:t>
+            </w:r>
+          </w:p>
+        </w:tc>
+        <w:tc>
+          <w:tcPr>
+            <w:tcW w:type="dxa" w:w="2381"/>
+          </w:tcPr>
+          <w:p>
+            <w:r/>
+            <w:r>
+              <w:rPr>
+                <w:sz w:val="16"/>
+              </w:rPr>
+              <w:t>2.0048 ± 0.0058</w:t>
+            </w:r>
+          </w:p>
+        </w:tc>
+        <w:tc>
+          <w:tcPr>
+            <w:tcW w:type="dxa" w:w="2268"/>
+          </w:tcPr>
+          <w:p>
+            <w:r/>
+            <w:r>
+              <w:rPr>
+                <w:sz w:val="16"/>
+              </w:rPr>
+              <w:t>11.12 ± 0.34</w:t>
+            </w:r>
+          </w:p>
+        </w:tc>
+        <w:tc>
+          <w:tcPr>
+            <w:tcW w:type="dxa" w:w="1701"/>
+          </w:tcPr>
+          <w:p>
+            <w:r/>
+            <w:r>
+              <w:rPr>
+                <w:sz w:val="16"/>
+              </w:rPr>
+              <w:t>1.66–1.80</w:t>
+            </w:r>
+          </w:p>
+        </w:tc>
+      </w:tr>
+      <w:tr>
+        <w:tc>
+          <w:tcPr>
+            <w:tcW w:type="dxa" w:w="1361"/>
+          </w:tcPr>
+          <w:p>
+            <w:r/>
+            <w:r>
+              <w:rPr>
+                <w:sz w:val="16"/>
+              </w:rPr>
+              <w:t>3</w:t>
+            </w:r>
+          </w:p>
+        </w:tc>
+        <w:tc>
+          <w:tcPr>
+            <w:tcW w:type="dxa" w:w="1361"/>
+          </w:tcPr>
+          <w:p>
+            <w:r/>
+            <w:r>
+              <w:rPr>
+                <w:sz w:val="16"/>
+              </w:rPr>
+              <w:t>1</w:t>
+            </w:r>
+          </w:p>
+        </w:tc>
+        <w:tc>
+          <w:tcPr>
+            <w:tcW w:type="dxa" w:w="2381"/>
+          </w:tcPr>
+          <w:p>
+            <w:r/>
+            <w:r>
+              <w:rPr>
+                <w:sz w:val="16"/>
+              </w:rPr>
+              <w:t>1.9989</w:t>
+            </w:r>
+          </w:p>
+        </w:tc>
+        <w:tc>
+          <w:tcPr>
+            <w:tcW w:type="dxa" w:w="2268"/>
+          </w:tcPr>
+          <w:p>
+            <w:r/>
+            <w:r>
+              <w:rPr>
+                <w:sz w:val="16"/>
+              </w:rPr>
+              <w:t>10.92</w:t>
+            </w:r>
+          </w:p>
+        </w:tc>
+        <w:tc>
+          <w:tcPr>
+            <w:tcW w:type="dxa" w:w="1701"/>
+          </w:tcPr>
+          <w:p>
+            <w:r/>
+            <w:r>
+              <w:rPr>
+                <w:sz w:val="16"/>
+              </w:rPr>
+              <w:t>1.65–1.65</w:t>
+            </w:r>
+          </w:p>
+        </w:tc>
+      </w:tr>
+      <w:tr>
+        <w:tc>
+          <w:tcPr>
+            <w:tcW w:type="dxa" w:w="1361"/>
+          </w:tcPr>
+          <w:p>
+            <w:r/>
+            <w:r>
+              <w:rPr>
+                <w:sz w:val="16"/>
+              </w:rPr>
+              <w:t>4</w:t>
+            </w:r>
+          </w:p>
+        </w:tc>
+        <w:tc>
+          <w:tcPr>
+            <w:tcW w:type="dxa" w:w="1361"/>
+          </w:tcPr>
+          <w:p>
+            <w:r/>
+            <w:r>
+              <w:rPr>
+                <w:sz w:val="16"/>
+              </w:rPr>
+              <w:t>3</w:t>
+            </w:r>
+          </w:p>
+        </w:tc>
+        <w:tc>
+          <w:tcPr>
+            <w:tcW w:type="dxa" w:w="2381"/>
+          </w:tcPr>
+          <w:p>
+            <w:r/>
+            <w:r>
+              <w:rPr>
+                <w:sz w:val="16"/>
+              </w:rPr>
+              <w:t>2.0224 ± 0.0029</w:t>
+            </w:r>
+          </w:p>
+        </w:tc>
+        <w:tc>
+          <w:tcPr>
+            <w:tcW w:type="dxa" w:w="2268"/>
+          </w:tcPr>
+          <w:p>
+            <w:r/>
+            <w:r>
+              <w:rPr>
+                <w:sz w:val="16"/>
+              </w:rPr>
+              <w:t>12.79 ± 0.65</w:t>
+            </w:r>
+          </w:p>
+        </w:tc>
+        <w:tc>
+          <w:tcPr>
+            <w:tcW w:type="dxa" w:w="1701"/>
+          </w:tcPr>
+          <w:p>
+            <w:r/>
+            <w:r>
+              <w:rPr>
+                <w:sz w:val="16"/>
+              </w:rPr>
+              <w:t>1.69–1.81</w:t>
+            </w:r>
+          </w:p>
+        </w:tc>
+      </w:tr>
+      <w:tr>
+        <w:tc>
+          <w:tcPr>
+            <w:tcW w:type="dxa" w:w="1361"/>
+          </w:tcPr>
+          <w:p>
+            <w:r/>
+            <w:r>
+              <w:rPr>
+                <w:sz w:val="16"/>
+              </w:rPr>
+              <w:t>5</w:t>
+            </w:r>
+          </w:p>
+        </w:tc>
+        <w:tc>
+          <w:tcPr>
+            <w:tcW w:type="dxa" w:w="1361"/>
+          </w:tcPr>
+          <w:p>
+            <w:r/>
+            <w:r>
+              <w:rPr>
+                <w:sz w:val="16"/>
+              </w:rPr>
+              <w:t>4</w:t>
+            </w:r>
+          </w:p>
+        </w:tc>
+        <w:tc>
+          <w:tcPr>
+            <w:tcW w:type="dxa" w:w="2381"/>
+          </w:tcPr>
+          <w:p>
+            <w:r/>
+            <w:r>
+              <w:rPr>
+                <w:sz w:val="16"/>
+              </w:rPr>
+              <w:t>2.0109 ± 0.0129</w:t>
+            </w:r>
+          </w:p>
+        </w:tc>
+        <w:tc>
+          <w:tcPr>
+            <w:tcW w:type="dxa" w:w="2268"/>
+          </w:tcPr>
+          <w:p>
+            <w:r/>
+            <w:r>
+              <w:rPr>
+                <w:sz w:val="16"/>
+              </w:rPr>
+              <w:t>11.28 ± 1.06</w:t>
+            </w:r>
+          </w:p>
+        </w:tc>
+        <w:tc>
+          <w:tcPr>
+            <w:tcW w:type="dxa" w:w="1701"/>
+          </w:tcPr>
+          <w:p>
+            <w:r/>
+            <w:r>
+              <w:rPr>
+                <w:sz w:val="16"/>
+              </w:rPr>
+              <w:t>1.70–1.92</w:t>
+            </w:r>
+          </w:p>
+        </w:tc>
+      </w:tr>
+      <w:tr>
+        <w:tc>
+          <w:tcPr>
+            <w:tcW w:type="dxa" w:w="1361"/>
+          </w:tcPr>
+          <w:p>
+            <w:r/>
+            <w:r>
+              <w:rPr>
+                <w:sz w:val="16"/>
+              </w:rPr>
+              <w:t>6</w:t>
+            </w:r>
+          </w:p>
+        </w:tc>
+        <w:tc>
+          <w:tcPr>
+            <w:tcW w:type="dxa" w:w="1361"/>
+          </w:tcPr>
+          <w:p>
+            <w:r/>
+            <w:r>
+              <w:rPr>
+                <w:sz w:val="16"/>
+              </w:rPr>
+              <w:t>3</w:t>
+            </w:r>
+          </w:p>
+        </w:tc>
+        <w:tc>
+          <w:tcPr>
+            <w:tcW w:type="dxa" w:w="2381"/>
+          </w:tcPr>
+          <w:p>
+            <w:r/>
+            <w:r>
+              <w:rPr>
+                <w:sz w:val="16"/>
+              </w:rPr>
+              <w:t>2.0137 ± 0.0170</w:t>
+            </w:r>
+          </w:p>
+        </w:tc>
+        <w:tc>
+          <w:tcPr>
+            <w:tcW w:type="dxa" w:w="2268"/>
+          </w:tcPr>
+          <w:p>
+            <w:r/>
+            <w:r>
+              <w:rPr>
+                <w:sz w:val="16"/>
+              </w:rPr>
+              <w:t>12.02 ± 1.20</w:t>
+            </w:r>
+          </w:p>
+        </w:tc>
+        <w:tc>
+          <w:tcPr>
+            <w:tcW w:type="dxa" w:w="1701"/>
+          </w:tcPr>
+          <w:p>
+            <w:r/>
+            <w:r>
+              <w:rPr>
+                <w:sz w:val="16"/>
+              </w:rPr>
+              <w:t>1.67–1.80</w:t>
+            </w:r>
+          </w:p>
+        </w:tc>
+      </w:tr>
+      <w:tr>
+        <w:tc>
+          <w:tcPr>
+            <w:tcW w:type="dxa" w:w="1361"/>
+          </w:tcPr>
+          <w:p>
+            <w:r/>
+            <w:r>
+              <w:rPr>
+                <w:sz w:val="16"/>
+              </w:rPr>
+              <w:t>7</w:t>
+            </w:r>
+          </w:p>
+        </w:tc>
+        <w:tc>
+          <w:tcPr>
+            <w:tcW w:type="dxa" w:w="1361"/>
+          </w:tcPr>
+          <w:p>
+            <w:r/>
+            <w:r>
+              <w:rPr>
+                <w:sz w:val="16"/>
+              </w:rPr>
+              <w:t>4</w:t>
+            </w:r>
+          </w:p>
+        </w:tc>
+        <w:tc>
+          <w:tcPr>
+            <w:tcW w:type="dxa" w:w="2381"/>
+          </w:tcPr>
+          <w:p>
+            <w:r/>
+            <w:r>
+              <w:rPr>
+                <w:sz w:val="16"/>
+              </w:rPr>
+              <w:t>2.0132 ± 0.0170</w:t>
+            </w:r>
+          </w:p>
+        </w:tc>
+        <w:tc>
+          <w:tcPr>
+            <w:tcW w:type="dxa" w:w="2268"/>
+          </w:tcPr>
+          <w:p>
+            <w:r/>
+            <w:r>
+              <w:rPr>
+                <w:sz w:val="16"/>
+              </w:rPr>
+              <w:t>11.46 ± 1.32</w:t>
+            </w:r>
+          </w:p>
+        </w:tc>
+        <w:tc>
+          <w:tcPr>
+            <w:tcW w:type="dxa" w:w="1701"/>
+          </w:tcPr>
+          <w:p>
+            <w:r/>
+            <w:r>
+              <w:rPr>
+                <w:sz w:val="16"/>
+              </w:rPr>
+              <w:t>1.76–1.87</w:t>
+            </w:r>
+          </w:p>
+        </w:tc>
+      </w:tr>
+      <w:tr>
+        <w:tc>
+          <w:tcPr>
+            <w:tcW w:type="dxa" w:w="1361"/>
+          </w:tcPr>
+          <w:p>
+            <w:r/>
+            <w:r>
+              <w:rPr>
+                <w:sz w:val="16"/>
+              </w:rPr>
+              <w:t>8</w:t>
+            </w:r>
+          </w:p>
+        </w:tc>
+        <w:tc>
+          <w:tcPr>
+            <w:tcW w:type="dxa" w:w="1361"/>
+          </w:tcPr>
+          <w:p>
+            <w:r/>
+            <w:r>
+              <w:rPr>
+                <w:sz w:val="16"/>
+              </w:rPr>
+              <w:t>3</w:t>
+            </w:r>
+          </w:p>
+        </w:tc>
+        <w:tc>
+          <w:tcPr>
+            <w:tcW w:type="dxa" w:w="2381"/>
+          </w:tcPr>
+          <w:p>
+            <w:r/>
+            <w:r>
+              <w:rPr>
+                <w:sz w:val="16"/>
+              </w:rPr>
+              <w:t>2.0208 ± 0.0158</w:t>
+            </w:r>
+          </w:p>
+        </w:tc>
+        <w:tc>
+          <w:tcPr>
+            <w:tcW w:type="dxa" w:w="2268"/>
+          </w:tcPr>
+          <w:p>
+            <w:r/>
+            <w:r>
+              <w:rPr>
+                <w:sz w:val="16"/>
+              </w:rPr>
+              <w:t>11.61 ± 0.92</w:t>
+            </w:r>
+          </w:p>
+        </w:tc>
+        <w:tc>
+          <w:tcPr>
+            <w:tcW w:type="dxa" w:w="1701"/>
+          </w:tcPr>
+          <w:p>
+            <w:r/>
+            <w:r>
+              <w:rPr>
+                <w:sz w:val="16"/>
+              </w:rPr>
+              <w:t>1.75–2.06</w:t>
+            </w:r>
+          </w:p>
+        </w:tc>
+      </w:tr>
+    </w:tbl>
+    <w:p>
+      <w:r>
+        <w:rPr>
+          <w:b w:val="0"/>
+          <w:i w:val="0"/>
+        </w:rPr>
+        <w:t>Across 29 red channels the mean series resistance is 11.43 Ω with a standard deviation of 0.99 Ω. One-way ANOVA across the eight conditions gives F(7,21) = 1.73, p = 0.16. Forward voltage at 10 mA behaves the same way: 2.0104 V mean, 12.9 mV standard deviation, p = 0.24. Neither quantity separates the assembly conditions.</w:t>
       </w:r>
     </w:p>
     <w:p>
@@ -1334,7 +1965,7 @@
       <w:r>
         <w:drawing>
           <wp:inline xmlns:a="http://schemas.openxmlformats.org/drawingml/2006/main" xmlns:pic="http://schemas.openxmlformats.org/drawingml/2006/picture">
-            <wp:extent cx="3060000" cy="2160269"/>
+            <wp:extent cx="3096000" cy="2177474"/>
             <wp:docPr id="4" name="Picture 4"/>
             <wp:cNvGraphicFramePr>
               <a:graphicFrameLocks noChangeAspect="1"/>
@@ -1343,7 +1974,7 @@
               <a:graphicData uri="http://schemas.openxmlformats.org/drawingml/2006/picture">
                 <pic:pic>
                   <pic:nvPicPr>
-                    <pic:cNvPr id="0" name="fig7_shunt_detection.png"/>
+                    <pic:cNvPr id="0" name="fig4_rs_by_condition.png"/>
                     <pic:cNvPicPr/>
                   </pic:nvPicPr>
                   <pic:blipFill>
@@ -1355,7 +1986,7 @@
                   <pic:spPr>
                     <a:xfrm>
                       <a:off x="0" y="0"/>
-                      <a:ext cx="3060000" cy="2160269"/>
+                      <a:ext cx="3096000" cy="2177474"/>
                     </a:xfrm>
                     <a:prstGeom prst="rect"/>
                   </pic:spPr>
@@ -1372,42 +2003,11 @@
       </w:pPr>
       <w:r>
         <w:rPr>
+          <w:b w:val="0"/>
           <w:i/>
           <w:sz w:val="17"/>
         </w:rPr>
-        <w:t>Fig. 4. A contaminated die (S3 D1) against a healthy one. The curves agree above 3 mA and diverge by 540 mV at the bottom of the sweep.</w:t>
-      </w:r>
-    </w:p>
-    <w:p>
-      <w:pPr>
-        <w:spacing w:before="160" w:after="60"/>
-      </w:pPr>
-      <w:r>
-        <w:rPr>
-          <w:rFonts w:ascii="Times New Roman" w:hAnsi="Times New Roman"/>
-          <w:b/>
-          <w:i w:val="0"/>
-          <w:sz w:val="19"/>
-        </w:rPr>
-        <w:t>Table III. Per-LED forward voltage, series resistance, and leakage. Colours: R = red, G = green, B = blue.</w:t>
-      </w:r>
-    </w:p>
-    <w:p>
-      <w:pPr>
-        <w:pStyle w:val="Heading2"/>
-      </w:pPr>
-      <w:r>
-        <w:t>C.  Channel yield and failure mode</w:t>
-      </w:r>
-    </w:p>
-    <w:p>
-      <w:r>
-        <w:t>Every addressable channel on all five coupons was screened with a DMM diode test before any sweep: 120 channels, 8 conditions. A channel counts as passing if it shows a forward junction voltage and lights. The remaining verdicts record how it failed.</w:t>
-      </w:r>
-    </w:p>
-    <w:p>
-      <w:r>
-        <w:t>This is the measurement that separates the conditions. A chi-square test on the 120 channels gives p = 2.2 × 10⁻⁴. Conditions 5 and 7 lost nothing at all. Condition 3 lost 9 of 12 channels, and its failures are shorts and cross-lit pairs, which is what excess solder and pad-to-pad bridging look like. Conditions 1, 2 and 6 fail the other way, through detached dice and open cathodes, which is the signature of insufficient wetting or a weak bond. Condition 8 shows two shorts and nothing else.</w:t>
+        <w:t>Fig. 4. Series resistance by condition. Points are individual channels, squares are condition means, bars are ±1 standard deviation. The shaded band is the measurement repeatability established in Section D.</w:t>
       </w:r>
     </w:p>
     <w:p>
@@ -1417,7 +2017,7 @@
       <w:r>
         <w:drawing>
           <wp:inline xmlns:a="http://schemas.openxmlformats.org/drawingml/2006/main" xmlns:pic="http://schemas.openxmlformats.org/drawingml/2006/picture">
-            <wp:extent cx="3060000" cy="2589836"/>
+            <wp:extent cx="3096000" cy="2214276"/>
             <wp:docPr id="5" name="Picture 5"/>
             <wp:cNvGraphicFramePr>
               <a:graphicFrameLocks noChangeAspect="1"/>
@@ -1426,7 +2026,7 @@
               <a:graphicData uri="http://schemas.openxmlformats.org/drawingml/2006/picture">
                 <pic:pic>
                   <pic:nvPicPr>
-                    <pic:cNvPr id="0" name="fig2_defect_map.png"/>
+                    <pic:cNvPr id="0" name="fig6_vf_by_condition.png"/>
                     <pic:cNvPicPr/>
                   </pic:nvPicPr>
                   <pic:blipFill>
@@ -1438,7 +2038,7 @@
                   <pic:spPr>
                     <a:xfrm>
                       <a:off x="0" y="0"/>
-                      <a:ext cx="3060000" cy="2589836"/>
+                      <a:ext cx="3096000" cy="2214276"/>
                     </a:xfrm>
                     <a:prstGeom prst="rect"/>
                   </pic:spPr>
@@ -1455,10 +2055,41 @@
       </w:pPr>
       <w:r>
         <w:rPr>
+          <w:b w:val="0"/>
           <w:i/>
           <w:sz w:val="17"/>
         </w:rPr>
-        <w:t>Fig. 5. Channel-level screening result. Three rows per condition (red, green, blue), one column per die position. Blank cells are die positions the condition does not own.</w:t>
+        <w:t>Fig. 5. Forward voltage at 10 mA by condition. The full spread across all 29 channels is 13 mV, which is consistent with dice drawn from one reel.</w:t>
+      </w:r>
+    </w:p>
+    <w:p>
+      <w:pPr>
+        <w:pStyle w:val="Heading2"/>
+      </w:pPr>
+      <w:r>
+        <w:rPr>
+          <w:b w:val="0"/>
+          <w:i w:val="0"/>
+        </w:rPr>
+        <w:t>C.  Defect detection from the sweep</w:t>
+      </w:r>
+    </w:p>
+    <w:p>
+      <w:r>
+        <w:rPr>
+          <w:b w:val="0"/>
+          <w:i w:val="0"/>
+        </w:rPr>
+        <w:t>One channel, S3 D1 red, fits to an ideality of 13.0 and a negative series resistance. Neither is physical. Below 3 mA its junction sits at 1.21 V, under a red LED's turn-on, while 0.42 mA still flows, so a parallel path of roughly 2.9 kΩ carries the current around the die. Above 3 mA the curve is indistinguishable from a healthy channel. A diode test at 1 mA reads 1.781 V and passes it, because at that current the shunt takes only a third of the current.</w:t>
+      </w:r>
+    </w:p>
+    <w:p>
+      <w:r>
+        <w:rPr>
+          <w:b w:val="0"/>
+          <w:i w:val="0"/>
+        </w:rPr>
+        <w:t>This makes the ideality factor a usable screen. Any fit outside 1.2 to 2.4 has something conducting in parallel with the junction, however normal the curve looks at working current. All 29 usable red channels fell inside that range; the one that did not sits on the coupon the screening had already flagged for solder contamination.</w:t>
       </w:r>
     </w:p>
     <w:p>
@@ -1468,7 +2099,7 @@
       <w:r>
         <w:drawing>
           <wp:inline xmlns:a="http://schemas.openxmlformats.org/drawingml/2006/main" xmlns:pic="http://schemas.openxmlformats.org/drawingml/2006/picture">
-            <wp:extent cx="3060000" cy="2227000"/>
+            <wp:extent cx="3096000" cy="2185684"/>
             <wp:docPr id="6" name="Picture 6"/>
             <wp:cNvGraphicFramePr>
               <a:graphicFrameLocks noChangeAspect="1"/>
@@ -1477,7 +2108,7 @@
               <a:graphicData uri="http://schemas.openxmlformats.org/drawingml/2006/picture">
                 <pic:pic>
                   <pic:nvPicPr>
-                    <pic:cNvPr id="0" name="fig3_yield_modes.png"/>
+                    <pic:cNvPr id="0" name="fig7_shunt_detection.png"/>
                     <pic:cNvPicPr/>
                   </pic:nvPicPr>
                   <pic:blipFill>
@@ -1489,7 +2120,7 @@
                   <pic:spPr>
                     <a:xfrm>
                       <a:off x="0" y="0"/>
-                      <a:ext cx="3060000" cy="2227000"/>
+                      <a:ext cx="3096000" cy="2185684"/>
                     </a:xfrm>
                     <a:prstGeom prst="rect"/>
                   </pic:spPr>
@@ -1506,2681 +2137,41 @@
       </w:pPr>
       <w:r>
         <w:rPr>
+          <w:b w:val="0"/>
           <w:i/>
           <w:sz w:val="17"/>
         </w:rPr>
-        <w:t>Fig. 6. Yield and failure mode by condition. Error bars are 95 % Wilson intervals on the pass fraction. Counts above each bar are passing channels over total.</w:t>
+        <w:t>Fig. 6. A contaminated die (S3 D1) against a healthy one. The curves agree above 3 mA and diverge by 540 mV at the bottom of the sweep.</w:t>
       </w:r>
     </w:p>
-    <w:p>
-      <w:r>
-        <w:t>The failure mode carries more information than the yield number. Conditions splitting into an over-bonded group (3, 4, 8: shorts and bridges) and an under-bonded group (1, 2, 6: opens and detachment) puts conditions 5 and 7 inside the process window and the others on one side of it or the other. That ordering is consistent across 120 channels and does not depend on the fixture problem that limits the series-resistance comparison.</w:t>
-      </w:r>
-    </w:p>
-    <w:tbl>
-      <w:tblPr>
-        <w:tblStyle w:val="TableGrid"/>
-        <w:tblW w:type="auto" w:w="0"/>
-        <w:jc w:val="center"/>
-        <w:tblLayout w:type="autofit"/>
-        <w:tblLook w:firstColumn="1" w:firstRow="1" w:lastColumn="0" w:lastRow="0" w:noHBand="0" w:noVBand="1" w:val="04A0"/>
-      </w:tblPr>
-      <w:tblGrid>
-        <w:gridCol w:w="1234"/>
-        <w:gridCol w:w="1234"/>
-        <w:gridCol w:w="1234"/>
-        <w:gridCol w:w="1234"/>
-        <w:gridCol w:w="1234"/>
-        <w:gridCol w:w="1234"/>
-        <w:gridCol w:w="1234"/>
-      </w:tblGrid>
-      <w:tr>
-        <w:tc>
-          <w:tcPr>
-            <w:tcW w:type="dxa" w:w="1234"/>
-            <w:shd w:val="clear" w:color="auto" w:fill="D9E2F3"/>
-          </w:tcPr>
-          <w:p>
-            <w:pPr>
-              <w:spacing w:after="20" w:before="20"/>
-              <w:jc w:val="center"/>
-            </w:pPr>
-            <w:r/>
-            <w:r>
-              <w:rPr>
-                <w:rFonts w:ascii="Times New Roman" w:hAnsi="Times New Roman"/>
-                <w:b/>
-                <w:i w:val="0"/>
-                <w:sz w:val="19"/>
-              </w:rPr>
-              <w:t>Sample / condition</w:t>
-            </w:r>
-          </w:p>
-        </w:tc>
-        <w:tc>
-          <w:tcPr>
-            <w:tcW w:type="dxa" w:w="1234"/>
-            <w:shd w:val="clear" w:color="auto" w:fill="D9E2F3"/>
-          </w:tcPr>
-          <w:p>
-            <w:r>
-              <w:rPr>
-                <w:sz w:val="16"/>
-              </w:rPr>
-              <w:t>Channels n</w:t>
-            </w:r>
-          </w:p>
-        </w:tc>
-        <w:tc>
-          <w:tcPr>
-            <w:tcW w:type="dxa" w:w="1234"/>
-            <w:shd w:val="clear" w:color="auto" w:fill="D9E2F3"/>
-          </w:tcPr>
-          <w:p>
-            <w:pPr>
-              <w:spacing w:after="20" w:before="20"/>
-              <w:jc w:val="center"/>
-            </w:pPr>
-            <w:r/>
-            <w:r>
-              <w:rPr>
-                <w:rFonts w:ascii="Times New Roman" w:hAnsi="Times New Roman"/>
-                <w:b/>
-                <w:i w:val="0"/>
-                <w:sz w:val="19"/>
-              </w:rPr>
-              <w:t>Colour</w:t>
-            </w:r>
-          </w:p>
-        </w:tc>
-        <w:tc>
-          <w:tcPr>
-            <w:tcW w:type="dxa" w:w="1234"/>
-            <w:shd w:val="clear" w:color="auto" w:fill="D9E2F3"/>
-          </w:tcPr>
-          <w:p>
-            <w:pPr>
-              <w:spacing w:after="20" w:before="20"/>
-              <w:jc w:val="center"/>
-            </w:pPr>
-            <w:r/>
-            <w:r>
-              <w:rPr>
-                <w:rFonts w:ascii="Times New Roman" w:hAnsi="Times New Roman"/>
-                <w:b/>
-                <w:i w:val="0"/>
-                <w:sz w:val="19"/>
-              </w:rPr>
-              <w:t>V</w:t>
-            </w:r>
-            <w:r>
-              <w:rPr>
-                <w:rFonts w:ascii="Times New Roman" w:hAnsi="Times New Roman"/>
-                <w:b/>
-                <w:i w:val="0"/>
-                <w:sz w:val="19"/>
-                <w:vertAlign w:val="subscript"/>
-              </w:rPr>
-              <w:t>F</w:t>
-            </w:r>
-            <w:r>
-              <w:rPr>
-                <w:rFonts w:ascii="Times New Roman" w:hAnsi="Times New Roman"/>
-                <w:b/>
-                <w:i w:val="0"/>
-                <w:sz w:val="19"/>
-              </w:rPr>
-              <w:t xml:space="preserve"> at 10 mA (V)</w:t>
-            </w:r>
-          </w:p>
-        </w:tc>
-        <w:tc>
-          <w:tcPr>
-            <w:tcW w:type="dxa" w:w="1234"/>
-            <w:shd w:val="clear" w:color="auto" w:fill="D9E2F3"/>
-          </w:tcPr>
-          <w:p>
-            <w:pPr>
-              <w:spacing w:after="20" w:before="20"/>
-              <w:jc w:val="center"/>
-            </w:pPr>
-            <w:r/>
-            <w:r>
-              <w:rPr>
-                <w:rFonts w:ascii="Times New Roman" w:hAnsi="Times New Roman"/>
-                <w:b/>
-                <w:i w:val="0"/>
-                <w:sz w:val="19"/>
-              </w:rPr>
-              <w:t>R</w:t>
-            </w:r>
-            <w:r>
-              <w:rPr>
-                <w:rFonts w:ascii="Times New Roman" w:hAnsi="Times New Roman"/>
-                <w:b/>
-                <w:i w:val="0"/>
-                <w:sz w:val="19"/>
-                <w:vertAlign w:val="subscript"/>
-              </w:rPr>
-              <w:t>s</w:t>
-            </w:r>
-            <w:r>
-              <w:rPr>
-                <w:rFonts w:ascii="Times New Roman" w:hAnsi="Times New Roman"/>
-                <w:b/>
-                <w:i w:val="0"/>
-                <w:sz w:val="19"/>
-              </w:rPr>
-              <w:t xml:space="preserve"> from I–V (Ω)</w:t>
-            </w:r>
-          </w:p>
-        </w:tc>
-        <w:tc>
-          <w:tcPr>
-            <w:tcW w:type="dxa" w:w="1234"/>
-            <w:shd w:val="clear" w:color="auto" w:fill="D9E2F3"/>
-          </w:tcPr>
-          <w:p>
-            <w:pPr>
-              <w:spacing w:after="20" w:before="20"/>
-              <w:jc w:val="center"/>
-            </w:pPr>
-            <w:r/>
-            <w:r>
-              <w:rPr>
-                <w:rFonts w:ascii="Times New Roman" w:hAnsi="Times New Roman"/>
-                <w:b/>
-                <w:i w:val="0"/>
-                <w:sz w:val="19"/>
-              </w:rPr>
-              <w:t>I</w:t>
-            </w:r>
-            <w:r>
-              <w:rPr>
-                <w:rFonts w:ascii="Times New Roman" w:hAnsi="Times New Roman"/>
-                <w:b/>
-                <w:i w:val="0"/>
-                <w:sz w:val="19"/>
-                <w:vertAlign w:val="subscript"/>
-              </w:rPr>
-              <w:t>leak</w:t>
-            </w:r>
-            <w:r>
-              <w:rPr>
-                <w:rFonts w:ascii="Times New Roman" w:hAnsi="Times New Roman"/>
-                <w:b/>
-                <w:i w:val="0"/>
-                <w:sz w:val="19"/>
-              </w:rPr>
-              <w:t xml:space="preserve"> at −5 V (µA)</w:t>
-            </w:r>
-          </w:p>
-        </w:tc>
-        <w:tc>
-          <w:tcPr>
-            <w:tcW w:type="dxa" w:w="1234"/>
-            <w:shd w:val="clear" w:color="auto" w:fill="D9E2F3"/>
-          </w:tcPr>
-          <w:p>
-            <w:pPr>
-              <w:spacing w:after="20" w:before="20"/>
-              <w:jc w:val="center"/>
-            </w:pPr>
-            <w:r/>
-            <w:r>
-              <w:rPr>
-                <w:rFonts w:ascii="Times New Roman" w:hAnsi="Times New Roman"/>
-                <w:b/>
-                <w:i w:val="0"/>
-                <w:sz w:val="19"/>
-              </w:rPr>
-              <w:t>Notes</w:t>
-            </w:r>
-          </w:p>
-        </w:tc>
-      </w:tr>
-      <w:tr>
-        <w:tc>
-          <w:tcPr>
-            <w:tcW w:type="dxa" w:w="1234"/>
-          </w:tcPr>
-          <w:p>
-            <w:r/>
-            <w:r>
-              <w:rPr>
-                <w:sz w:val="16"/>
-              </w:rPr>
-              <w:t>1</w:t>
-            </w:r>
-          </w:p>
-        </w:tc>
-        <w:tc>
-          <w:tcPr>
-            <w:tcW w:type="dxa" w:w="1234"/>
-          </w:tcPr>
-          <w:p>
-            <w:r/>
-            <w:r>
-              <w:rPr>
-                <w:sz w:val="16"/>
-              </w:rPr>
-              <w:t>6</w:t>
-            </w:r>
-          </w:p>
-        </w:tc>
-        <w:tc>
-          <w:tcPr>
-            <w:tcW w:type="dxa" w:w="1234"/>
-          </w:tcPr>
-          <w:p>
-            <w:r/>
-            <w:r>
-              <w:rPr>
-                <w:sz w:val="16"/>
-              </w:rPr>
-              <w:t>R</w:t>
-            </w:r>
-          </w:p>
-        </w:tc>
-        <w:tc>
-          <w:tcPr>
-            <w:tcW w:type="dxa" w:w="1234"/>
-          </w:tcPr>
-          <w:p>
-            <w:r/>
-            <w:r>
-              <w:rPr>
-                <w:sz w:val="16"/>
-              </w:rPr>
-              <w:t>2.0021 ± 0.0105</w:t>
-            </w:r>
-          </w:p>
-        </w:tc>
-        <w:tc>
-          <w:tcPr>
-            <w:tcW w:type="dxa" w:w="1234"/>
-          </w:tcPr>
-          <w:p>
-            <w:r/>
-            <w:r>
-              <w:rPr>
-                <w:sz w:val="16"/>
-              </w:rPr>
-              <w:t>10.77 ± 0.79</w:t>
-            </w:r>
-          </w:p>
-        </w:tc>
-        <w:tc>
-          <w:tcPr>
-            <w:tcW w:type="dxa" w:w="1234"/>
-          </w:tcPr>
-          <w:p>
-            <w:r/>
-            <w:r>
-              <w:rPr>
-                <w:sz w:val="16"/>
-              </w:rPr>
-              <w:t>not measured</w:t>
-            </w:r>
-          </w:p>
-        </w:tc>
-        <w:tc>
-          <w:tcPr>
-            <w:tcW w:type="dxa" w:w="1234"/>
-          </w:tcPr>
-          <w:p>
-            <w:r/>
-            <w:r>
-              <w:rPr>
-                <w:sz w:val="16"/>
-              </w:rPr>
-              <w:t>ideality 1.67–1.81</w:t>
-            </w:r>
-          </w:p>
-        </w:tc>
-      </w:tr>
-      <w:tr>
-        <w:tc>
-          <w:tcPr>
-            <w:tcW w:type="dxa" w:w="1234"/>
-          </w:tcPr>
-          <w:p>
-            <w:r/>
-            <w:r>
-              <w:rPr>
-                <w:sz w:val="16"/>
-              </w:rPr>
-              <w:t>2</w:t>
-            </w:r>
-          </w:p>
-        </w:tc>
-        <w:tc>
-          <w:tcPr>
-            <w:tcW w:type="dxa" w:w="1234"/>
-          </w:tcPr>
-          <w:p>
-            <w:r/>
-            <w:r>
-              <w:rPr>
-                <w:sz w:val="16"/>
-              </w:rPr>
-              <w:t>5</w:t>
-            </w:r>
-          </w:p>
-        </w:tc>
-        <w:tc>
-          <w:tcPr>
-            <w:tcW w:type="dxa" w:w="1234"/>
-          </w:tcPr>
-          <w:p>
-            <w:r/>
-            <w:r>
-              <w:rPr>
-                <w:sz w:val="16"/>
-              </w:rPr>
-              <w:t>R</w:t>
-            </w:r>
-          </w:p>
-        </w:tc>
-        <w:tc>
-          <w:tcPr>
-            <w:tcW w:type="dxa" w:w="1234"/>
-          </w:tcPr>
-          <w:p>
-            <w:r/>
-            <w:r>
-              <w:rPr>
-                <w:sz w:val="16"/>
-              </w:rPr>
-              <w:t>2.0048 ± 0.0058</w:t>
-            </w:r>
-          </w:p>
-        </w:tc>
-        <w:tc>
-          <w:tcPr>
-            <w:tcW w:type="dxa" w:w="1234"/>
-          </w:tcPr>
-          <w:p>
-            <w:r/>
-            <w:r>
-              <w:rPr>
-                <w:sz w:val="16"/>
-              </w:rPr>
-              <w:t>11.12 ± 0.34</w:t>
-            </w:r>
-          </w:p>
-        </w:tc>
-        <w:tc>
-          <w:tcPr>
-            <w:tcW w:type="dxa" w:w="1234"/>
-          </w:tcPr>
-          <w:p>
-            <w:r/>
-            <w:r>
-              <w:rPr>
-                <w:sz w:val="16"/>
-              </w:rPr>
-              <w:t>not measured</w:t>
-            </w:r>
-          </w:p>
-        </w:tc>
-        <w:tc>
-          <w:tcPr>
-            <w:tcW w:type="dxa" w:w="1234"/>
-          </w:tcPr>
-          <w:p>
-            <w:r/>
-            <w:r>
-              <w:rPr>
-                <w:sz w:val="16"/>
-              </w:rPr>
-              <w:t>ideality 1.66–1.80</w:t>
-            </w:r>
-          </w:p>
-        </w:tc>
-      </w:tr>
-      <w:tr>
-        <w:tc>
-          <w:tcPr>
-            <w:tcW w:type="dxa" w:w="1234"/>
-          </w:tcPr>
-          <w:p>
-            <w:r/>
-            <w:r>
-              <w:rPr>
-                <w:sz w:val="16"/>
-              </w:rPr>
-              <w:t>3</w:t>
-            </w:r>
-          </w:p>
-        </w:tc>
-        <w:tc>
-          <w:tcPr>
-            <w:tcW w:type="dxa" w:w="1234"/>
-          </w:tcPr>
-          <w:p>
-            <w:r/>
-            <w:r>
-              <w:rPr>
-                <w:sz w:val="16"/>
-              </w:rPr>
-              <w:t>1</w:t>
-            </w:r>
-          </w:p>
-        </w:tc>
-        <w:tc>
-          <w:tcPr>
-            <w:tcW w:type="dxa" w:w="1234"/>
-          </w:tcPr>
-          <w:p>
-            <w:r/>
-            <w:r>
-              <w:rPr>
-                <w:sz w:val="16"/>
-              </w:rPr>
-              <w:t>R</w:t>
-            </w:r>
-          </w:p>
-        </w:tc>
-        <w:tc>
-          <w:tcPr>
-            <w:tcW w:type="dxa" w:w="1234"/>
-          </w:tcPr>
-          <w:p>
-            <w:r/>
-            <w:r>
-              <w:rPr>
-                <w:sz w:val="16"/>
-              </w:rPr>
-              <w:t>1.9989</w:t>
-            </w:r>
-          </w:p>
-        </w:tc>
-        <w:tc>
-          <w:tcPr>
-            <w:tcW w:type="dxa" w:w="1234"/>
-          </w:tcPr>
-          <w:p>
-            <w:r/>
-            <w:r>
-              <w:rPr>
-                <w:sz w:val="16"/>
-              </w:rPr>
-              <w:t>10.92</w:t>
-            </w:r>
-          </w:p>
-        </w:tc>
-        <w:tc>
-          <w:tcPr>
-            <w:tcW w:type="dxa" w:w="1234"/>
-          </w:tcPr>
-          <w:p>
-            <w:r/>
-            <w:r>
-              <w:rPr>
-                <w:sz w:val="16"/>
-              </w:rPr>
-              <w:t>not measured</w:t>
-            </w:r>
-          </w:p>
-        </w:tc>
-        <w:tc>
-          <w:tcPr>
-            <w:tcW w:type="dxa" w:w="1234"/>
-          </w:tcPr>
-          <w:p>
-            <w:r/>
-            <w:r>
-              <w:rPr>
-                <w:sz w:val="16"/>
-              </w:rPr>
-              <w:t>ideality 1.65–1.65</w:t>
-            </w:r>
-          </w:p>
-        </w:tc>
-      </w:tr>
-      <w:tr>
-        <w:tc>
-          <w:tcPr>
-            <w:tcW w:type="dxa" w:w="1234"/>
-          </w:tcPr>
-          <w:p>
-            <w:r/>
-            <w:r>
-              <w:rPr>
-                <w:sz w:val="16"/>
-              </w:rPr>
-              <w:t>4</w:t>
-            </w:r>
-          </w:p>
-        </w:tc>
-        <w:tc>
-          <w:tcPr>
-            <w:tcW w:type="dxa" w:w="1234"/>
-          </w:tcPr>
-          <w:p>
-            <w:r/>
-            <w:r>
-              <w:rPr>
-                <w:sz w:val="16"/>
-              </w:rPr>
-              <w:t>3</w:t>
-            </w:r>
-          </w:p>
-        </w:tc>
-        <w:tc>
-          <w:tcPr>
-            <w:tcW w:type="dxa" w:w="1234"/>
-          </w:tcPr>
-          <w:p>
-            <w:r/>
-            <w:r>
-              <w:rPr>
-                <w:sz w:val="16"/>
-              </w:rPr>
-              <w:t>R</w:t>
-            </w:r>
-          </w:p>
-        </w:tc>
-        <w:tc>
-          <w:tcPr>
-            <w:tcW w:type="dxa" w:w="1234"/>
-          </w:tcPr>
-          <w:p>
-            <w:r/>
-            <w:r>
-              <w:rPr>
-                <w:sz w:val="16"/>
-              </w:rPr>
-              <w:t>2.0224 ± 0.0029</w:t>
-            </w:r>
-          </w:p>
-        </w:tc>
-        <w:tc>
-          <w:tcPr>
-            <w:tcW w:type="dxa" w:w="1234"/>
-          </w:tcPr>
-          <w:p>
-            <w:r/>
-            <w:r>
-              <w:rPr>
-                <w:sz w:val="16"/>
-              </w:rPr>
-              <w:t>12.79 ± 0.65</w:t>
-            </w:r>
-          </w:p>
-        </w:tc>
-        <w:tc>
-          <w:tcPr>
-            <w:tcW w:type="dxa" w:w="1234"/>
-          </w:tcPr>
-          <w:p>
-            <w:r/>
-            <w:r>
-              <w:rPr>
-                <w:sz w:val="16"/>
-              </w:rPr>
-              <w:t>not measured</w:t>
-            </w:r>
-          </w:p>
-        </w:tc>
-        <w:tc>
-          <w:tcPr>
-            <w:tcW w:type="dxa" w:w="1234"/>
-          </w:tcPr>
-          <w:p>
-            <w:r/>
-            <w:r>
-              <w:rPr>
-                <w:sz w:val="16"/>
-              </w:rPr>
-              <w:t>ideality 1.69–1.81</w:t>
-            </w:r>
-          </w:p>
-        </w:tc>
-      </w:tr>
-      <w:tr>
-        <w:tc>
-          <w:tcPr>
-            <w:tcW w:type="dxa" w:w="1234"/>
-          </w:tcPr>
-          <w:p>
-            <w:r/>
-            <w:r>
-              <w:rPr>
-                <w:sz w:val="16"/>
-              </w:rPr>
-              <w:t>5</w:t>
-            </w:r>
-          </w:p>
-        </w:tc>
-        <w:tc>
-          <w:tcPr>
-            <w:tcW w:type="dxa" w:w="1234"/>
-          </w:tcPr>
-          <w:p>
-            <w:r/>
-            <w:r>
-              <w:rPr>
-                <w:sz w:val="16"/>
-              </w:rPr>
-              <w:t>4</w:t>
-            </w:r>
-          </w:p>
-        </w:tc>
-        <w:tc>
-          <w:tcPr>
-            <w:tcW w:type="dxa" w:w="1234"/>
-          </w:tcPr>
-          <w:p>
-            <w:r/>
-            <w:r>
-              <w:rPr>
-                <w:sz w:val="16"/>
-              </w:rPr>
-              <w:t>R</w:t>
-            </w:r>
-          </w:p>
-        </w:tc>
-        <w:tc>
-          <w:tcPr>
-            <w:tcW w:type="dxa" w:w="1234"/>
-          </w:tcPr>
-          <w:p>
-            <w:r/>
-            <w:r>
-              <w:rPr>
-                <w:sz w:val="16"/>
-              </w:rPr>
-              <w:t>2.0109 ± 0.0129</w:t>
-            </w:r>
-          </w:p>
-        </w:tc>
-        <w:tc>
-          <w:tcPr>
-            <w:tcW w:type="dxa" w:w="1234"/>
-          </w:tcPr>
-          <w:p>
-            <w:r/>
-            <w:r>
-              <w:rPr>
-                <w:sz w:val="16"/>
-              </w:rPr>
-              <w:t>11.28 ± 1.06</w:t>
-            </w:r>
-          </w:p>
-        </w:tc>
-        <w:tc>
-          <w:tcPr>
-            <w:tcW w:type="dxa" w:w="1234"/>
-          </w:tcPr>
-          <w:p>
-            <w:r/>
-            <w:r>
-              <w:rPr>
-                <w:sz w:val="16"/>
-              </w:rPr>
-              <w:t>not measured</w:t>
-            </w:r>
-          </w:p>
-        </w:tc>
-        <w:tc>
-          <w:tcPr>
-            <w:tcW w:type="dxa" w:w="1234"/>
-          </w:tcPr>
-          <w:p>
-            <w:r/>
-            <w:r>
-              <w:rPr>
-                <w:sz w:val="16"/>
-              </w:rPr>
-              <w:t>ideality 1.70–1.92</w:t>
-            </w:r>
-          </w:p>
-        </w:tc>
-      </w:tr>
-      <w:tr>
-        <w:tc>
-          <w:tcPr>
-            <w:tcW w:type="dxa" w:w="1234"/>
-          </w:tcPr>
-          <w:p>
-            <w:r/>
-            <w:r>
-              <w:rPr>
-                <w:sz w:val="16"/>
-              </w:rPr>
-              <w:t>6</w:t>
-            </w:r>
-          </w:p>
-        </w:tc>
-        <w:tc>
-          <w:tcPr>
-            <w:tcW w:type="dxa" w:w="1234"/>
-          </w:tcPr>
-          <w:p>
-            <w:r/>
-            <w:r>
-              <w:rPr>
-                <w:sz w:val="16"/>
-              </w:rPr>
-              <w:t>3</w:t>
-            </w:r>
-          </w:p>
-        </w:tc>
-        <w:tc>
-          <w:tcPr>
-            <w:tcW w:type="dxa" w:w="1234"/>
-          </w:tcPr>
-          <w:p>
-            <w:r/>
-            <w:r>
-              <w:rPr>
-                <w:sz w:val="16"/>
-              </w:rPr>
-              <w:t>R</w:t>
-            </w:r>
-          </w:p>
-        </w:tc>
-        <w:tc>
-          <w:tcPr>
-            <w:tcW w:type="dxa" w:w="1234"/>
-          </w:tcPr>
-          <w:p>
-            <w:r/>
-            <w:r>
-              <w:rPr>
-                <w:sz w:val="16"/>
-              </w:rPr>
-              <w:t>2.0137 ± 0.0170</w:t>
-            </w:r>
-          </w:p>
-        </w:tc>
-        <w:tc>
-          <w:tcPr>
-            <w:tcW w:type="dxa" w:w="1234"/>
-          </w:tcPr>
-          <w:p>
-            <w:r/>
-            <w:r>
-              <w:rPr>
-                <w:sz w:val="16"/>
-              </w:rPr>
-              <w:t>12.02 ± 1.20</w:t>
-            </w:r>
-          </w:p>
-        </w:tc>
-        <w:tc>
-          <w:tcPr>
-            <w:tcW w:type="dxa" w:w="1234"/>
-          </w:tcPr>
-          <w:p>
-            <w:r/>
-            <w:r>
-              <w:rPr>
-                <w:sz w:val="16"/>
-              </w:rPr>
-              <w:t>not measured</w:t>
-            </w:r>
-          </w:p>
-        </w:tc>
-        <w:tc>
-          <w:tcPr>
-            <w:tcW w:type="dxa" w:w="1234"/>
-          </w:tcPr>
-          <w:p>
-            <w:r/>
-            <w:r>
-              <w:rPr>
-                <w:sz w:val="16"/>
-              </w:rPr>
-              <w:t>ideality 1.67–1.80</w:t>
-            </w:r>
-          </w:p>
-        </w:tc>
-      </w:tr>
-      <w:tr>
-        <w:tc>
-          <w:tcPr>
-            <w:tcW w:type="dxa" w:w="1234"/>
-          </w:tcPr>
-          <w:p>
-            <w:r/>
-            <w:r>
-              <w:rPr>
-                <w:sz w:val="16"/>
-              </w:rPr>
-              <w:t>7</w:t>
-            </w:r>
-          </w:p>
-        </w:tc>
-        <w:tc>
-          <w:tcPr>
-            <w:tcW w:type="dxa" w:w="1234"/>
-          </w:tcPr>
-          <w:p>
-            <w:r/>
-            <w:r>
-              <w:rPr>
-                <w:sz w:val="16"/>
-              </w:rPr>
-              <w:t>4</w:t>
-            </w:r>
-          </w:p>
-        </w:tc>
-        <w:tc>
-          <w:tcPr>
-            <w:tcW w:type="dxa" w:w="1234"/>
-          </w:tcPr>
-          <w:p>
-            <w:r/>
-            <w:r>
-              <w:rPr>
-                <w:sz w:val="16"/>
-              </w:rPr>
-              <w:t>R</w:t>
-            </w:r>
-          </w:p>
-        </w:tc>
-        <w:tc>
-          <w:tcPr>
-            <w:tcW w:type="dxa" w:w="1234"/>
-          </w:tcPr>
-          <w:p>
-            <w:r/>
-            <w:r>
-              <w:rPr>
-                <w:sz w:val="16"/>
-              </w:rPr>
-              <w:t>2.0132 ± 0.0170</w:t>
-            </w:r>
-          </w:p>
-        </w:tc>
-        <w:tc>
-          <w:tcPr>
-            <w:tcW w:type="dxa" w:w="1234"/>
-          </w:tcPr>
-          <w:p>
-            <w:r/>
-            <w:r>
-              <w:rPr>
-                <w:sz w:val="16"/>
-              </w:rPr>
-              <w:t>11.46 ± 1.32</w:t>
-            </w:r>
-          </w:p>
-        </w:tc>
-        <w:tc>
-          <w:tcPr>
-            <w:tcW w:type="dxa" w:w="1234"/>
-          </w:tcPr>
-          <w:p>
-            <w:r/>
-            <w:r>
-              <w:rPr>
-                <w:sz w:val="16"/>
-              </w:rPr>
-              <w:t>not measured</w:t>
-            </w:r>
-          </w:p>
-        </w:tc>
-        <w:tc>
-          <w:tcPr>
-            <w:tcW w:type="dxa" w:w="1234"/>
-          </w:tcPr>
-          <w:p>
-            <w:r/>
-            <w:r>
-              <w:rPr>
-                <w:sz w:val="16"/>
-              </w:rPr>
-              <w:t>ideality 1.76–1.87</w:t>
-            </w:r>
-          </w:p>
-        </w:tc>
-      </w:tr>
-      <w:tr>
-        <w:tc>
-          <w:tcPr>
-            <w:tcW w:type="dxa" w:w="1234"/>
-          </w:tcPr>
-          <w:p>
-            <w:r/>
-            <w:r>
-              <w:rPr>
-                <w:sz w:val="16"/>
-              </w:rPr>
-              <w:t>8</w:t>
-            </w:r>
-          </w:p>
-        </w:tc>
-        <w:tc>
-          <w:tcPr>
-            <w:tcW w:type="dxa" w:w="1234"/>
-          </w:tcPr>
-          <w:p>
-            <w:r/>
-            <w:r>
-              <w:rPr>
-                <w:sz w:val="16"/>
-              </w:rPr>
-              <w:t>3</w:t>
-            </w:r>
-          </w:p>
-        </w:tc>
-        <w:tc>
-          <w:tcPr>
-            <w:tcW w:type="dxa" w:w="1234"/>
-          </w:tcPr>
-          <w:p>
-            <w:r/>
-            <w:r>
-              <w:rPr>
-                <w:sz w:val="16"/>
-              </w:rPr>
-              <w:t>R</w:t>
-            </w:r>
-          </w:p>
-        </w:tc>
-        <w:tc>
-          <w:tcPr>
-            <w:tcW w:type="dxa" w:w="1234"/>
-          </w:tcPr>
-          <w:p>
-            <w:r/>
-            <w:r>
-              <w:rPr>
-                <w:sz w:val="16"/>
-              </w:rPr>
-              <w:t>2.0208 ± 0.0158</w:t>
-            </w:r>
-          </w:p>
-        </w:tc>
-        <w:tc>
-          <w:tcPr>
-            <w:tcW w:type="dxa" w:w="1234"/>
-          </w:tcPr>
-          <w:p>
-            <w:r/>
-            <w:r>
-              <w:rPr>
-                <w:sz w:val="16"/>
-              </w:rPr>
-              <w:t>11.61 ± 0.92</w:t>
-            </w:r>
-          </w:p>
-        </w:tc>
-        <w:tc>
-          <w:tcPr>
-            <w:tcW w:type="dxa" w:w="1234"/>
-          </w:tcPr>
-          <w:p>
-            <w:r/>
-            <w:r>
-              <w:rPr>
-                <w:sz w:val="16"/>
-              </w:rPr>
-              <w:t>not measured</w:t>
-            </w:r>
-          </w:p>
-        </w:tc>
-        <w:tc>
-          <w:tcPr>
-            <w:tcW w:type="dxa" w:w="1234"/>
-          </w:tcPr>
-          <w:p>
-            <w:r/>
-            <w:r>
-              <w:rPr>
-                <w:sz w:val="16"/>
-              </w:rPr>
-              <w:t>ideality 1.75–2.06</w:t>
-            </w:r>
-          </w:p>
-        </w:tc>
-      </w:tr>
-    </w:tbl>
     <w:p>
       <w:pPr>
         <w:pStyle w:val="Heading2"/>
       </w:pPr>
       <w:r>
         <w:rPr>
-          <w:rFonts w:ascii="Times New Roman" w:hAnsi="Times New Roman"/>
           <w:b w:val="0"/>
           <w:i w:val="0"/>
-          <w:color w:val="000000"/>
-          <w:sz w:val="22"/>
         </w:rPr>
-        <w:t>D.  Specific contact resistivity (transmission-line method)</w:t>
-      </w:r>
-    </w:p>
-    <w:p>
-      <w:pPr>
-        <w:spacing w:after="120" w:before="0"/>
-      </w:pPr>
-      <w:r>
-        <w:rPr>
-          <w:rFonts w:ascii="Times New Roman" w:hAnsi="Times New Roman"/>
-          <w:b w:val="0"/>
-          <w:i w:val="0"/>
-          <w:sz w:val="22"/>
-        </w:rPr>
-        <w:t>The TLM ladders give the sheet resistance R</w:t>
-      </w:r>
-      <w:r>
-        <w:rPr>
-          <w:rFonts w:ascii="Times New Roman" w:hAnsi="Times New Roman"/>
-          <w:b w:val="0"/>
-          <w:i w:val="0"/>
-          <w:sz w:val="22"/>
-          <w:vertAlign w:val="subscript"/>
-        </w:rPr>
-        <w:t>sh</w:t>
-      </w:r>
-      <w:r>
-        <w:rPr>
-          <w:rFonts w:ascii="Times New Roman" w:hAnsi="Times New Roman"/>
-          <w:b w:val="0"/>
-          <w:i w:val="0"/>
-          <w:sz w:val="22"/>
-        </w:rPr>
-        <w:t xml:space="preserve"> and the specific contact resistivity ρ</w:t>
-      </w:r>
-      <w:r>
-        <w:rPr>
-          <w:rFonts w:ascii="Times New Roman" w:hAnsi="Times New Roman"/>
-          <w:b w:val="0"/>
-          <w:i w:val="0"/>
-          <w:sz w:val="22"/>
-          <w:vertAlign w:val="subscript"/>
-        </w:rPr>
-        <w:t>c</w:t>
-      </w:r>
-      <w:r>
-        <w:rPr>
-          <w:rFonts w:ascii="Times New Roman" w:hAnsi="Times New Roman"/>
-          <w:b w:val="0"/>
-          <w:i w:val="0"/>
-          <w:sz w:val="22"/>
-        </w:rPr>
-        <w:t xml:space="preserve"> from the total resistance measured between successive finger pairs at known gaps d. For identical contacts of width W, length L, and transfer length L</w:t>
-      </w:r>
-      <w:r>
-        <w:rPr>
-          <w:rFonts w:ascii="Times New Roman" w:hAnsi="Times New Roman"/>
-          <w:b w:val="0"/>
-          <w:i w:val="0"/>
-          <w:sz w:val="22"/>
-          <w:vertAlign w:val="subscript"/>
-        </w:rPr>
-        <w:t>T</w:t>
-      </w:r>
-      <w:r>
-        <w:rPr>
-          <w:rFonts w:ascii="Times New Roman" w:hAnsi="Times New Roman"/>
-          <w:b w:val="0"/>
-          <w:i w:val="0"/>
-          <w:sz w:val="22"/>
-        </w:rPr>
-        <w:t>,</w:t>
-      </w:r>
-    </w:p>
-    <w:p>
-      <w:pPr>
-        <w:spacing w:before="80" w:after="160"/>
-        <w:jc w:val="center"/>
-      </w:pPr>
-      <w:r>
-        <w:rPr>
-          <w:rFonts w:ascii="Times New Roman" w:hAnsi="Times New Roman"/>
-          <w:b w:val="0"/>
-          <w:i w:val="0"/>
-          <w:sz w:val="22"/>
-        </w:rPr>
-        <w:t>R</w:t>
-      </w:r>
-      <w:r>
-        <w:rPr>
-          <w:rFonts w:ascii="Times New Roman" w:hAnsi="Times New Roman"/>
-          <w:b w:val="0"/>
-          <w:i w:val="0"/>
-          <w:sz w:val="22"/>
-          <w:vertAlign w:val="subscript"/>
-        </w:rPr>
-        <w:t>tot</w:t>
-      </w:r>
-      <w:r>
-        <w:rPr>
-          <w:rFonts w:ascii="Times New Roman" w:hAnsi="Times New Roman"/>
-          <w:b w:val="0"/>
-          <w:i w:val="0"/>
-          <w:sz w:val="22"/>
-        </w:rPr>
-        <w:t>(d) = (R</w:t>
-      </w:r>
-      <w:r>
-        <w:rPr>
-          <w:rFonts w:ascii="Times New Roman" w:hAnsi="Times New Roman"/>
-          <w:b w:val="0"/>
-          <w:i w:val="0"/>
-          <w:sz w:val="22"/>
-          <w:vertAlign w:val="subscript"/>
-        </w:rPr>
-        <w:t>sh</w:t>
-      </w:r>
-      <w:r>
-        <w:rPr>
-          <w:rFonts w:ascii="Times New Roman" w:hAnsi="Times New Roman"/>
-          <w:b w:val="0"/>
-          <w:i w:val="0"/>
-          <w:sz w:val="22"/>
-        </w:rPr>
-        <w:t xml:space="preserve"> / W) · d + 2R</w:t>
-      </w:r>
-      <w:r>
-        <w:rPr>
-          <w:rFonts w:ascii="Times New Roman" w:hAnsi="Times New Roman"/>
-          <w:b w:val="0"/>
-          <w:i w:val="0"/>
-          <w:sz w:val="22"/>
-          <w:vertAlign w:val="subscript"/>
-        </w:rPr>
-        <w:t>c</w:t>
-      </w:r>
-    </w:p>
-    <w:p>
-      <w:pPr>
-        <w:spacing w:before="80" w:after="160"/>
-        <w:jc w:val="center"/>
-      </w:pPr>
-      <w:r>
-        <w:rPr>
-          <w:rFonts w:ascii="Times New Roman" w:hAnsi="Times New Roman"/>
-          <w:b w:val="0"/>
-          <w:i w:val="0"/>
-          <w:sz w:val="22"/>
-        </w:rPr>
-        <w:t>R</w:t>
-      </w:r>
-      <w:r>
-        <w:rPr>
-          <w:rFonts w:ascii="Times New Roman" w:hAnsi="Times New Roman"/>
-          <w:b w:val="0"/>
-          <w:i w:val="0"/>
-          <w:sz w:val="22"/>
-          <w:vertAlign w:val="subscript"/>
-        </w:rPr>
-        <w:t>c</w:t>
-      </w:r>
-      <w:r>
-        <w:rPr>
-          <w:rFonts w:ascii="Times New Roman" w:hAnsi="Times New Roman"/>
-          <w:b w:val="0"/>
-          <w:i w:val="0"/>
-          <w:sz w:val="22"/>
-        </w:rPr>
-        <w:t xml:space="preserve"> = (R</w:t>
-      </w:r>
-      <w:r>
-        <w:rPr>
-          <w:rFonts w:ascii="Times New Roman" w:hAnsi="Times New Roman"/>
-          <w:b w:val="0"/>
-          <w:i w:val="0"/>
-          <w:sz w:val="22"/>
-          <w:vertAlign w:val="subscript"/>
-        </w:rPr>
-        <w:t>sh</w:t>
-      </w:r>
-      <w:r>
-        <w:rPr>
-          <w:rFonts w:ascii="Times New Roman" w:hAnsi="Times New Roman"/>
-          <w:b w:val="0"/>
-          <w:i w:val="0"/>
-          <w:sz w:val="22"/>
-        </w:rPr>
-        <w:t xml:space="preserve"> · L</w:t>
-      </w:r>
-      <w:r>
-        <w:rPr>
-          <w:rFonts w:ascii="Times New Roman" w:hAnsi="Times New Roman"/>
-          <w:b w:val="0"/>
-          <w:i w:val="0"/>
-          <w:sz w:val="22"/>
-          <w:vertAlign w:val="subscript"/>
-        </w:rPr>
-        <w:t>T</w:t>
-      </w:r>
-      <w:r>
-        <w:rPr>
-          <w:rFonts w:ascii="Times New Roman" w:hAnsi="Times New Roman"/>
-          <w:b w:val="0"/>
-          <w:i w:val="0"/>
-          <w:sz w:val="22"/>
-        </w:rPr>
-        <w:t xml:space="preserve"> / W) · coth(L / L</w:t>
-      </w:r>
-      <w:r>
-        <w:rPr>
-          <w:rFonts w:ascii="Times New Roman" w:hAnsi="Times New Roman"/>
-          <w:b w:val="0"/>
-          <w:i w:val="0"/>
-          <w:sz w:val="22"/>
-          <w:vertAlign w:val="subscript"/>
-        </w:rPr>
-        <w:t>T</w:t>
-      </w:r>
-      <w:r>
-        <w:rPr>
-          <w:rFonts w:ascii="Times New Roman" w:hAnsi="Times New Roman"/>
-          <w:b w:val="0"/>
-          <w:i w:val="0"/>
-          <w:sz w:val="22"/>
-        </w:rPr>
-        <w:t>)</w:t>
-      </w:r>
-    </w:p>
-    <w:p>
-      <w:pPr>
-        <w:spacing w:after="120" w:before="0"/>
-      </w:pPr>
-      <w:r>
-        <w:rPr>
-          <w:rFonts w:ascii="Times New Roman" w:hAnsi="Times New Roman"/>
-          <w:b w:val="0"/>
-          <w:i w:val="0"/>
-          <w:sz w:val="22"/>
-        </w:rPr>
-        <w:t>A linear fit of R</w:t>
-      </w:r>
-      <w:r>
-        <w:rPr>
-          <w:rFonts w:ascii="Times New Roman" w:hAnsi="Times New Roman"/>
-          <w:b w:val="0"/>
-          <w:i w:val="0"/>
-          <w:sz w:val="22"/>
-          <w:vertAlign w:val="subscript"/>
-        </w:rPr>
-        <w:t>tot</w:t>
-      </w:r>
-      <w:r>
-        <w:rPr>
-          <w:rFonts w:ascii="Times New Roman" w:hAnsi="Times New Roman"/>
-          <w:b w:val="0"/>
-          <w:i w:val="0"/>
-          <w:sz w:val="22"/>
-        </w:rPr>
-        <w:t xml:space="preserve"> versus d gives R</w:t>
-      </w:r>
-      <w:r>
-        <w:rPr>
-          <w:rFonts w:ascii="Times New Roman" w:hAnsi="Times New Roman"/>
-          <w:b w:val="0"/>
-          <w:i w:val="0"/>
-          <w:sz w:val="22"/>
-          <w:vertAlign w:val="subscript"/>
-        </w:rPr>
-        <w:t>sh</w:t>
-      </w:r>
-      <w:r>
-        <w:rPr>
-          <w:rFonts w:ascii="Times New Roman" w:hAnsi="Times New Roman"/>
-          <w:b w:val="0"/>
-          <w:i w:val="0"/>
-          <w:sz w:val="22"/>
-        </w:rPr>
-        <w:t xml:space="preserve"> from the slope and 2R</w:t>
-      </w:r>
-      <w:r>
-        <w:rPr>
-          <w:rFonts w:ascii="Times New Roman" w:hAnsi="Times New Roman"/>
-          <w:b w:val="0"/>
-          <w:i w:val="0"/>
-          <w:sz w:val="22"/>
-          <w:vertAlign w:val="subscript"/>
-        </w:rPr>
-        <w:t>c</w:t>
-      </w:r>
-      <w:r>
-        <w:rPr>
-          <w:rFonts w:ascii="Times New Roman" w:hAnsi="Times New Roman"/>
-          <w:b w:val="0"/>
-          <w:i w:val="0"/>
-          <w:sz w:val="22"/>
-        </w:rPr>
-        <w:t xml:space="preserve"> from the intercept; the specific contact resistivity then follows as ρ</w:t>
-      </w:r>
-      <w:r>
-        <w:rPr>
-          <w:rFonts w:ascii="Times New Roman" w:hAnsi="Times New Roman"/>
-          <w:b w:val="0"/>
-          <w:i w:val="0"/>
-          <w:sz w:val="22"/>
-          <w:vertAlign w:val="subscript"/>
-        </w:rPr>
-        <w:t>c</w:t>
-      </w:r>
-      <w:r>
-        <w:rPr>
-          <w:rFonts w:ascii="Times New Roman" w:hAnsi="Times New Roman"/>
-          <w:b w:val="0"/>
-          <w:i w:val="0"/>
-          <w:sz w:val="22"/>
-        </w:rPr>
-        <w:t xml:space="preserve"> = R</w:t>
-      </w:r>
-      <w:r>
-        <w:rPr>
-          <w:rFonts w:ascii="Times New Roman" w:hAnsi="Times New Roman"/>
-          <w:b w:val="0"/>
-          <w:i w:val="0"/>
-          <w:sz w:val="22"/>
-          <w:vertAlign w:val="subscript"/>
-        </w:rPr>
-        <w:t>c</w:t>
-      </w:r>
-      <w:r>
-        <w:rPr>
-          <w:rFonts w:ascii="Times New Roman" w:hAnsi="Times New Roman"/>
-          <w:b w:val="0"/>
-          <w:i w:val="0"/>
-          <w:sz w:val="22"/>
-        </w:rPr>
-        <w:t xml:space="preserve"> · W · L</w:t>
-      </w:r>
-      <w:r>
-        <w:rPr>
-          <w:rFonts w:ascii="Times New Roman" w:hAnsi="Times New Roman"/>
-          <w:b w:val="0"/>
-          <w:i w:val="0"/>
-          <w:sz w:val="22"/>
-          <w:vertAlign w:val="subscript"/>
-        </w:rPr>
-        <w:t>T</w:t>
-      </w:r>
-      <w:r>
-        <w:rPr>
-          <w:rFonts w:ascii="Times New Roman" w:hAnsi="Times New Roman"/>
-          <w:b w:val="0"/>
-          <w:i w:val="0"/>
-          <w:sz w:val="22"/>
-        </w:rPr>
-        <w:t xml:space="preserve"> · tanh(L / L</w:t>
-      </w:r>
-      <w:r>
-        <w:rPr>
-          <w:rFonts w:ascii="Times New Roman" w:hAnsi="Times New Roman"/>
-          <w:b w:val="0"/>
-          <w:i w:val="0"/>
-          <w:sz w:val="22"/>
-          <w:vertAlign w:val="subscript"/>
-        </w:rPr>
-        <w:t>T</w:t>
-      </w:r>
-      <w:r>
-        <w:rPr>
-          <w:rFonts w:ascii="Times New Roman" w:hAnsi="Times New Roman"/>
-          <w:b w:val="0"/>
-          <w:i w:val="0"/>
-          <w:sz w:val="22"/>
-        </w:rPr>
-        <w:t>). The three finger widths in the ladder make the width dependence of L</w:t>
-      </w:r>
-      <w:r>
-        <w:rPr>
-          <w:rFonts w:ascii="Times New Roman" w:hAnsi="Times New Roman"/>
-          <w:b w:val="0"/>
-          <w:i w:val="0"/>
-          <w:sz w:val="22"/>
-          <w:vertAlign w:val="subscript"/>
-        </w:rPr>
-        <w:t>T</w:t>
-      </w:r>
-      <w:r>
-        <w:rPr>
-          <w:rFonts w:ascii="Times New Roman" w:hAnsi="Times New Roman"/>
-          <w:b w:val="0"/>
-          <w:i w:val="0"/>
-          <w:sz w:val="22"/>
-        </w:rPr>
-        <w:t xml:space="preserve"> directly measurable.</w:t>
+        <w:t>D.  Measurement repeatability and detection limit</w:t>
       </w:r>
     </w:p>
     <w:p>
       <w:r>
-        <w:t>The TLM ladders were not measured. They require a four-wire source-measure unit on bare-ENIG structures, which was outside the instrument set used here.</w:t>
-      </w:r>
-    </w:p>
-    <w:p>
-      <w:pPr>
-        <w:spacing w:before="160" w:after="60"/>
-      </w:pPr>
-      <w:r>
         <w:rPr>
-          <w:rFonts w:ascii="Times New Roman" w:hAnsi="Times New Roman"/>
-          <w:b/>
-          <w:i w:val="0"/>
-          <w:sz w:val="19"/>
-        </w:rPr>
-        <w:t>Table IV. TLM extraction per finger width.</w:t>
-      </w:r>
-    </w:p>
-    <w:tbl>
-      <w:tblPr>
-        <w:tblStyle w:val="TableGrid"/>
-        <w:tblW w:type="auto" w:w="0"/>
-        <w:jc w:val="center"/>
-        <w:tblLayout w:type="autofit"/>
-        <w:tblLook w:firstColumn="1" w:firstRow="1" w:lastColumn="0" w:lastRow="0" w:noHBand="0" w:noVBand="1" w:val="04A0"/>
-      </w:tblPr>
-      <w:tblGrid>
-        <w:gridCol w:w="1440"/>
-        <w:gridCol w:w="1440"/>
-        <w:gridCol w:w="1440"/>
-        <w:gridCol w:w="1440"/>
-        <w:gridCol w:w="1440"/>
-        <w:gridCol w:w="1440"/>
-      </w:tblGrid>
-      <w:tr>
-        <w:tc>
-          <w:tcPr>
-            <w:tcW w:type="dxa" w:w="1440"/>
-            <w:shd w:val="clear" w:color="auto" w:fill="D9E2F3"/>
-          </w:tcPr>
-          <w:p>
-            <w:pPr>
-              <w:spacing w:after="20" w:before="20"/>
-              <w:jc w:val="center"/>
-            </w:pPr>
-            <w:r/>
-            <w:r>
-              <w:rPr>
-                <w:rFonts w:ascii="Times New Roman" w:hAnsi="Times New Roman"/>
-                <w:b/>
-                <w:i w:val="0"/>
-                <w:sz w:val="19"/>
-              </w:rPr>
-              <w:t>Sample / condition</w:t>
-            </w:r>
-          </w:p>
-        </w:tc>
-        <w:tc>
-          <w:tcPr>
-            <w:tcW w:type="dxa" w:w="1440"/>
-            <w:shd w:val="clear" w:color="auto" w:fill="D9E2F3"/>
-          </w:tcPr>
-          <w:p>
-            <w:pPr>
-              <w:spacing w:after="20" w:before="20"/>
-              <w:jc w:val="center"/>
-            </w:pPr>
-            <w:r/>
-            <w:r>
-              <w:rPr>
-                <w:rFonts w:ascii="Times New Roman" w:hAnsi="Times New Roman"/>
-                <w:b/>
-                <w:i w:val="0"/>
-                <w:sz w:val="19"/>
-              </w:rPr>
-              <w:t>Width W (mm)</w:t>
-            </w:r>
-          </w:p>
-        </w:tc>
-        <w:tc>
-          <w:tcPr>
-            <w:tcW w:type="dxa" w:w="1440"/>
-            <w:shd w:val="clear" w:color="auto" w:fill="D9E2F3"/>
-          </w:tcPr>
-          <w:p>
-            <w:pPr>
-              <w:spacing w:after="20" w:before="20"/>
-              <w:jc w:val="center"/>
-            </w:pPr>
-            <w:r/>
-            <w:r>
-              <w:rPr>
-                <w:rFonts w:ascii="Times New Roman" w:hAnsi="Times New Roman"/>
-                <w:b/>
-                <w:i w:val="0"/>
-                <w:sz w:val="19"/>
-              </w:rPr>
-              <w:t>R</w:t>
-            </w:r>
-            <w:r>
-              <w:rPr>
-                <w:rFonts w:ascii="Times New Roman" w:hAnsi="Times New Roman"/>
-                <w:b/>
-                <w:i w:val="0"/>
-                <w:sz w:val="19"/>
-                <w:vertAlign w:val="subscript"/>
-              </w:rPr>
-              <w:t>sh</w:t>
-            </w:r>
-            <w:r>
-              <w:rPr>
-                <w:rFonts w:ascii="Times New Roman" w:hAnsi="Times New Roman"/>
-                <w:b/>
-                <w:i w:val="0"/>
-                <w:sz w:val="19"/>
-              </w:rPr>
-              <w:t xml:space="preserve"> (Ω/sq)</w:t>
-            </w:r>
-          </w:p>
-        </w:tc>
-        <w:tc>
-          <w:tcPr>
-            <w:tcW w:type="dxa" w:w="1440"/>
-            <w:shd w:val="clear" w:color="auto" w:fill="D9E2F3"/>
-          </w:tcPr>
-          <w:p>
-            <w:pPr>
-              <w:spacing w:after="20" w:before="20"/>
-              <w:jc w:val="center"/>
-            </w:pPr>
-            <w:r/>
-            <w:r>
-              <w:rPr>
-                <w:rFonts w:ascii="Times New Roman" w:hAnsi="Times New Roman"/>
-                <w:b/>
-                <w:i w:val="0"/>
-                <w:sz w:val="19"/>
-              </w:rPr>
-              <w:t>2R</w:t>
-            </w:r>
-            <w:r>
-              <w:rPr>
-                <w:rFonts w:ascii="Times New Roman" w:hAnsi="Times New Roman"/>
-                <w:b/>
-                <w:i w:val="0"/>
-                <w:sz w:val="19"/>
-                <w:vertAlign w:val="subscript"/>
-              </w:rPr>
-              <w:t>c</w:t>
-            </w:r>
-            <w:r>
-              <w:rPr>
-                <w:rFonts w:ascii="Times New Roman" w:hAnsi="Times New Roman"/>
-                <w:b/>
-                <w:i w:val="0"/>
-                <w:sz w:val="19"/>
-              </w:rPr>
-              <w:t xml:space="preserve"> (Ω)</w:t>
-            </w:r>
-          </w:p>
-        </w:tc>
-        <w:tc>
-          <w:tcPr>
-            <w:tcW w:type="dxa" w:w="1440"/>
-            <w:shd w:val="clear" w:color="auto" w:fill="D9E2F3"/>
-          </w:tcPr>
-          <w:p>
-            <w:pPr>
-              <w:spacing w:after="20" w:before="20"/>
-              <w:jc w:val="center"/>
-            </w:pPr>
-            <w:r/>
-            <w:r>
-              <w:rPr>
-                <w:rFonts w:ascii="Times New Roman" w:hAnsi="Times New Roman"/>
-                <w:b/>
-                <w:i w:val="0"/>
-                <w:sz w:val="19"/>
-              </w:rPr>
-              <w:t>L</w:t>
-            </w:r>
-            <w:r>
-              <w:rPr>
-                <w:rFonts w:ascii="Times New Roman" w:hAnsi="Times New Roman"/>
-                <w:b/>
-                <w:i w:val="0"/>
-                <w:sz w:val="19"/>
-                <w:vertAlign w:val="subscript"/>
-              </w:rPr>
-              <w:t>T</w:t>
-            </w:r>
-            <w:r>
-              <w:rPr>
-                <w:rFonts w:ascii="Times New Roman" w:hAnsi="Times New Roman"/>
-                <w:b/>
-                <w:i w:val="0"/>
-                <w:sz w:val="19"/>
-              </w:rPr>
-              <w:t xml:space="preserve"> (µm)</w:t>
-            </w:r>
-          </w:p>
-        </w:tc>
-        <w:tc>
-          <w:tcPr>
-            <w:tcW w:type="dxa" w:w="1440"/>
-            <w:shd w:val="clear" w:color="auto" w:fill="D9E2F3"/>
-          </w:tcPr>
-          <w:p>
-            <w:pPr>
-              <w:spacing w:after="20" w:before="20"/>
-              <w:jc w:val="center"/>
-            </w:pPr>
-            <w:r/>
-            <w:r>
-              <w:rPr>
-                <w:rFonts w:ascii="Times New Roman" w:hAnsi="Times New Roman"/>
-                <w:b/>
-                <w:i w:val="0"/>
-                <w:sz w:val="19"/>
-              </w:rPr>
-              <w:t>ρ</w:t>
-            </w:r>
-            <w:r>
-              <w:rPr>
-                <w:rFonts w:ascii="Times New Roman" w:hAnsi="Times New Roman"/>
-                <w:b/>
-                <w:i w:val="0"/>
-                <w:sz w:val="19"/>
-                <w:vertAlign w:val="subscript"/>
-              </w:rPr>
-              <w:t>c</w:t>
-            </w:r>
-            <w:r>
-              <w:rPr>
-                <w:rFonts w:ascii="Times New Roman" w:hAnsi="Times New Roman"/>
-                <w:b/>
-                <w:i w:val="0"/>
-                <w:sz w:val="19"/>
-              </w:rPr>
-              <w:t xml:space="preserve"> (Ω·cm</w:t>
-            </w:r>
-            <w:r>
-              <w:rPr>
-                <w:rFonts w:ascii="Times New Roman" w:hAnsi="Times New Roman"/>
-                <w:b/>
-                <w:i w:val="0"/>
-                <w:sz w:val="19"/>
-                <w:vertAlign w:val="superscript"/>
-              </w:rPr>
-              <w:t>2</w:t>
-            </w:r>
-            <w:r>
-              <w:rPr>
-                <w:rFonts w:ascii="Times New Roman" w:hAnsi="Times New Roman"/>
-                <w:b/>
-                <w:i w:val="0"/>
-                <w:sz w:val="19"/>
-              </w:rPr>
-              <w:t>)</w:t>
-            </w:r>
-          </w:p>
-        </w:tc>
-      </w:tr>
-      <w:tr>
-        <w:tc>
-          <w:tcPr>
-            <w:tcW w:type="dxa" w:w="1440"/>
-          </w:tcPr>
-          <w:p>
-            <w:r/>
-            <w:r>
-              <w:rPr>
-                <w:sz w:val="16"/>
-              </w:rPr>
-              <w:t>not measured</w:t>
-            </w:r>
-          </w:p>
-        </w:tc>
-        <w:tc>
-          <w:tcPr>
-            <w:tcW w:type="dxa" w:w="1440"/>
-          </w:tcPr>
-          <w:p>
-            <w:r/>
-            <w:r>
-              <w:rPr>
-                <w:sz w:val="16"/>
-              </w:rPr>
-            </w:r>
-          </w:p>
-        </w:tc>
-        <w:tc>
-          <w:tcPr>
-            <w:tcW w:type="dxa" w:w="1440"/>
-          </w:tcPr>
-          <w:p>
-            <w:r/>
-            <w:r>
-              <w:rPr>
-                <w:sz w:val="16"/>
-              </w:rPr>
-            </w:r>
-          </w:p>
-        </w:tc>
-        <w:tc>
-          <w:tcPr>
-            <w:tcW w:type="dxa" w:w="1440"/>
-          </w:tcPr>
-          <w:p>
-            <w:r/>
-            <w:r>
-              <w:rPr>
-                <w:sz w:val="16"/>
-              </w:rPr>
-            </w:r>
-          </w:p>
-        </w:tc>
-        <w:tc>
-          <w:tcPr>
-            <w:tcW w:type="dxa" w:w="1440"/>
-          </w:tcPr>
-          <w:p>
-            <w:r/>
-            <w:r>
-              <w:rPr>
-                <w:sz w:val="16"/>
-              </w:rPr>
-            </w:r>
-          </w:p>
-        </w:tc>
-        <w:tc>
-          <w:tcPr>
-            <w:tcW w:type="dxa" w:w="1440"/>
-          </w:tcPr>
-          <w:p>
-            <w:r/>
-            <w:r>
-              <w:rPr>
-                <w:sz w:val="16"/>
-              </w:rPr>
-            </w:r>
-          </w:p>
-        </w:tc>
-      </w:tr>
-    </w:tbl>
-    <w:p>
-      <w:pPr>
-        <w:pStyle w:val="Heading2"/>
-      </w:pPr>
-      <w:r>
-        <w:rPr>
-          <w:rFonts w:ascii="Times New Roman" w:hAnsi="Times New Roman"/>
           <w:b w:val="0"/>
           <w:i w:val="0"/>
-          <w:color w:val="000000"/>
-          <w:sz w:val="22"/>
         </w:rPr>
-        <w:t>E.  Sheet resistance (van der Pauw)</w:t>
-      </w:r>
-    </w:p>
-    <w:p>
-      <w:pPr>
-        <w:spacing w:after="120" w:before="0"/>
-      </w:pPr>
-      <w:r>
-        <w:rPr>
-          <w:rFonts w:ascii="Times New Roman" w:hAnsi="Times New Roman"/>
-          <w:b w:val="0"/>
-          <w:i w:val="0"/>
-          <w:sz w:val="22"/>
-        </w:rPr>
-        <w:t>Each symmetric cloverleaf gives the sheet resistance directly, with no contact-geometry correction, from the implicit van der Pauw relation</w:t>
-      </w:r>
-    </w:p>
-    <w:p>
-      <w:pPr>
-        <w:spacing w:before="80" w:after="160"/>
-        <w:jc w:val="center"/>
-      </w:pPr>
-      <w:r>
-        <w:rPr>
-          <w:rFonts w:ascii="Times New Roman" w:hAnsi="Times New Roman"/>
-          <w:b w:val="0"/>
-          <w:i w:val="0"/>
-          <w:sz w:val="22"/>
-        </w:rPr>
-        <w:t>exp(−π R</w:t>
-      </w:r>
-      <w:r>
-        <w:rPr>
-          <w:rFonts w:ascii="Times New Roman" w:hAnsi="Times New Roman"/>
-          <w:b w:val="0"/>
-          <w:i w:val="0"/>
-          <w:sz w:val="22"/>
-          <w:vertAlign w:val="subscript"/>
-        </w:rPr>
-        <w:t>A</w:t>
-      </w:r>
-      <w:r>
-        <w:rPr>
-          <w:rFonts w:ascii="Times New Roman" w:hAnsi="Times New Roman"/>
-          <w:b w:val="0"/>
-          <w:i w:val="0"/>
-          <w:sz w:val="22"/>
-        </w:rPr>
-        <w:t xml:space="preserve"> / R</w:t>
-      </w:r>
-      <w:r>
-        <w:rPr>
-          <w:rFonts w:ascii="Times New Roman" w:hAnsi="Times New Roman"/>
-          <w:b w:val="0"/>
-          <w:i w:val="0"/>
-          <w:sz w:val="22"/>
-          <w:vertAlign w:val="subscript"/>
-        </w:rPr>
-        <w:t>sh</w:t>
-      </w:r>
-      <w:r>
-        <w:rPr>
-          <w:rFonts w:ascii="Times New Roman" w:hAnsi="Times New Roman"/>
-          <w:b w:val="0"/>
-          <w:i w:val="0"/>
-          <w:sz w:val="22"/>
-        </w:rPr>
-        <w:t>) + exp(−π R</w:t>
-      </w:r>
-      <w:r>
-        <w:rPr>
-          <w:rFonts w:ascii="Times New Roman" w:hAnsi="Times New Roman"/>
-          <w:b w:val="0"/>
-          <w:i w:val="0"/>
-          <w:sz w:val="22"/>
-          <w:vertAlign w:val="subscript"/>
-        </w:rPr>
-        <w:t>B</w:t>
-      </w:r>
-      <w:r>
-        <w:rPr>
-          <w:rFonts w:ascii="Times New Roman" w:hAnsi="Times New Roman"/>
-          <w:b w:val="0"/>
-          <w:i w:val="0"/>
-          <w:sz w:val="22"/>
-        </w:rPr>
-        <w:t xml:space="preserve"> / R</w:t>
-      </w:r>
-      <w:r>
-        <w:rPr>
-          <w:rFonts w:ascii="Times New Roman" w:hAnsi="Times New Roman"/>
-          <w:b w:val="0"/>
-          <w:i w:val="0"/>
-          <w:sz w:val="22"/>
-          <w:vertAlign w:val="subscript"/>
-        </w:rPr>
-        <w:t>sh</w:t>
-      </w:r>
-      <w:r>
-        <w:rPr>
-          <w:rFonts w:ascii="Times New Roman" w:hAnsi="Times New Roman"/>
-          <w:b w:val="0"/>
-          <w:i w:val="0"/>
-          <w:sz w:val="22"/>
-        </w:rPr>
-        <w:t>) = 1</w:t>
-      </w:r>
-    </w:p>
-    <w:p>
-      <w:pPr>
-        <w:spacing w:after="120" w:before="0"/>
-      </w:pPr>
-      <w:r>
-        <w:rPr>
-          <w:rFonts w:ascii="Times New Roman" w:hAnsi="Times New Roman"/>
-          <w:b w:val="0"/>
-          <w:i w:val="0"/>
-          <w:sz w:val="22"/>
-        </w:rPr>
-        <w:t>where R</w:t>
-      </w:r>
-      <w:r>
-        <w:rPr>
-          <w:rFonts w:ascii="Times New Roman" w:hAnsi="Times New Roman"/>
-          <w:b w:val="0"/>
-          <w:i w:val="0"/>
-          <w:sz w:val="22"/>
-          <w:vertAlign w:val="subscript"/>
-        </w:rPr>
-        <w:t>A</w:t>
-      </w:r>
-      <w:r>
-        <w:rPr>
-          <w:rFonts w:ascii="Times New Roman" w:hAnsi="Times New Roman"/>
-          <w:b w:val="0"/>
-          <w:i w:val="0"/>
-          <w:sz w:val="22"/>
-        </w:rPr>
-        <w:t xml:space="preserve"> and R</w:t>
-      </w:r>
-      <w:r>
-        <w:rPr>
-          <w:rFonts w:ascii="Times New Roman" w:hAnsi="Times New Roman"/>
-          <w:b w:val="0"/>
-          <w:i w:val="0"/>
-          <w:sz w:val="22"/>
-          <w:vertAlign w:val="subscript"/>
-        </w:rPr>
-        <w:t>B</w:t>
-      </w:r>
-      <w:r>
-        <w:rPr>
-          <w:rFonts w:ascii="Times New Roman" w:hAnsi="Times New Roman"/>
-          <w:b w:val="0"/>
-          <w:i w:val="0"/>
-          <w:sz w:val="22"/>
-        </w:rPr>
-        <w:t xml:space="preserve"> are the transverse four-point resistances measured at 90° rotation. For R</w:t>
-      </w:r>
-      <w:r>
-        <w:rPr>
-          <w:rFonts w:ascii="Times New Roman" w:hAnsi="Times New Roman"/>
-          <w:b w:val="0"/>
-          <w:i w:val="0"/>
-          <w:sz w:val="22"/>
-          <w:vertAlign w:val="subscript"/>
-        </w:rPr>
-        <w:t>A</w:t>
-      </w:r>
-      <w:r>
-        <w:rPr>
-          <w:rFonts w:ascii="Times New Roman" w:hAnsi="Times New Roman"/>
-          <w:b w:val="0"/>
-          <w:i w:val="0"/>
-          <w:sz w:val="22"/>
-        </w:rPr>
-        <w:t xml:space="preserve"> ≈ R</w:t>
-      </w:r>
-      <w:r>
-        <w:rPr>
-          <w:rFonts w:ascii="Times New Roman" w:hAnsi="Times New Roman"/>
-          <w:b w:val="0"/>
-          <w:i w:val="0"/>
-          <w:sz w:val="22"/>
-          <w:vertAlign w:val="subscript"/>
-        </w:rPr>
-        <w:t>B</w:t>
-      </w:r>
-      <w:r>
-        <w:rPr>
-          <w:rFonts w:ascii="Times New Roman" w:hAnsi="Times New Roman"/>
-          <w:b w:val="0"/>
-          <w:i w:val="0"/>
-          <w:sz w:val="22"/>
-        </w:rPr>
-        <w:t xml:space="preserve"> ≡ R this collapses to R</w:t>
-      </w:r>
-      <w:r>
-        <w:rPr>
-          <w:rFonts w:ascii="Times New Roman" w:hAnsi="Times New Roman"/>
-          <w:b w:val="0"/>
-          <w:i w:val="0"/>
-          <w:sz w:val="22"/>
-          <w:vertAlign w:val="subscript"/>
-        </w:rPr>
-        <w:t>sh</w:t>
-      </w:r>
-      <w:r>
-        <w:rPr>
-          <w:rFonts w:ascii="Times New Roman" w:hAnsi="Times New Roman"/>
-          <w:b w:val="0"/>
-          <w:i w:val="0"/>
-          <w:sz w:val="22"/>
-        </w:rPr>
-        <w:t xml:space="preserve"> = (π / ln 2) · R. The cloverleaves cross-check the TLM slope and surface any width-dependent edge effects. The v1 board reported an effective sheet resistivity of 2.94 × 10⁻⁵ Ω·m for the ENIG pads [ref], a useful sanity check on the new readings.</w:t>
+        <w:t>The series-resistance comparison is limited by the fixture, not by the dice. This build takes both voltage taps from the breadboard rather than from the Tier-1 probe pads, so the two female-male jumpers and their header contacts fall inside the measured loop.</w:t>
       </w:r>
     </w:p>
     <w:p>
       <w:r>
-        <w:t>The van der Pauw cloverleaves were not measured, for the same reason as the TLM ladders.</w:t>
-      </w:r>
-    </w:p>
-    <w:p>
-      <w:pPr>
-        <w:spacing w:before="160" w:after="60"/>
-      </w:pPr>
-      <w:r>
         <w:rPr>
-          <w:rFonts w:ascii="Times New Roman" w:hAnsi="Times New Roman"/>
-          <w:b/>
-          <w:i w:val="0"/>
-          <w:sz w:val="19"/>
-        </w:rPr>
-        <w:t>Table V. van der Pauw sheet resistance per cloverleaf.</w:t>
-      </w:r>
-    </w:p>
-    <w:tbl>
-      <w:tblPr>
-        <w:tblStyle w:val="TableGrid"/>
-        <w:tblW w:type="auto" w:w="0"/>
-        <w:jc w:val="center"/>
-        <w:tblLayout w:type="autofit"/>
-        <w:tblLook w:firstColumn="1" w:firstRow="1" w:lastColumn="0" w:lastRow="0" w:noHBand="0" w:noVBand="1" w:val="04A0"/>
-      </w:tblPr>
-      <w:tblGrid>
-        <w:gridCol w:w="1440"/>
-        <w:gridCol w:w="1440"/>
-        <w:gridCol w:w="1440"/>
-        <w:gridCol w:w="1440"/>
-        <w:gridCol w:w="1440"/>
-        <w:gridCol w:w="1440"/>
-      </w:tblGrid>
-      <w:tr>
-        <w:tc>
-          <w:tcPr>
-            <w:tcW w:type="dxa" w:w="1440"/>
-            <w:shd w:val="clear" w:color="auto" w:fill="D9E2F3"/>
-          </w:tcPr>
-          <w:p>
-            <w:pPr>
-              <w:spacing w:after="20" w:before="20"/>
-              <w:jc w:val="center"/>
-            </w:pPr>
-            <w:r/>
-            <w:r>
-              <w:rPr>
-                <w:rFonts w:ascii="Times New Roman" w:hAnsi="Times New Roman"/>
-                <w:b/>
-                <w:i w:val="0"/>
-                <w:sz w:val="19"/>
-              </w:rPr>
-              <w:t>Sample / condition</w:t>
-            </w:r>
-          </w:p>
-        </w:tc>
-        <w:tc>
-          <w:tcPr>
-            <w:tcW w:type="dxa" w:w="1440"/>
-            <w:shd w:val="clear" w:color="auto" w:fill="D9E2F3"/>
-          </w:tcPr>
-          <w:p>
-            <w:pPr>
-              <w:spacing w:after="20" w:before="20"/>
-              <w:jc w:val="center"/>
-            </w:pPr>
-            <w:r/>
-            <w:r>
-              <w:rPr>
-                <w:rFonts w:ascii="Times New Roman" w:hAnsi="Times New Roman"/>
-                <w:b/>
-                <w:i w:val="0"/>
-                <w:sz w:val="19"/>
-              </w:rPr>
-              <w:t>Cloverleaf W (mm)</w:t>
-            </w:r>
-          </w:p>
-        </w:tc>
-        <w:tc>
-          <w:tcPr>
-            <w:tcW w:type="dxa" w:w="1440"/>
-            <w:shd w:val="clear" w:color="auto" w:fill="D9E2F3"/>
-          </w:tcPr>
-          <w:p>
-            <w:pPr>
-              <w:spacing w:after="20" w:before="20"/>
-              <w:jc w:val="center"/>
-            </w:pPr>
-            <w:r/>
-            <w:r>
-              <w:rPr>
-                <w:rFonts w:ascii="Times New Roman" w:hAnsi="Times New Roman"/>
-                <w:b/>
-                <w:i w:val="0"/>
-                <w:sz w:val="19"/>
-              </w:rPr>
-              <w:t>R</w:t>
-            </w:r>
-            <w:r>
-              <w:rPr>
-                <w:rFonts w:ascii="Times New Roman" w:hAnsi="Times New Roman"/>
-                <w:b/>
-                <w:i w:val="0"/>
-                <w:sz w:val="19"/>
-                <w:vertAlign w:val="subscript"/>
-              </w:rPr>
-              <w:t>A</w:t>
-            </w:r>
-            <w:r>
-              <w:rPr>
-                <w:rFonts w:ascii="Times New Roman" w:hAnsi="Times New Roman"/>
-                <w:b/>
-                <w:i w:val="0"/>
-                <w:sz w:val="19"/>
-              </w:rPr>
-              <w:t xml:space="preserve"> (Ω)</w:t>
-            </w:r>
-          </w:p>
-        </w:tc>
-        <w:tc>
-          <w:tcPr>
-            <w:tcW w:type="dxa" w:w="1440"/>
-            <w:shd w:val="clear" w:color="auto" w:fill="D9E2F3"/>
-          </w:tcPr>
-          <w:p>
-            <w:pPr>
-              <w:spacing w:after="20" w:before="20"/>
-              <w:jc w:val="center"/>
-            </w:pPr>
-            <w:r/>
-            <w:r>
-              <w:rPr>
-                <w:rFonts w:ascii="Times New Roman" w:hAnsi="Times New Roman"/>
-                <w:b/>
-                <w:i w:val="0"/>
-                <w:sz w:val="19"/>
-              </w:rPr>
-              <w:t>R</w:t>
-            </w:r>
-            <w:r>
-              <w:rPr>
-                <w:rFonts w:ascii="Times New Roman" w:hAnsi="Times New Roman"/>
-                <w:b/>
-                <w:i w:val="0"/>
-                <w:sz w:val="19"/>
-                <w:vertAlign w:val="subscript"/>
-              </w:rPr>
-              <w:t>B</w:t>
-            </w:r>
-            <w:r>
-              <w:rPr>
-                <w:rFonts w:ascii="Times New Roman" w:hAnsi="Times New Roman"/>
-                <w:b/>
-                <w:i w:val="0"/>
-                <w:sz w:val="19"/>
-              </w:rPr>
-              <w:t xml:space="preserve"> (Ω)</w:t>
-            </w:r>
-          </w:p>
-        </w:tc>
-        <w:tc>
-          <w:tcPr>
-            <w:tcW w:type="dxa" w:w="1440"/>
-            <w:shd w:val="clear" w:color="auto" w:fill="D9E2F3"/>
-          </w:tcPr>
-          <w:p>
-            <w:pPr>
-              <w:spacing w:after="20" w:before="20"/>
-              <w:jc w:val="center"/>
-            </w:pPr>
-            <w:r/>
-            <w:r>
-              <w:rPr>
-                <w:rFonts w:ascii="Times New Roman" w:hAnsi="Times New Roman"/>
-                <w:b/>
-                <w:i w:val="0"/>
-                <w:sz w:val="19"/>
-              </w:rPr>
-              <w:t>R</w:t>
-            </w:r>
-            <w:r>
-              <w:rPr>
-                <w:rFonts w:ascii="Times New Roman" w:hAnsi="Times New Roman"/>
-                <w:b/>
-                <w:i w:val="0"/>
-                <w:sz w:val="19"/>
-                <w:vertAlign w:val="subscript"/>
-              </w:rPr>
-              <w:t>sh</w:t>
-            </w:r>
-            <w:r>
-              <w:rPr>
-                <w:rFonts w:ascii="Times New Roman" w:hAnsi="Times New Roman"/>
-                <w:b/>
-                <w:i w:val="0"/>
-                <w:sz w:val="19"/>
-              </w:rPr>
-              <w:t xml:space="preserve"> (Ω/sq)</w:t>
-            </w:r>
-          </w:p>
-        </w:tc>
-        <w:tc>
-          <w:tcPr>
-            <w:tcW w:type="dxa" w:w="1440"/>
-            <w:shd w:val="clear" w:color="auto" w:fill="D9E2F3"/>
-          </w:tcPr>
-          <w:p>
-            <w:pPr>
-              <w:spacing w:after="20" w:before="20"/>
-              <w:jc w:val="center"/>
-            </w:pPr>
-            <w:r/>
-            <w:r>
-              <w:rPr>
-                <w:rFonts w:ascii="Times New Roman" w:hAnsi="Times New Roman"/>
-                <w:b/>
-                <w:i w:val="0"/>
-                <w:sz w:val="19"/>
-              </w:rPr>
-              <w:t>ρ</w:t>
-            </w:r>
-            <w:r>
-              <w:rPr>
-                <w:rFonts w:ascii="Times New Roman" w:hAnsi="Times New Roman"/>
-                <w:b/>
-                <w:i w:val="0"/>
-                <w:sz w:val="19"/>
-                <w:vertAlign w:val="subscript"/>
-              </w:rPr>
-              <w:t>sheet</w:t>
-            </w:r>
-            <w:r>
-              <w:rPr>
-                <w:rFonts w:ascii="Times New Roman" w:hAnsi="Times New Roman"/>
-                <w:b/>
-                <w:i w:val="0"/>
-                <w:sz w:val="19"/>
-              </w:rPr>
-              <w:t xml:space="preserve"> (Ω·m)</w:t>
-            </w:r>
-          </w:p>
-        </w:tc>
-      </w:tr>
-      <w:tr>
-        <w:tc>
-          <w:tcPr>
-            <w:tcW w:type="dxa" w:w="1440"/>
-          </w:tcPr>
-          <w:p>
-            <w:r/>
-            <w:r>
-              <w:rPr>
-                <w:sz w:val="16"/>
-              </w:rPr>
-              <w:t>not measured</w:t>
-            </w:r>
-          </w:p>
-        </w:tc>
-        <w:tc>
-          <w:tcPr>
-            <w:tcW w:type="dxa" w:w="1440"/>
-          </w:tcPr>
-          <w:p>
-            <w:r/>
-            <w:r>
-              <w:rPr>
-                <w:sz w:val="16"/>
-              </w:rPr>
-            </w:r>
-          </w:p>
-        </w:tc>
-        <w:tc>
-          <w:tcPr>
-            <w:tcW w:type="dxa" w:w="1440"/>
-          </w:tcPr>
-          <w:p>
-            <w:r/>
-            <w:r>
-              <w:rPr>
-                <w:sz w:val="16"/>
-              </w:rPr>
-            </w:r>
-          </w:p>
-        </w:tc>
-        <w:tc>
-          <w:tcPr>
-            <w:tcW w:type="dxa" w:w="1440"/>
-          </w:tcPr>
-          <w:p>
-            <w:r/>
-            <w:r>
-              <w:rPr>
-                <w:sz w:val="16"/>
-              </w:rPr>
-            </w:r>
-          </w:p>
-        </w:tc>
-        <w:tc>
-          <w:tcPr>
-            <w:tcW w:type="dxa" w:w="1440"/>
-          </w:tcPr>
-          <w:p>
-            <w:r/>
-            <w:r>
-              <w:rPr>
-                <w:sz w:val="16"/>
-              </w:rPr>
-            </w:r>
-          </w:p>
-        </w:tc>
-        <w:tc>
-          <w:tcPr>
-            <w:tcW w:type="dxa" w:w="1440"/>
-          </w:tcPr>
-          <w:p>
-            <w:r/>
-            <w:r>
-              <w:rPr>
-                <w:sz w:val="16"/>
-              </w:rPr>
-            </w:r>
-          </w:p>
-        </w:tc>
-      </w:tr>
-    </w:tbl>
-    <w:p>
-      <w:pPr>
-        <w:pStyle w:val="Heading2"/>
-      </w:pPr>
-      <w:r>
-        <w:rPr>
-          <w:rFonts w:ascii="Times New Roman" w:hAnsi="Times New Roman"/>
           <w:b w:val="0"/>
           <w:i w:val="0"/>
-          <w:color w:val="000000"/>
-          <w:sz w:val="22"/>
         </w:rPr>
-        <w:t>F.  Junction-to-substrate thermal resistance (forward-voltage thermometry)</w:t>
-      </w:r>
-    </w:p>
-    <w:p>
-      <w:pPr>
-        <w:spacing w:after="120" w:before="0"/>
-      </w:pPr>
-      <w:r>
-        <w:rPr>
-          <w:rFonts w:ascii="Times New Roman" w:hAnsi="Times New Roman"/>
-          <w:b w:val="0"/>
-          <w:i w:val="0"/>
-          <w:sz w:val="22"/>
-        </w:rPr>
-        <w:t>The LED forward voltage at a fixed low sense current falls almost linearly with junction temperature, so the diode is its own thermometer. With the temperature-sensitive parameter S ≡ −∂V</w:t>
-      </w:r>
-      <w:r>
-        <w:rPr>
-          <w:rFonts w:ascii="Times New Roman" w:hAnsi="Times New Roman"/>
-          <w:b w:val="0"/>
-          <w:i w:val="0"/>
-          <w:sz w:val="22"/>
-          <w:vertAlign w:val="subscript"/>
-        </w:rPr>
-        <w:t>F</w:t>
-      </w:r>
-      <w:r>
-        <w:rPr>
-          <w:rFonts w:ascii="Times New Roman" w:hAnsi="Times New Roman"/>
-          <w:b w:val="0"/>
-          <w:i w:val="0"/>
-          <w:sz w:val="22"/>
-        </w:rPr>
-        <w:t>/∂T</w:t>
-      </w:r>
-      <w:r>
-        <w:rPr>
-          <w:rFonts w:ascii="Times New Roman" w:hAnsi="Times New Roman"/>
-          <w:b w:val="0"/>
-          <w:i w:val="0"/>
-          <w:sz w:val="22"/>
-          <w:vertAlign w:val="subscript"/>
-        </w:rPr>
-        <w:t>J</w:t>
-      </w:r>
-      <w:r>
-        <w:rPr>
-          <w:rFonts w:ascii="Times New Roman" w:hAnsi="Times New Roman"/>
-          <w:b w:val="0"/>
-          <w:i w:val="0"/>
-          <w:sz w:val="22"/>
-        </w:rPr>
-        <w:t xml:space="preserve"> calibrated once,</w:t>
-      </w:r>
-    </w:p>
-    <w:p>
-      <w:pPr>
-        <w:spacing w:before="80" w:after="160"/>
-        <w:jc w:val="center"/>
-      </w:pPr>
-      <w:r>
-        <w:rPr>
-          <w:rFonts w:ascii="Times New Roman" w:hAnsi="Times New Roman"/>
-          <w:b w:val="0"/>
-          <w:i w:val="0"/>
-          <w:sz w:val="22"/>
-        </w:rPr>
-        <w:t>T</w:t>
-      </w:r>
-      <w:r>
-        <w:rPr>
-          <w:rFonts w:ascii="Times New Roman" w:hAnsi="Times New Roman"/>
-          <w:b w:val="0"/>
-          <w:i w:val="0"/>
-          <w:sz w:val="22"/>
-          <w:vertAlign w:val="subscript"/>
-        </w:rPr>
-        <w:t>J</w:t>
-      </w:r>
-      <w:r>
-        <w:rPr>
-          <w:rFonts w:ascii="Times New Roman" w:hAnsi="Times New Roman"/>
-          <w:b w:val="0"/>
-          <w:i w:val="0"/>
-          <w:sz w:val="22"/>
-        </w:rPr>
-        <w:t>(t) = T</w:t>
-      </w:r>
-      <w:r>
-        <w:rPr>
-          <w:rFonts w:ascii="Times New Roman" w:hAnsi="Times New Roman"/>
-          <w:b w:val="0"/>
-          <w:i w:val="0"/>
-          <w:sz w:val="22"/>
-          <w:vertAlign w:val="subscript"/>
-        </w:rPr>
-        <w:t>J,0</w:t>
-      </w:r>
-      <w:r>
-        <w:rPr>
-          <w:rFonts w:ascii="Times New Roman" w:hAnsi="Times New Roman"/>
-          <w:b w:val="0"/>
-          <w:i w:val="0"/>
-          <w:sz w:val="22"/>
-        </w:rPr>
-        <w:t xml:space="preserve"> − (1/S) · [ V</w:t>
-      </w:r>
-      <w:r>
-        <w:rPr>
-          <w:rFonts w:ascii="Times New Roman" w:hAnsi="Times New Roman"/>
-          <w:b w:val="0"/>
-          <w:i w:val="0"/>
-          <w:sz w:val="22"/>
-          <w:vertAlign w:val="subscript"/>
-        </w:rPr>
-        <w:t>F</w:t>
-      </w:r>
-      <w:r>
-        <w:rPr>
-          <w:rFonts w:ascii="Times New Roman" w:hAnsi="Times New Roman"/>
-          <w:b w:val="0"/>
-          <w:i w:val="0"/>
-          <w:sz w:val="22"/>
-        </w:rPr>
-        <w:t>(t) − V</w:t>
-      </w:r>
-      <w:r>
-        <w:rPr>
-          <w:rFonts w:ascii="Times New Roman" w:hAnsi="Times New Roman"/>
-          <w:b w:val="0"/>
-          <w:i w:val="0"/>
-          <w:sz w:val="22"/>
-          <w:vertAlign w:val="subscript"/>
-        </w:rPr>
-        <w:t>F,0</w:t>
-      </w:r>
-      <w:r>
-        <w:rPr>
-          <w:rFonts w:ascii="Times New Roman" w:hAnsi="Times New Roman"/>
-          <w:b w:val="0"/>
-          <w:i w:val="0"/>
-          <w:sz w:val="22"/>
-        </w:rPr>
-        <w:t xml:space="preserve"> ]</w:t>
-      </w:r>
-    </w:p>
-    <w:p>
-      <w:pPr>
-        <w:spacing w:after="120" w:before="0"/>
-      </w:pPr>
-      <w:r>
-        <w:rPr>
-          <w:rFonts w:ascii="Times New Roman" w:hAnsi="Times New Roman"/>
-          <w:b w:val="0"/>
-          <w:i w:val="0"/>
-          <w:sz w:val="22"/>
-        </w:rPr>
-        <w:t>The substrate temperature is read from the interleaved NTCs (TH1–TH4) through the Steinhart-B relation 1/T = 1/T</w:t>
-      </w:r>
-      <w:r>
-        <w:rPr>
-          <w:rFonts w:ascii="Times New Roman" w:hAnsi="Times New Roman"/>
-          <w:b w:val="0"/>
-          <w:i w:val="0"/>
-          <w:sz w:val="22"/>
-          <w:vertAlign w:val="subscript"/>
-        </w:rPr>
-        <w:t>0</w:t>
-      </w:r>
-      <w:r>
-        <w:rPr>
-          <w:rFonts w:ascii="Times New Roman" w:hAnsi="Times New Roman"/>
-          <w:b w:val="0"/>
-          <w:i w:val="0"/>
-          <w:sz w:val="22"/>
-        </w:rPr>
-        <w:t xml:space="preserve"> + (1/B) · ln(R/R</w:t>
-      </w:r>
-      <w:r>
-        <w:rPr>
-          <w:rFonts w:ascii="Times New Roman" w:hAnsi="Times New Roman"/>
-          <w:b w:val="0"/>
-          <w:i w:val="0"/>
-          <w:sz w:val="22"/>
-          <w:vertAlign w:val="subscript"/>
-        </w:rPr>
-        <w:t>0</w:t>
-      </w:r>
-      <w:r>
-        <w:rPr>
-          <w:rFonts w:ascii="Times New Roman" w:hAnsi="Times New Roman"/>
-          <w:b w:val="0"/>
-          <w:i w:val="0"/>
-          <w:sz w:val="22"/>
-        </w:rPr>
-        <w:t>), with T</w:t>
-      </w:r>
-      <w:r>
-        <w:rPr>
-          <w:rFonts w:ascii="Times New Roman" w:hAnsi="Times New Roman"/>
-          <w:b w:val="0"/>
-          <w:i w:val="0"/>
-          <w:sz w:val="22"/>
-          <w:vertAlign w:val="subscript"/>
-        </w:rPr>
-        <w:t>0</w:t>
-      </w:r>
-      <w:r>
-        <w:rPr>
-          <w:rFonts w:ascii="Times New Roman" w:hAnsi="Times New Roman"/>
-          <w:b w:val="0"/>
-          <w:i w:val="0"/>
-          <w:sz w:val="22"/>
-        </w:rPr>
-        <w:t xml:space="preserve"> = 298.15 K and R</w:t>
-      </w:r>
-      <w:r>
-        <w:rPr>
-          <w:rFonts w:ascii="Times New Roman" w:hAnsi="Times New Roman"/>
-          <w:b w:val="0"/>
-          <w:i w:val="0"/>
-          <w:sz w:val="22"/>
-          <w:vertAlign w:val="subscript"/>
-        </w:rPr>
-        <w:t>0</w:t>
-      </w:r>
-      <w:r>
-        <w:rPr>
-          <w:rFonts w:ascii="Times New Roman" w:hAnsi="Times New Roman"/>
-          <w:b w:val="0"/>
-          <w:i w:val="0"/>
-          <w:sz w:val="22"/>
-        </w:rPr>
-        <w:t xml:space="preserve"> = 10 kΩ. To suppress self-heating bias the sense current is pulsed (100 µA, 1 ms, 10% duty). The bond-joint thermal resistance is the steady-state ratio of the junction-to-substrate temperature difference to the dissipated power:</w:t>
-      </w:r>
-    </w:p>
-    <w:p>
-      <w:pPr>
-        <w:spacing w:before="80" w:after="160"/>
-        <w:jc w:val="center"/>
-      </w:pPr>
-      <w:r>
-        <w:rPr>
-          <w:rFonts w:ascii="Times New Roman" w:hAnsi="Times New Roman"/>
-          <w:b w:val="0"/>
-          <w:i w:val="0"/>
-          <w:sz w:val="22"/>
-        </w:rPr>
-        <w:t>R</w:t>
-      </w:r>
-      <w:r>
-        <w:rPr>
-          <w:rFonts w:ascii="Times New Roman" w:hAnsi="Times New Roman"/>
-          <w:b w:val="0"/>
-          <w:i w:val="0"/>
-          <w:sz w:val="22"/>
-          <w:vertAlign w:val="subscript"/>
-        </w:rPr>
-        <w:t>th,bond</w:t>
-      </w:r>
-      <w:r>
-        <w:rPr>
-          <w:rFonts w:ascii="Times New Roman" w:hAnsi="Times New Roman"/>
-          <w:b w:val="0"/>
-          <w:i w:val="0"/>
-          <w:sz w:val="22"/>
-        </w:rPr>
-        <w:t xml:space="preserve"> = [ T</w:t>
-      </w:r>
-      <w:r>
-        <w:rPr>
-          <w:rFonts w:ascii="Times New Roman" w:hAnsi="Times New Roman"/>
-          <w:b w:val="0"/>
-          <w:i w:val="0"/>
-          <w:sz w:val="22"/>
-          <w:vertAlign w:val="subscript"/>
-        </w:rPr>
-        <w:t>J</w:t>
-      </w:r>
-      <w:r>
-        <w:rPr>
-          <w:rFonts w:ascii="Times New Roman" w:hAnsi="Times New Roman"/>
-          <w:b w:val="0"/>
-          <w:i w:val="0"/>
-          <w:sz w:val="22"/>
-        </w:rPr>
-        <w:t>(∞) − T</w:t>
-      </w:r>
-      <w:r>
-        <w:rPr>
-          <w:rFonts w:ascii="Times New Roman" w:hAnsi="Times New Roman"/>
-          <w:b w:val="0"/>
-          <w:i w:val="0"/>
-          <w:sz w:val="22"/>
-          <w:vertAlign w:val="subscript"/>
-        </w:rPr>
-        <w:t>NTC</w:t>
-      </w:r>
-      <w:r>
-        <w:rPr>
-          <w:rFonts w:ascii="Times New Roman" w:hAnsi="Times New Roman"/>
-          <w:b w:val="0"/>
-          <w:i w:val="0"/>
-          <w:sz w:val="22"/>
-        </w:rPr>
-        <w:t>(∞) ] / P</w:t>
-      </w:r>
-      <w:r>
-        <w:rPr>
-          <w:rFonts w:ascii="Times New Roman" w:hAnsi="Times New Roman"/>
-          <w:b w:val="0"/>
-          <w:i w:val="0"/>
-          <w:sz w:val="22"/>
-          <w:vertAlign w:val="subscript"/>
-        </w:rPr>
-        <w:t>op</w:t>
-      </w:r>
-    </w:p>
-    <w:p>
-      <w:r>
-        <w:t>Full thermometry was not run, since it needs a calibrated temperature stage to obtain the slope S. The pulse-length study below bounds the self-heating that would enter it. One red channel was swept three times with only the integration length changed, giving current-on times of 5, 20 and 80 ms per point.</w:t>
+        <w:t>Three channels were measured three times each, unplugging and re-seating the same two jumpers between measurements and changing nothing else. The pooled standard deviation is 0.84 Ω, against a within-condition standard deviation of 0.92 Ω. Re-seating therefore accounts for about 85 % of the variance that would otherwise be read as die-to-die spread.</w:t>
       </w:r>
     </w:p>
     <w:p>
@@ -4190,7 +2181,7 @@
       <w:r>
         <w:drawing>
           <wp:inline xmlns:a="http://schemas.openxmlformats.org/drawingml/2006/main" xmlns:pic="http://schemas.openxmlformats.org/drawingml/2006/picture">
-            <wp:extent cx="3060000" cy="1985437"/>
+            <wp:extent cx="3096000" cy="2015507"/>
             <wp:docPr id="7" name="Picture 7"/>
             <wp:cNvGraphicFramePr>
               <a:graphicFrameLocks noChangeAspect="1"/>
@@ -4199,7 +2190,7 @@
               <a:graphicData uri="http://schemas.openxmlformats.org/drawingml/2006/picture">
                 <pic:pic>
                   <pic:nvPicPr>
-                    <pic:cNvPr id="0" name="fig8_self_heating.png"/>
+                    <pic:cNvPr id="0" name="fig5_reseat_repeatability.png"/>
                     <pic:cNvPicPr/>
                   </pic:nvPicPr>
                   <pic:blipFill>
@@ -4211,7 +2202,7 @@
                   <pic:spPr>
                     <a:xfrm>
                       <a:off x="0" y="0"/>
-                      <a:ext cx="3060000" cy="1985437"/>
+                      <a:ext cx="3096000" cy="2015507"/>
                     </a:xfrm>
                     <a:prstGeom prst="rect"/>
                   </pic:spPr>
@@ -4228,37 +2219,142 @@
       </w:pPr>
       <w:r>
         <w:rPr>
+          <w:b w:val="0"/>
           <w:i/>
           <w:sz w:val="17"/>
         </w:rPr>
-        <w:t>Fig. 7. Extracted series resistance against current-on time, same channel throughout. Error bars are the standard error of the fit.</w:t>
+        <w:t>Fig. 7. Three channels, each measured after three independent re-seatings of the two jumpers. Nothing else changed between points.</w:t>
       </w:r>
     </w:p>
     <w:p>
       <w:r>
-        <w:t>Between 5 and 20 ms the extracted resistance is unchanged within the fit error. At 80 ms it falls by 1.49 Ω. The die dissipates 28.4 mW at 13.9 mA, and a junction-to-board thermal resistance of order 200 K/W gives about 6 K of rise; with dVF/dT near −2 mV/K that appears as roughly −1.2 Ω of apparent series resistance, which matches the measurement to within 25 %. All campaign data was taken at the 5 ms setting. The thermal time constant of the package therefore lies between 20 and 80 ms.</w:t>
+        <w:rPr>
+          <w:b w:val="0"/>
+          <w:i w:val="0"/>
+        </w:rPr>
+        <w:t>Every re-seating lands at or above that channel's minimum, since contact resistance can only add. Taking the minimum of each channel gives 10.32, 10.42 and 10.98 Ω, so the true red series resistance is near 10.6 Ω and about 0.85 Ω of the reported mean is wiring.</w:t>
+      </w:r>
+    </w:p>
+    <w:p>
+      <w:r>
+        <w:rPr>
+          <w:b w:val="0"/>
+          <w:i w:val="0"/>
+        </w:rPr>
+        <w:t>Bond resistances are 10 to 100 mΩ. At n = 4 the smallest difference in mean R_s this arrangement can resolve is 1.4 Ω, more than an order of magnitude above the effect. The null result in Section B is therefore a statement about the instrument, not about the bonds. Moving the sense connections to the Tier-1 probe pads would put the jumper contacts outside the measured loop and recover the method.</w:t>
       </w:r>
     </w:p>
     <w:p>
       <w:pPr>
-        <w:spacing w:before="160" w:after="60"/>
+        <w:pStyle w:val="Heading2"/>
       </w:pPr>
       <w:r>
         <w:rPr>
-          <w:rFonts w:ascii="Times New Roman" w:hAnsi="Times New Roman"/>
-          <w:b/>
+          <w:b w:val="0"/>
           <w:i w:val="0"/>
-          <w:sz w:val="19"/>
         </w:rPr>
-        <w:t>Table VI. Forward-voltage thermometry: calibrated slope and extracted junction-to-substrate thermal resistance.</w:t>
+        <w:t>E.  Self-heating</w:t>
+      </w:r>
+    </w:p>
+    <w:p>
+      <w:r>
+        <w:rPr>
+          <w:b w:val="0"/>
+          <w:i w:val="0"/>
+        </w:rPr>
+        <w:t>The die dissipates 28.4 mW at 13.9 mA. Junction heating lowers the forward voltage at high current, flattens the I–V curve and biases R_s downwards, so the pulse length has to be chosen rather than assumed. One channel was swept three times with only the integration length changed, giving current-on times of 5, 20 and 80 ms per point.</w:t>
+      </w:r>
+    </w:p>
+    <w:p>
+      <w:pPr>
+        <w:jc w:val="center"/>
+      </w:pPr>
+      <w:r>
+        <w:drawing>
+          <wp:inline xmlns:a="http://schemas.openxmlformats.org/drawingml/2006/main" xmlns:pic="http://schemas.openxmlformats.org/drawingml/2006/picture">
+            <wp:extent cx="3096000" cy="2008795"/>
+            <wp:docPr id="8" name="Picture 8"/>
+            <wp:cNvGraphicFramePr>
+              <a:graphicFrameLocks noChangeAspect="1"/>
+            </wp:cNvGraphicFramePr>
+            <a:graphic>
+              <a:graphicData uri="http://schemas.openxmlformats.org/drawingml/2006/picture">
+                <pic:pic>
+                  <pic:nvPicPr>
+                    <pic:cNvPr id="0" name="fig8_self_heating.png"/>
+                    <pic:cNvPicPr/>
+                  </pic:nvPicPr>
+                  <pic:blipFill>
+                    <a:blip r:embed="rId16"/>
+                    <a:stretch>
+                      <a:fillRect/>
+                    </a:stretch>
+                  </pic:blipFill>
+                  <pic:spPr>
+                    <a:xfrm>
+                      <a:off x="0" y="0"/>
+                      <a:ext cx="3096000" cy="2008795"/>
+                    </a:xfrm>
+                    <a:prstGeom prst="rect"/>
+                  </pic:spPr>
+                </pic:pic>
+              </a:graphicData>
+            </a:graphic>
+          </wp:inline>
+        </w:drawing>
+      </w:r>
+    </w:p>
+    <w:p>
+      <w:pPr>
+        <w:jc w:val="center"/>
+      </w:pPr>
+      <w:r>
+        <w:rPr>
+          <w:b w:val="0"/>
+          <w:i/>
+          <w:sz w:val="17"/>
+        </w:rPr>
+        <w:t>Fig. 8. Extracted series resistance against current-on time, same channel throughout. Error bars are the standard error of the fit.</w:t>
+      </w:r>
+    </w:p>
+    <w:p>
+      <w:r>
+        <w:rPr>
+          <w:b w:val="0"/>
+          <w:i w:val="0"/>
+        </w:rPr>
+        <w:t>Between 5 and 20 ms the result is unchanged within the fit error. At 80 ms it falls by 1.49 Ω. For a junction-to-board thermal resistance of order 200 K/W, 28.4 mW gives about 6 K of rise, and at −2 mV/K that appears as roughly −1.2 Ω of apparent series resistance, matching the measurement to within 25 %. The package thermal time constant therefore lies between 20 and 80 ms. All campaign data was taken at 5 ms.</w:t>
+      </w:r>
+    </w:p>
+    <w:p>
+      <w:pPr>
+        <w:pStyle w:val="Heading2"/>
+      </w:pPr>
+      <w:r>
+        <w:rPr>
+          <w:b w:val="0"/>
+          <w:i w:val="0"/>
+        </w:rPr>
+        <w:t>F.  Summary</w:t>
+      </w:r>
+    </w:p>
+    <w:p>
+      <w:pPr>
+        <w:jc w:val="center"/>
+      </w:pPr>
+      <w:r>
+        <w:rPr>
+          <w:b w:val="0"/>
+          <w:i/>
+          <w:sz w:val="17"/>
+        </w:rPr>
+        <w:t>Table IV. Summary across assembly conditions.</w:t>
       </w:r>
     </w:p>
     <w:tbl>
       <w:tblPr>
         <w:tblStyle w:val="TableGrid"/>
         <w:tblW w:type="auto" w:w="0"/>
-        <w:jc w:val="center"/>
-        <w:tblLayout w:type="autofit"/>
         <w:tblLook w:firstColumn="1" w:firstRow="1" w:lastColumn="0" w:lastRow="0" w:noHBand="0" w:noVBand="1" w:val="04A0"/>
       </w:tblPr>
       <w:tblGrid>
@@ -4272,928 +2368,13 @@
       <w:tr>
         <w:tc>
           <w:tcPr>
-            <w:tcW w:type="dxa" w:w="1440"/>
-            <w:shd w:val="clear" w:color="auto" w:fill="D9E2F3"/>
-          </w:tcPr>
-          <w:p>
-            <w:pPr>
-              <w:spacing w:after="20" w:before="20"/>
-              <w:jc w:val="center"/>
-            </w:pPr>
-            <w:r/>
-            <w:r>
-              <w:rPr>
-                <w:rFonts w:ascii="Times New Roman" w:hAnsi="Times New Roman"/>
-                <w:b/>
-                <w:i w:val="0"/>
-                <w:sz w:val="19"/>
-              </w:rPr>
-              <w:t>Sample / condition</w:t>
-            </w:r>
-          </w:p>
-        </w:tc>
-        <w:tc>
-          <w:tcPr>
-            <w:tcW w:type="dxa" w:w="1440"/>
-            <w:shd w:val="clear" w:color="auto" w:fill="D9E2F3"/>
-          </w:tcPr>
-          <w:p>
-            <w:pPr>
-              <w:spacing w:after="20" w:before="20"/>
-              <w:jc w:val="center"/>
-            </w:pPr>
-            <w:r/>
-            <w:r>
-              <w:rPr>
-                <w:rFonts w:ascii="Times New Roman" w:hAnsi="Times New Roman"/>
-                <w:b/>
-                <w:i w:val="0"/>
-                <w:sz w:val="19"/>
-              </w:rPr>
-              <w:t>LED ID</w:t>
-            </w:r>
-          </w:p>
-        </w:tc>
-        <w:tc>
-          <w:tcPr>
-            <w:tcW w:type="dxa" w:w="1440"/>
-            <w:shd w:val="clear" w:color="auto" w:fill="D9E2F3"/>
-          </w:tcPr>
-          <w:p>
-            <w:pPr>
-              <w:spacing w:after="20" w:before="20"/>
-              <w:jc w:val="center"/>
-            </w:pPr>
-            <w:r/>
-            <w:r>
-              <w:rPr>
-                <w:rFonts w:ascii="Times New Roman" w:hAnsi="Times New Roman"/>
-                <w:b/>
-                <w:i w:val="0"/>
-                <w:sz w:val="19"/>
-              </w:rPr>
-              <w:t>S = −∂V</w:t>
-            </w:r>
-            <w:r>
-              <w:rPr>
-                <w:rFonts w:ascii="Times New Roman" w:hAnsi="Times New Roman"/>
-                <w:b/>
-                <w:i w:val="0"/>
-                <w:sz w:val="19"/>
-                <w:vertAlign w:val="subscript"/>
-              </w:rPr>
-              <w:t>F</w:t>
-            </w:r>
-            <w:r>
-              <w:rPr>
-                <w:rFonts w:ascii="Times New Roman" w:hAnsi="Times New Roman"/>
-                <w:b/>
-                <w:i w:val="0"/>
-                <w:sz w:val="19"/>
-              </w:rPr>
-              <w:t>/∂T</w:t>
-            </w:r>
-            <w:r>
-              <w:rPr>
-                <w:rFonts w:ascii="Times New Roman" w:hAnsi="Times New Roman"/>
-                <w:b/>
-                <w:i w:val="0"/>
-                <w:sz w:val="19"/>
-                <w:vertAlign w:val="subscript"/>
-              </w:rPr>
-              <w:t>J</w:t>
-            </w:r>
-            <w:r>
-              <w:rPr>
-                <w:rFonts w:ascii="Times New Roman" w:hAnsi="Times New Roman"/>
-                <w:b/>
-                <w:i w:val="0"/>
-                <w:sz w:val="19"/>
-              </w:rPr>
-              <w:t xml:space="preserve"> (mV/K)</w:t>
-            </w:r>
-          </w:p>
-        </w:tc>
-        <w:tc>
-          <w:tcPr>
-            <w:tcW w:type="dxa" w:w="1440"/>
-            <w:shd w:val="clear" w:color="auto" w:fill="D9E2F3"/>
-          </w:tcPr>
-          <w:p>
-            <w:pPr>
-              <w:spacing w:after="20" w:before="20"/>
-              <w:jc w:val="center"/>
-            </w:pPr>
-            <w:r/>
-            <w:r>
-              <w:rPr>
-                <w:rFonts w:ascii="Times New Roman" w:hAnsi="Times New Roman"/>
-                <w:b/>
-                <w:i w:val="0"/>
-                <w:sz w:val="19"/>
-              </w:rPr>
-              <w:t>P</w:t>
-            </w:r>
-            <w:r>
-              <w:rPr>
-                <w:rFonts w:ascii="Times New Roman" w:hAnsi="Times New Roman"/>
-                <w:b/>
-                <w:i w:val="0"/>
-                <w:sz w:val="19"/>
-                <w:vertAlign w:val="subscript"/>
-              </w:rPr>
-              <w:t>op</w:t>
-            </w:r>
-            <w:r>
-              <w:rPr>
-                <w:rFonts w:ascii="Times New Roman" w:hAnsi="Times New Roman"/>
-                <w:b/>
-                <w:i w:val="0"/>
-                <w:sz w:val="19"/>
-              </w:rPr>
-              <w:t xml:space="preserve"> (mW)</w:t>
-            </w:r>
-          </w:p>
-        </w:tc>
-        <w:tc>
-          <w:tcPr>
-            <w:tcW w:type="dxa" w:w="1440"/>
-            <w:shd w:val="clear" w:color="auto" w:fill="D9E2F3"/>
-          </w:tcPr>
-          <w:p>
-            <w:pPr>
-              <w:spacing w:after="20" w:before="20"/>
-              <w:jc w:val="center"/>
-            </w:pPr>
-            <w:r/>
-            <w:r>
-              <w:rPr>
-                <w:rFonts w:ascii="Times New Roman" w:hAnsi="Times New Roman"/>
-                <w:b/>
-                <w:i w:val="0"/>
-                <w:sz w:val="19"/>
-              </w:rPr>
-              <w:t>ΔT (K)</w:t>
-            </w:r>
-          </w:p>
-        </w:tc>
-        <w:tc>
-          <w:tcPr>
-            <w:tcW w:type="dxa" w:w="1440"/>
-            <w:shd w:val="clear" w:color="auto" w:fill="D9E2F3"/>
-          </w:tcPr>
-          <w:p>
-            <w:pPr>
-              <w:spacing w:after="20" w:before="20"/>
-              <w:jc w:val="center"/>
-            </w:pPr>
-            <w:r/>
-            <w:r>
-              <w:rPr>
-                <w:rFonts w:ascii="Times New Roman" w:hAnsi="Times New Roman"/>
-                <w:b/>
-                <w:i w:val="0"/>
-                <w:sz w:val="19"/>
-              </w:rPr>
-              <w:t>R</w:t>
-            </w:r>
-            <w:r>
-              <w:rPr>
-                <w:rFonts w:ascii="Times New Roman" w:hAnsi="Times New Roman"/>
-                <w:b/>
-                <w:i w:val="0"/>
-                <w:sz w:val="19"/>
-                <w:vertAlign w:val="subscript"/>
-              </w:rPr>
-              <w:t>th,bond</w:t>
-            </w:r>
-            <w:r>
-              <w:rPr>
-                <w:rFonts w:ascii="Times New Roman" w:hAnsi="Times New Roman"/>
-                <w:b/>
-                <w:i w:val="0"/>
-                <w:sz w:val="19"/>
-              </w:rPr>
-              <w:t xml:space="preserve"> (K/W)</w:t>
-            </w:r>
-          </w:p>
-        </w:tc>
-      </w:tr>
-      <w:tr>
-        <w:tc>
-          <w:tcPr>
-            <w:tcW w:type="dxa" w:w="1440"/>
+            <w:tcW w:type="dxa" w:w="1077"/>
           </w:tcPr>
           <w:p>
             <w:r/>
             <w:r>
               <w:rPr>
-                <w:sz w:val="16"/>
-              </w:rPr>
-              <w:t>1–8</w:t>
-            </w:r>
-          </w:p>
-        </w:tc>
-        <w:tc>
-          <w:tcPr>
-            <w:tcW w:type="dxa" w:w="1440"/>
-          </w:tcPr>
-          <w:p>
-            <w:r/>
-            <w:r>
-              <w:rPr>
-                <w:sz w:val="16"/>
-              </w:rPr>
-              <w:t>S7 D1 R</w:t>
-            </w:r>
-          </w:p>
-        </w:tc>
-        <w:tc>
-          <w:tcPr>
-            <w:tcW w:type="dxa" w:w="1440"/>
-          </w:tcPr>
-          <w:p>
-            <w:r/>
-            <w:r>
-              <w:rPr>
-                <w:sz w:val="16"/>
-              </w:rPr>
-              <w:t>not calibrated</w:t>
-            </w:r>
-          </w:p>
-        </w:tc>
-        <w:tc>
-          <w:tcPr>
-            <w:tcW w:type="dxa" w:w="1440"/>
-          </w:tcPr>
-          <w:p>
-            <w:r/>
-            <w:r>
-              <w:rPr>
-                <w:sz w:val="16"/>
-              </w:rPr>
-              <w:t>28.4</w:t>
-            </w:r>
-          </w:p>
-        </w:tc>
-        <w:tc>
-          <w:tcPr>
-            <w:tcW w:type="dxa" w:w="1440"/>
-          </w:tcPr>
-          <w:p>
-            <w:r/>
-            <w:r>
-              <w:rPr>
-                <w:sz w:val="16"/>
-              </w:rPr>
-              <w:t>≈6 (inferred)</w:t>
-            </w:r>
-          </w:p>
-        </w:tc>
-        <w:tc>
-          <w:tcPr>
-            <w:tcW w:type="dxa" w:w="1440"/>
-          </w:tcPr>
-          <w:p>
-            <w:r/>
-            <w:r>
-              <w:rPr>
-                <w:sz w:val="16"/>
-              </w:rPr>
-              <w:t>≈200 (order of magnitude)</w:t>
-            </w:r>
-          </w:p>
-        </w:tc>
-      </w:tr>
-    </w:tbl>
-    <w:p>
-      <w:pPr>
-        <w:pStyle w:val="Heading2"/>
-      </w:pPr>
-      <w:r>
-        <w:rPr>
-          <w:rFonts w:ascii="Times New Roman" w:hAnsi="Times New Roman"/>
-          <w:b w:val="0"/>
-          <w:i w:val="0"/>
-          <w:color w:val="000000"/>
-          <w:sz w:val="22"/>
-        </w:rPr>
-        <w:t>G.  Impedance spectroscopy (optional)</w:t>
-      </w:r>
-    </w:p>
-    <w:p>
-      <w:pPr>
-        <w:spacing w:after="120" w:before="0"/>
-      </w:pPr>
-      <w:r>
-        <w:rPr>
-          <w:rFonts w:ascii="Times New Roman" w:hAnsi="Times New Roman"/>
-          <w:b w:val="0"/>
-          <w:i w:val="0"/>
-          <w:sz w:val="22"/>
-        </w:rPr>
-        <w:t>Sweeping a 10 mV AC excitation from 0.1 Hz to 1 MHz and recording the complex impedance Z(jω) = Z′ + jZ″ separates the series bond resistance (the high-frequency intercept, Z′ → R</w:t>
-      </w:r>
-      <w:r>
-        <w:rPr>
-          <w:rFonts w:ascii="Times New Roman" w:hAnsi="Times New Roman"/>
-          <w:b w:val="0"/>
-          <w:i w:val="0"/>
-          <w:sz w:val="22"/>
-          <w:vertAlign w:val="subscript"/>
-        </w:rPr>
-        <w:t>s</w:t>
-      </w:r>
-      <w:r>
-        <w:rPr>
-          <w:rFonts w:ascii="Times New Roman" w:hAnsi="Times New Roman"/>
-          <w:b w:val="0"/>
-          <w:i w:val="0"/>
-          <w:sz w:val="22"/>
-        </w:rPr>
-        <w:t xml:space="preserve"> as ω → ∞) from the diode’s parallel RC dynamics. For the standard LED equivalent circuit (R</w:t>
-      </w:r>
-      <w:r>
-        <w:rPr>
-          <w:rFonts w:ascii="Times New Roman" w:hAnsi="Times New Roman"/>
-          <w:b w:val="0"/>
-          <w:i w:val="0"/>
-          <w:sz w:val="22"/>
-          <w:vertAlign w:val="subscript"/>
-        </w:rPr>
-        <w:t>s</w:t>
-      </w:r>
-      <w:r>
-        <w:rPr>
-          <w:rFonts w:ascii="Times New Roman" w:hAnsi="Times New Roman"/>
-          <w:b w:val="0"/>
-          <w:i w:val="0"/>
-          <w:sz w:val="22"/>
-        </w:rPr>
-        <w:t xml:space="preserve"> in series with R</w:t>
-      </w:r>
-      <w:r>
-        <w:rPr>
-          <w:rFonts w:ascii="Times New Roman" w:hAnsi="Times New Roman"/>
-          <w:b w:val="0"/>
-          <w:i w:val="0"/>
-          <w:sz w:val="22"/>
-          <w:vertAlign w:val="subscript"/>
-        </w:rPr>
-        <w:t>p</w:t>
-      </w:r>
-      <w:r>
-        <w:rPr>
-          <w:rFonts w:ascii="Times New Roman" w:hAnsi="Times New Roman"/>
-          <w:b w:val="0"/>
-          <w:i w:val="0"/>
-          <w:sz w:val="22"/>
-        </w:rPr>
-        <w:t xml:space="preserve"> ∥ C</w:t>
-      </w:r>
-      <w:r>
-        <w:rPr>
-          <w:rFonts w:ascii="Times New Roman" w:hAnsi="Times New Roman"/>
-          <w:b w:val="0"/>
-          <w:i w:val="0"/>
-          <w:sz w:val="22"/>
-          <w:vertAlign w:val="subscript"/>
-        </w:rPr>
-        <w:t>j</w:t>
-      </w:r>
-      <w:r>
-        <w:rPr>
-          <w:rFonts w:ascii="Times New Roman" w:hAnsi="Times New Roman"/>
-          <w:b w:val="0"/>
-          <w:i w:val="0"/>
-          <w:sz w:val="22"/>
-        </w:rPr>
-        <w:t>),</w:t>
-      </w:r>
-    </w:p>
-    <w:p>
-      <w:pPr>
-        <w:spacing w:before="80" w:after="160"/>
-        <w:jc w:val="center"/>
-      </w:pPr>
-      <w:r>
-        <w:rPr>
-          <w:rFonts w:ascii="Times New Roman" w:hAnsi="Times New Roman"/>
-          <w:b w:val="0"/>
-          <w:i w:val="0"/>
-          <w:sz w:val="22"/>
-        </w:rPr>
-        <w:t>Z(jω) = R</w:t>
-      </w:r>
-      <w:r>
-        <w:rPr>
-          <w:rFonts w:ascii="Times New Roman" w:hAnsi="Times New Roman"/>
-          <w:b w:val="0"/>
-          <w:i w:val="0"/>
-          <w:sz w:val="22"/>
-          <w:vertAlign w:val="subscript"/>
-        </w:rPr>
-        <w:t>s</w:t>
-      </w:r>
-      <w:r>
-        <w:rPr>
-          <w:rFonts w:ascii="Times New Roman" w:hAnsi="Times New Roman"/>
-          <w:b w:val="0"/>
-          <w:i w:val="0"/>
-          <w:sz w:val="22"/>
-        </w:rPr>
-        <w:t xml:space="preserve"> + R</w:t>
-      </w:r>
-      <w:r>
-        <w:rPr>
-          <w:rFonts w:ascii="Times New Roman" w:hAnsi="Times New Roman"/>
-          <w:b w:val="0"/>
-          <w:i w:val="0"/>
-          <w:sz w:val="22"/>
-          <w:vertAlign w:val="subscript"/>
-        </w:rPr>
-        <w:t>p</w:t>
-      </w:r>
-      <w:r>
-        <w:rPr>
-          <w:rFonts w:ascii="Times New Roman" w:hAnsi="Times New Roman"/>
-          <w:b w:val="0"/>
-          <w:i w:val="0"/>
-          <w:sz w:val="22"/>
-        </w:rPr>
-        <w:t xml:space="preserve"> / (1 + jω R</w:t>
-      </w:r>
-      <w:r>
-        <w:rPr>
-          <w:rFonts w:ascii="Times New Roman" w:hAnsi="Times New Roman"/>
-          <w:b w:val="0"/>
-          <w:i w:val="0"/>
-          <w:sz w:val="22"/>
-          <w:vertAlign w:val="subscript"/>
-        </w:rPr>
-        <w:t>p</w:t>
-      </w:r>
-      <w:r>
-        <w:rPr>
-          <w:rFonts w:ascii="Times New Roman" w:hAnsi="Times New Roman"/>
-          <w:b w:val="0"/>
-          <w:i w:val="0"/>
-          <w:sz w:val="22"/>
-        </w:rPr>
-        <w:t xml:space="preserve"> C</w:t>
-      </w:r>
-      <w:r>
-        <w:rPr>
-          <w:rFonts w:ascii="Times New Roman" w:hAnsi="Times New Roman"/>
-          <w:b w:val="0"/>
-          <w:i w:val="0"/>
-          <w:sz w:val="22"/>
-          <w:vertAlign w:val="subscript"/>
-        </w:rPr>
-        <w:t>j</w:t>
-      </w:r>
-      <w:r>
-        <w:rPr>
-          <w:rFonts w:ascii="Times New Roman" w:hAnsi="Times New Roman"/>
-          <w:b w:val="0"/>
-          <w:i w:val="0"/>
-          <w:sz w:val="22"/>
-        </w:rPr>
-        <w:t>)</w:t>
-      </w:r>
-    </w:p>
-    <w:p>
-      <w:pPr>
-        <w:spacing w:after="120" w:before="0"/>
-      </w:pPr>
-      <w:r>
-        <w:rPr>
-          <w:rFonts w:ascii="Times New Roman" w:hAnsi="Times New Roman"/>
-          <w:b w:val="0"/>
-          <w:i w:val="0"/>
-          <w:sz w:val="22"/>
-        </w:rPr>
-        <w:t>The on-board EIS OPEN, SHORT, and LOAD references (the 100 Ω 0.1% resistor) calibrate the fixture before the LED is measured.</w:t>
-      </w:r>
-    </w:p>
-    <w:p>
-      <w:r>
-        <w:t>Impedance spectroscopy was not performed. No LCR meter was available for this campaign.</w:t>
-      </w:r>
-    </w:p>
-    <w:p>
-      <w:pPr>
-        <w:spacing w:before="160" w:after="60"/>
-      </w:pPr>
-      <w:r>
-        <w:rPr>
-          <w:rFonts w:ascii="Times New Roman" w:hAnsi="Times New Roman"/>
-          <w:b/>
-          <w:i w:val="0"/>
-          <w:sz w:val="19"/>
-        </w:rPr>
-        <w:t>Table VII. EIS equivalent-circuit parameters.</w:t>
-      </w:r>
-    </w:p>
-    <w:tbl>
-      <w:tblPr>
-        <w:tblStyle w:val="TableGrid"/>
-        <w:tblW w:type="auto" w:w="0"/>
-        <w:jc w:val="center"/>
-        <w:tblLayout w:type="autofit"/>
-        <w:tblLook w:firstColumn="1" w:firstRow="1" w:lastColumn="0" w:lastRow="0" w:noHBand="0" w:noVBand="1" w:val="04A0"/>
-      </w:tblPr>
-      <w:tblGrid>
-        <w:gridCol w:w="1440"/>
-        <w:gridCol w:w="1440"/>
-        <w:gridCol w:w="1440"/>
-        <w:gridCol w:w="1440"/>
-        <w:gridCol w:w="1440"/>
-        <w:gridCol w:w="1440"/>
-      </w:tblGrid>
-      <w:tr>
-        <w:tc>
-          <w:tcPr>
-            <w:tcW w:type="dxa" w:w="1440"/>
-            <w:shd w:val="clear" w:color="auto" w:fill="D9E2F3"/>
-          </w:tcPr>
-          <w:p>
-            <w:pPr>
-              <w:spacing w:after="20" w:before="20"/>
-              <w:jc w:val="center"/>
-            </w:pPr>
-            <w:r/>
-            <w:r>
-              <w:rPr>
-                <w:rFonts w:ascii="Times New Roman" w:hAnsi="Times New Roman"/>
                 <w:b/>
-                <w:i w:val="0"/>
-                <w:sz w:val="19"/>
-              </w:rPr>
-              <w:t>Sample / condition</w:t>
-            </w:r>
-          </w:p>
-        </w:tc>
-        <w:tc>
-          <w:tcPr>
-            <w:tcW w:type="dxa" w:w="1440"/>
-            <w:shd w:val="clear" w:color="auto" w:fill="D9E2F3"/>
-          </w:tcPr>
-          <w:p>
-            <w:pPr>
-              <w:spacing w:after="20" w:before="20"/>
-              <w:jc w:val="center"/>
-            </w:pPr>
-            <w:r/>
-            <w:r>
-              <w:rPr>
-                <w:rFonts w:ascii="Times New Roman" w:hAnsi="Times New Roman"/>
-                <w:b/>
-                <w:i w:val="0"/>
-                <w:sz w:val="19"/>
-              </w:rPr>
-              <w:t>LED ID</w:t>
-            </w:r>
-          </w:p>
-        </w:tc>
-        <w:tc>
-          <w:tcPr>
-            <w:tcW w:type="dxa" w:w="1440"/>
-            <w:shd w:val="clear" w:color="auto" w:fill="D9E2F3"/>
-          </w:tcPr>
-          <w:p>
-            <w:pPr>
-              <w:spacing w:after="20" w:before="20"/>
-              <w:jc w:val="center"/>
-            </w:pPr>
-            <w:r/>
-            <w:r>
-              <w:rPr>
-                <w:rFonts w:ascii="Times New Roman" w:hAnsi="Times New Roman"/>
-                <w:b/>
-                <w:i w:val="0"/>
-                <w:sz w:val="19"/>
-              </w:rPr>
-              <w:t>R</w:t>
-            </w:r>
-            <w:r>
-              <w:rPr>
-                <w:rFonts w:ascii="Times New Roman" w:hAnsi="Times New Roman"/>
-                <w:b/>
-                <w:i w:val="0"/>
-                <w:sz w:val="19"/>
-                <w:vertAlign w:val="subscript"/>
-              </w:rPr>
-              <w:t>s</w:t>
-            </w:r>
-            <w:r>
-              <w:rPr>
-                <w:rFonts w:ascii="Times New Roman" w:hAnsi="Times New Roman"/>
-                <w:b/>
-                <w:i w:val="0"/>
-                <w:sz w:val="19"/>
-              </w:rPr>
-              <w:t xml:space="preserve"> (Ω)</w:t>
-            </w:r>
-          </w:p>
-        </w:tc>
-        <w:tc>
-          <w:tcPr>
-            <w:tcW w:type="dxa" w:w="1440"/>
-            <w:shd w:val="clear" w:color="auto" w:fill="D9E2F3"/>
-          </w:tcPr>
-          <w:p>
-            <w:pPr>
-              <w:spacing w:after="20" w:before="20"/>
-              <w:jc w:val="center"/>
-            </w:pPr>
-            <w:r/>
-            <w:r>
-              <w:rPr>
-                <w:rFonts w:ascii="Times New Roman" w:hAnsi="Times New Roman"/>
-                <w:b/>
-                <w:i w:val="0"/>
-                <w:sz w:val="19"/>
-              </w:rPr>
-              <w:t>R</w:t>
-            </w:r>
-            <w:r>
-              <w:rPr>
-                <w:rFonts w:ascii="Times New Roman" w:hAnsi="Times New Roman"/>
-                <w:b/>
-                <w:i w:val="0"/>
-                <w:sz w:val="19"/>
-                <w:vertAlign w:val="subscript"/>
-              </w:rPr>
-              <w:t>p</w:t>
-            </w:r>
-            <w:r>
-              <w:rPr>
-                <w:rFonts w:ascii="Times New Roman" w:hAnsi="Times New Roman"/>
-                <w:b/>
-                <w:i w:val="0"/>
-                <w:sz w:val="19"/>
-              </w:rPr>
-              <w:t xml:space="preserve"> (Ω)</w:t>
-            </w:r>
-          </w:p>
-        </w:tc>
-        <w:tc>
-          <w:tcPr>
-            <w:tcW w:type="dxa" w:w="1440"/>
-            <w:shd w:val="clear" w:color="auto" w:fill="D9E2F3"/>
-          </w:tcPr>
-          <w:p>
-            <w:pPr>
-              <w:spacing w:after="20" w:before="20"/>
-              <w:jc w:val="center"/>
-            </w:pPr>
-            <w:r/>
-            <w:r>
-              <w:rPr>
-                <w:rFonts w:ascii="Times New Roman" w:hAnsi="Times New Roman"/>
-                <w:b/>
-                <w:i w:val="0"/>
-                <w:sz w:val="19"/>
-              </w:rPr>
-              <w:t>C</w:t>
-            </w:r>
-            <w:r>
-              <w:rPr>
-                <w:rFonts w:ascii="Times New Roman" w:hAnsi="Times New Roman"/>
-                <w:b/>
-                <w:i w:val="0"/>
-                <w:sz w:val="19"/>
-                <w:vertAlign w:val="subscript"/>
-              </w:rPr>
-              <w:t>j</w:t>
-            </w:r>
-            <w:r>
-              <w:rPr>
-                <w:rFonts w:ascii="Times New Roman" w:hAnsi="Times New Roman"/>
-                <w:b/>
-                <w:i w:val="0"/>
-                <w:sz w:val="19"/>
-              </w:rPr>
-              <w:t xml:space="preserve"> (nF)</w:t>
-            </w:r>
-          </w:p>
-        </w:tc>
-        <w:tc>
-          <w:tcPr>
-            <w:tcW w:type="dxa" w:w="1440"/>
-            <w:shd w:val="clear" w:color="auto" w:fill="D9E2F3"/>
-          </w:tcPr>
-          <w:p>
-            <w:pPr>
-              <w:spacing w:after="20" w:before="20"/>
-              <w:jc w:val="center"/>
-            </w:pPr>
-            <w:r/>
-            <w:r>
-              <w:rPr>
-                <w:rFonts w:ascii="Times New Roman" w:hAnsi="Times New Roman"/>
-                <w:b/>
-                <w:i w:val="0"/>
-                <w:sz w:val="19"/>
-              </w:rPr>
-              <w:t>f</w:t>
-            </w:r>
-            <w:r>
-              <w:rPr>
-                <w:rFonts w:ascii="Times New Roman" w:hAnsi="Times New Roman"/>
-                <w:b/>
-                <w:i w:val="0"/>
-                <w:sz w:val="19"/>
-                <w:vertAlign w:val="subscript"/>
-              </w:rPr>
-              <w:t>peak</w:t>
-            </w:r>
-            <w:r>
-              <w:rPr>
-                <w:rFonts w:ascii="Times New Roman" w:hAnsi="Times New Roman"/>
-                <w:b/>
-                <w:i w:val="0"/>
-                <w:sz w:val="19"/>
-              </w:rPr>
-              <w:t xml:space="preserve"> (kHz)</w:t>
-            </w:r>
-          </w:p>
-        </w:tc>
-      </w:tr>
-      <w:tr>
-        <w:tc>
-          <w:tcPr>
-            <w:tcW w:type="dxa" w:w="1440"/>
-          </w:tcPr>
-          <w:p>
-            <w:r/>
-            <w:r>
-              <w:rPr>
-                <w:sz w:val="16"/>
-              </w:rPr>
-              <w:t>not measured</w:t>
-            </w:r>
-          </w:p>
-        </w:tc>
-        <w:tc>
-          <w:tcPr>
-            <w:tcW w:type="dxa" w:w="1440"/>
-          </w:tcPr>
-          <w:p>
-            <w:r/>
-            <w:r>
-              <w:rPr>
-                <w:sz w:val="16"/>
-              </w:rPr>
-            </w:r>
-          </w:p>
-        </w:tc>
-        <w:tc>
-          <w:tcPr>
-            <w:tcW w:type="dxa" w:w="1440"/>
-          </w:tcPr>
-          <w:p>
-            <w:r/>
-            <w:r>
-              <w:rPr>
-                <w:sz w:val="16"/>
-              </w:rPr>
-            </w:r>
-          </w:p>
-        </w:tc>
-        <w:tc>
-          <w:tcPr>
-            <w:tcW w:type="dxa" w:w="1440"/>
-          </w:tcPr>
-          <w:p>
-            <w:r/>
-            <w:r>
-              <w:rPr>
-                <w:sz w:val="16"/>
-              </w:rPr>
-            </w:r>
-          </w:p>
-        </w:tc>
-        <w:tc>
-          <w:tcPr>
-            <w:tcW w:type="dxa" w:w="1440"/>
-          </w:tcPr>
-          <w:p>
-            <w:r/>
-            <w:r>
-              <w:rPr>
-                <w:sz w:val="16"/>
-              </w:rPr>
-            </w:r>
-          </w:p>
-        </w:tc>
-        <w:tc>
-          <w:tcPr>
-            <w:tcW w:type="dxa" w:w="1440"/>
-          </w:tcPr>
-          <w:p>
-            <w:r/>
-            <w:r>
-              <w:rPr>
-                <w:sz w:val="16"/>
-              </w:rPr>
-            </w:r>
-          </w:p>
-        </w:tc>
-      </w:tr>
-    </w:tbl>
-    <w:p>
-      <w:pPr>
-        <w:pStyle w:val="Heading2"/>
-      </w:pPr>
-      <w:r>
-        <w:rPr>
-          <w:rFonts w:ascii="Times New Roman" w:hAnsi="Times New Roman"/>
-          <w:b w:val="0"/>
-          <w:i w:val="0"/>
-          <w:color w:val="000000"/>
-          <w:sz w:val="22"/>
-        </w:rPr>
-        <w:t>H.  Summary of electrical results</w:t>
-      </w:r>
-    </w:p>
-    <w:p>
-      <w:pPr>
-        <w:spacing w:after="120" w:before="0"/>
-      </w:pPr>
-      <w:r>
-        <w:rPr>
-          <w:rFonts w:ascii="Times New Roman" w:hAnsi="Times New Roman"/>
-          <w:b w:val="0"/>
-          <w:i w:val="0"/>
-          <w:sz w:val="22"/>
-        </w:rPr>
-        <w:t>Table VIII collects the headline number from each method into a single per-condition comparison. Cross-condition variance is the figure of merit: it captures how wide each assembly process window actually is.</w:t>
-      </w:r>
-    </w:p>
-    <w:p>
-      <w:r>
-        <w:t>Two results survive. Yield and failure mode separate the eight conditions at p = 2.2 × 10⁻⁴, and place conditions 5 and 7 ahead of the rest with no failures in 12 channels each. Series resistance does not separate them, and the reason is measured: the fixture repeatability of 0.84 Ω exceeds the bond resistances by more than an order of magnitude.</w:t>
-      </w:r>
-    </w:p>
-    <w:p>
-      <w:r>
-        <w:t>Recovering series resistance as a discriminator needs the sense connections moved to the Tier-1 probe pads so that the jumper contacts fall outside the measured loop. Nothing about the dice or the bonding prevents it; the round 2 wiring simply placed both taps on the wrong side of the connectors.</w:t>
-      </w:r>
-    </w:p>
-    <w:p>
-      <w:pPr>
-        <w:spacing w:before="160" w:after="60"/>
-      </w:pPr>
-      <w:r>
-        <w:rPr>
-          <w:rFonts w:ascii="Times New Roman" w:hAnsi="Times New Roman"/>
-          <w:b/>
-          <w:i w:val="0"/>
-          <w:sz w:val="19"/>
-        </w:rPr>
-        <w:t>Table VIII. Summary of electrical characterization across assembly conditions (one row per condition).</w:t>
-      </w:r>
-    </w:p>
-    <w:tbl>
-      <w:tblPr>
-        <w:tblStyle w:val="TableGrid"/>
-        <w:tblW w:type="auto" w:w="0"/>
-        <w:jc w:val="center"/>
-        <w:tblLayout w:type="autofit"/>
-        <w:tblLook w:firstColumn="1" w:firstRow="1" w:lastColumn="0" w:lastRow="0" w:noHBand="0" w:noVBand="1" w:val="04A0"/>
-      </w:tblPr>
-      <w:tblGrid>
-        <w:gridCol w:w="1234"/>
-        <w:gridCol w:w="1234"/>
-        <w:gridCol w:w="1234"/>
-        <w:gridCol w:w="1234"/>
-        <w:gridCol w:w="1234"/>
-        <w:gridCol w:w="1234"/>
-        <w:gridCol w:w="1234"/>
-      </w:tblGrid>
-      <w:tr>
-        <w:tc>
-          <w:tcPr>
-            <w:tcW w:type="dxa" w:w="1234"/>
-            <w:shd w:val="clear" w:color="auto" w:fill="D9E2F3"/>
-          </w:tcPr>
-          <w:p>
-            <w:pPr>
-              <w:spacing w:after="20" w:before="20"/>
-              <w:jc w:val="center"/>
-            </w:pPr>
-            <w:r>
-              <w:rPr>
-                <w:sz w:val="16"/>
-              </w:rPr>
-            </w:r>
-            <w:r>
-              <w:rPr>
-                <w:rFonts w:ascii="Times New Roman" w:hAnsi="Times New Roman"/>
-                <w:b/>
-                <w:i w:val="0"/>
                 <w:sz w:val="16"/>
               </w:rPr>
               <w:t>Condition</w:t>
@@ -5202,24 +2383,13 @@
         </w:tc>
         <w:tc>
           <w:tcPr>
-            <w:tcW w:type="dxa" w:w="1234"/>
-            <w:shd w:val="clear" w:color="auto" w:fill="D9E2F3"/>
+            <w:tcW w:type="dxa" w:w="1077"/>
           </w:tcPr>
           <w:p>
-            <w:pPr>
-              <w:spacing w:after="20" w:before="20"/>
-              <w:jc w:val="center"/>
-            </w:pPr>
+            <w:r/>
             <w:r>
               <w:rPr>
-                <w:sz w:val="16"/>
-              </w:rPr>
-            </w:r>
-            <w:r>
-              <w:rPr>
-                <w:rFonts w:ascii="Times New Roman" w:hAnsi="Times New Roman"/>
                 <w:b/>
-                <w:i w:val="0"/>
                 <w:sz w:val="16"/>
               </w:rPr>
               <w:t>Yield (%)</w:t>
@@ -5228,102 +2398,61 @@
         </w:tc>
         <w:tc>
           <w:tcPr>
-            <w:tcW w:type="dxa" w:w="1234"/>
-            <w:shd w:val="clear" w:color="auto" w:fill="D9E2F3"/>
+            <w:tcW w:type="dxa" w:w="2721"/>
           </w:tcPr>
           <w:p>
+            <w:r/>
             <w:r>
               <w:rPr>
+                <w:b/>
                 <w:sz w:val="16"/>
               </w:rPr>
-              <w:t>Rbond (mΩ)</w:t>
+              <w:t>Failure modes</w:t>
             </w:r>
           </w:p>
         </w:tc>
         <w:tc>
           <w:tcPr>
-            <w:tcW w:type="dxa" w:w="1234"/>
-            <w:shd w:val="clear" w:color="auto" w:fill="D9E2F3"/>
+            <w:tcW w:type="dxa" w:w="1644"/>
           </w:tcPr>
           <w:p>
-            <w:pPr>
-              <w:spacing w:after="20" w:before="20"/>
-              <w:jc w:val="center"/>
-            </w:pPr>
+            <w:r/>
             <w:r>
               <w:rPr>
+                <w:b/>
                 <w:sz w:val="16"/>
               </w:rPr>
-            </w:r>
-            <w:r>
-              <w:rPr>
-                <w:rFonts w:ascii="Times New Roman" w:hAnsi="Times New Roman"/>
-                <w:b/>
-                <w:i w:val="0"/>
-                <w:sz w:val="16"/>
-              </w:rPr>
-              <w:t>V</w:t>
-            </w:r>
-            <w:r>
-              <w:rPr>
-                <w:rFonts w:ascii="Times New Roman" w:hAnsi="Times New Roman"/>
-                <w:b/>
-                <w:i w:val="0"/>
-                <w:sz w:val="16"/>
-                <w:vertAlign w:val="subscript"/>
-              </w:rPr>
-              <w:t>F</w:t>
-            </w:r>
-            <w:r>
-              <w:rPr>
-                <w:rFonts w:ascii="Times New Roman" w:hAnsi="Times New Roman"/>
-                <w:b/>
-                <w:i w:val="0"/>
-                <w:sz w:val="16"/>
-              </w:rPr>
-              <w:t xml:space="preserve"> at 10 mA (V)</w:t>
+              <w:t>V_F at 10 mA (V)</w:t>
             </w:r>
           </w:p>
         </w:tc>
         <w:tc>
           <w:tcPr>
-            <w:tcW w:type="dxa" w:w="1234"/>
-            <w:shd w:val="clear" w:color="auto" w:fill="D9E2F3"/>
+            <w:tcW w:type="dxa" w:w="1247"/>
           </w:tcPr>
           <w:p>
+            <w:r/>
             <w:r>
               <w:rPr>
+                <w:b/>
                 <w:sz w:val="16"/>
               </w:rPr>
-              <w:t>Rs red (Ω)</w:t>
+              <w:t>R_s (Ω)</w:t>
             </w:r>
           </w:p>
         </w:tc>
         <w:tc>
           <w:tcPr>
-            <w:tcW w:type="dxa" w:w="1234"/>
-            <w:shd w:val="clear" w:color="auto" w:fill="D9E2F3"/>
+            <w:tcW w:type="dxa" w:w="1474"/>
           </w:tcPr>
           <w:p>
+            <w:r/>
             <w:r>
               <w:rPr>
+                <w:b/>
                 <w:sz w:val="16"/>
               </w:rPr>
-              <w:t>Dominant failure mode</w:t>
-            </w:r>
-          </w:p>
-        </w:tc>
-        <w:tc>
-          <w:tcPr>
-            <w:tcW w:type="dxa" w:w="1234"/>
-            <w:shd w:val="clear" w:color="auto" w:fill="D9E2F3"/>
-          </w:tcPr>
-          <w:p>
-            <w:r>
-              <w:rPr>
-                <w:sz w:val="16"/>
-              </w:rPr>
-              <w:t>ρc / Rsh</w:t>
+              <w:t>Assessment</w:t>
             </w:r>
           </w:p>
         </w:tc>
@@ -5331,7 +2460,7 @@
       <w:tr>
         <w:tc>
           <w:tcPr>
-            <w:tcW w:type="dxa" w:w="1234"/>
+            <w:tcW w:type="dxa" w:w="1077"/>
           </w:tcPr>
           <w:p>
             <w:r/>
@@ -5345,7 +2474,7 @@
         </w:tc>
         <w:tc>
           <w:tcPr>
-            <w:tcW w:type="dxa" w:w="1234"/>
+            <w:tcW w:type="dxa" w:w="1077"/>
           </w:tcPr>
           <w:p>
             <w:r/>
@@ -5359,7 +2488,7 @@
         </w:tc>
         <w:tc>
           <w:tcPr>
-            <w:tcW w:type="dxa" w:w="1234"/>
+            <w:tcW w:type="dxa" w:w="2721"/>
           </w:tcPr>
           <w:p>
             <w:r/>
@@ -5367,13 +2496,13 @@
               <w:rPr>
                 <w:sz w:val="16"/>
               </w:rPr>
-              <w:t>n/a (chain fault)</w:t>
+              <w:t>open 1, detached 3</w:t>
             </w:r>
           </w:p>
         </w:tc>
         <w:tc>
           <w:tcPr>
-            <w:tcW w:type="dxa" w:w="1234"/>
+            <w:tcW w:type="dxa" w:w="1644"/>
           </w:tcPr>
           <w:p>
             <w:r/>
@@ -5387,7 +2516,7 @@
         </w:tc>
         <w:tc>
           <w:tcPr>
-            <w:tcW w:type="dxa" w:w="1234"/>
+            <w:tcW w:type="dxa" w:w="1247"/>
           </w:tcPr>
           <w:p>
             <w:r/>
@@ -5401,7 +2530,7 @@
         </w:tc>
         <w:tc>
           <w:tcPr>
-            <w:tcW w:type="dxa" w:w="1234"/>
+            <w:tcW w:type="dxa" w:w="1474"/>
           </w:tcPr>
           <w:p>
             <w:r/>
@@ -5409,21 +2538,7 @@
               <w:rPr>
                 <w:sz w:val="16"/>
               </w:rPr>
-              <w:t>detached</w:t>
-            </w:r>
-          </w:p>
-        </w:tc>
-        <w:tc>
-          <w:tcPr>
-            <w:tcW w:type="dxa" w:w="1234"/>
-          </w:tcPr>
-          <w:p>
-            <w:r/>
-            <w:r>
-              <w:rPr>
-                <w:sz w:val="16"/>
-              </w:rPr>
-              <w:t>not measured</w:t>
+              <w:t>under-bonded</w:t>
             </w:r>
           </w:p>
         </w:tc>
@@ -5431,7 +2546,7 @@
       <w:tr>
         <w:tc>
           <w:tcPr>
-            <w:tcW w:type="dxa" w:w="1234"/>
+            <w:tcW w:type="dxa" w:w="1077"/>
           </w:tcPr>
           <w:p>
             <w:r/>
@@ -5445,7 +2560,7 @@
         </w:tc>
         <w:tc>
           <w:tcPr>
-            <w:tcW w:type="dxa" w:w="1234"/>
+            <w:tcW w:type="dxa" w:w="1077"/>
           </w:tcPr>
           <w:p>
             <w:r/>
@@ -5459,7 +2574,7 @@
         </w:tc>
         <w:tc>
           <w:tcPr>
-            <w:tcW w:type="dxa" w:w="1234"/>
+            <w:tcW w:type="dxa" w:w="2721"/>
           </w:tcPr>
           <w:p>
             <w:r/>
@@ -5467,13 +2582,13 @@
               <w:rPr>
                 <w:sz w:val="16"/>
               </w:rPr>
-              <w:t>n/a (chain fault)</w:t>
+              <w:t>open 4, detached 6</w:t>
             </w:r>
           </w:p>
         </w:tc>
         <w:tc>
           <w:tcPr>
-            <w:tcW w:type="dxa" w:w="1234"/>
+            <w:tcW w:type="dxa" w:w="1644"/>
           </w:tcPr>
           <w:p>
             <w:r/>
@@ -5487,7 +2602,7 @@
         </w:tc>
         <w:tc>
           <w:tcPr>
-            <w:tcW w:type="dxa" w:w="1234"/>
+            <w:tcW w:type="dxa" w:w="1247"/>
           </w:tcPr>
           <w:p>
             <w:r/>
@@ -5501,7 +2616,7 @@
         </w:tc>
         <w:tc>
           <w:tcPr>
-            <w:tcW w:type="dxa" w:w="1234"/>
+            <w:tcW w:type="dxa" w:w="1474"/>
           </w:tcPr>
           <w:p>
             <w:r/>
@@ -5509,21 +2624,7 @@
               <w:rPr>
                 <w:sz w:val="16"/>
               </w:rPr>
-              <w:t>detached / open</w:t>
-            </w:r>
-          </w:p>
-        </w:tc>
-        <w:tc>
-          <w:tcPr>
-            <w:tcW w:type="dxa" w:w="1234"/>
-          </w:tcPr>
-          <w:p>
-            <w:r/>
-            <w:r>
-              <w:rPr>
-                <w:sz w:val="16"/>
-              </w:rPr>
-              <w:t>not measured</w:t>
+              <w:t>under-bonded</w:t>
             </w:r>
           </w:p>
         </w:tc>
@@ -5531,7 +2632,7 @@
       <w:tr>
         <w:tc>
           <w:tcPr>
-            <w:tcW w:type="dxa" w:w="1234"/>
+            <w:tcW w:type="dxa" w:w="1077"/>
           </w:tcPr>
           <w:p>
             <w:r/>
@@ -5545,7 +2646,7 @@
         </w:tc>
         <w:tc>
           <w:tcPr>
-            <w:tcW w:type="dxa" w:w="1234"/>
+            <w:tcW w:type="dxa" w:w="1077"/>
           </w:tcPr>
           <w:p>
             <w:r/>
@@ -5559,7 +2660,7 @@
         </w:tc>
         <w:tc>
           <w:tcPr>
-            <w:tcW w:type="dxa" w:w="1234"/>
+            <w:tcW w:type="dxa" w:w="2721"/>
           </w:tcPr>
           <w:p>
             <w:r/>
@@ -5567,13 +2668,13 @@
               <w:rPr>
                 <w:sz w:val="16"/>
               </w:rPr>
-              <w:t>n/a (chain fault)</w:t>
+              <w:t>suspect 1, cross-lit 2, open 2, short 4</w:t>
             </w:r>
           </w:p>
         </w:tc>
         <w:tc>
           <w:tcPr>
-            <w:tcW w:type="dxa" w:w="1234"/>
+            <w:tcW w:type="dxa" w:w="1644"/>
           </w:tcPr>
           <w:p>
             <w:r/>
@@ -5587,7 +2688,7 @@
         </w:tc>
         <w:tc>
           <w:tcPr>
-            <w:tcW w:type="dxa" w:w="1234"/>
+            <w:tcW w:type="dxa" w:w="1247"/>
           </w:tcPr>
           <w:p>
             <w:r/>
@@ -5601,7 +2702,7 @@
         </w:tc>
         <w:tc>
           <w:tcPr>
-            <w:tcW w:type="dxa" w:w="1234"/>
+            <w:tcW w:type="dxa" w:w="1474"/>
           </w:tcPr>
           <w:p>
             <w:r/>
@@ -5609,21 +2710,7 @@
               <w:rPr>
                 <w:sz w:val="16"/>
               </w:rPr>
-              <w:t>short / cross-lit</w:t>
-            </w:r>
-          </w:p>
-        </w:tc>
-        <w:tc>
-          <w:tcPr>
-            <w:tcW w:type="dxa" w:w="1234"/>
-          </w:tcPr>
-          <w:p>
-            <w:r/>
-            <w:r>
-              <w:rPr>
-                <w:sz w:val="16"/>
-              </w:rPr>
-              <w:t>not measured</w:t>
+              <w:t>over-bonded</w:t>
             </w:r>
           </w:p>
         </w:tc>
@@ -5631,7 +2718,7 @@
       <w:tr>
         <w:tc>
           <w:tcPr>
-            <w:tcW w:type="dxa" w:w="1234"/>
+            <w:tcW w:type="dxa" w:w="1077"/>
           </w:tcPr>
           <w:p>
             <w:r/>
@@ -5645,7 +2732,7 @@
         </w:tc>
         <w:tc>
           <w:tcPr>
-            <w:tcW w:type="dxa" w:w="1234"/>
+            <w:tcW w:type="dxa" w:w="1077"/>
           </w:tcPr>
           <w:p>
             <w:r/>
@@ -5659,7 +2746,7 @@
         </w:tc>
         <w:tc>
           <w:tcPr>
-            <w:tcW w:type="dxa" w:w="1234"/>
+            <w:tcW w:type="dxa" w:w="2721"/>
           </w:tcPr>
           <w:p>
             <w:r/>
@@ -5667,13 +2754,13 @@
               <w:rPr>
                 <w:sz w:val="16"/>
               </w:rPr>
-              <w:t>n/a (chain fault)</w:t>
+              <w:t>suspect 1, cross-lit 1, open 1, short 1</w:t>
             </w:r>
           </w:p>
         </w:tc>
         <w:tc>
           <w:tcPr>
-            <w:tcW w:type="dxa" w:w="1234"/>
+            <w:tcW w:type="dxa" w:w="1644"/>
           </w:tcPr>
           <w:p>
             <w:r/>
@@ -5687,7 +2774,7 @@
         </w:tc>
         <w:tc>
           <w:tcPr>
-            <w:tcW w:type="dxa" w:w="1234"/>
+            <w:tcW w:type="dxa" w:w="1247"/>
           </w:tcPr>
           <w:p>
             <w:r/>
@@ -5701,7 +2788,7 @@
         </w:tc>
         <w:tc>
           <w:tcPr>
-            <w:tcW w:type="dxa" w:w="1234"/>
+            <w:tcW w:type="dxa" w:w="1474"/>
           </w:tcPr>
           <w:p>
             <w:r/>
@@ -5709,21 +2796,7 @@
               <w:rPr>
                 <w:sz w:val="16"/>
               </w:rPr>
-              <w:t>mixed</w:t>
-            </w:r>
-          </w:p>
-        </w:tc>
-        <w:tc>
-          <w:tcPr>
-            <w:tcW w:type="dxa" w:w="1234"/>
-          </w:tcPr>
-          <w:p>
-            <w:r/>
-            <w:r>
-              <w:rPr>
-                <w:sz w:val="16"/>
-              </w:rPr>
-              <w:t>not measured</w:t>
+              <w:t>over-bonded</w:t>
             </w:r>
           </w:p>
         </w:tc>
@@ -5731,7 +2804,7 @@
       <w:tr>
         <w:tc>
           <w:tcPr>
-            <w:tcW w:type="dxa" w:w="1234"/>
+            <w:tcW w:type="dxa" w:w="1077"/>
           </w:tcPr>
           <w:p>
             <w:r/>
@@ -5745,7 +2818,7 @@
         </w:tc>
         <w:tc>
           <w:tcPr>
-            <w:tcW w:type="dxa" w:w="1234"/>
+            <w:tcW w:type="dxa" w:w="1077"/>
           </w:tcPr>
           <w:p>
             <w:r/>
@@ -5759,7 +2832,7 @@
         </w:tc>
         <w:tc>
           <w:tcPr>
-            <w:tcW w:type="dxa" w:w="1234"/>
+            <w:tcW w:type="dxa" w:w="2721"/>
           </w:tcPr>
           <w:p>
             <w:r/>
@@ -5767,13 +2840,13 @@
               <w:rPr>
                 <w:sz w:val="16"/>
               </w:rPr>
-              <w:t>n/a (chain fault)</w:t>
+              <w:t>none</w:t>
             </w:r>
           </w:p>
         </w:tc>
         <w:tc>
           <w:tcPr>
-            <w:tcW w:type="dxa" w:w="1234"/>
+            <w:tcW w:type="dxa" w:w="1644"/>
           </w:tcPr>
           <w:p>
             <w:r/>
@@ -5787,7 +2860,7 @@
         </w:tc>
         <w:tc>
           <w:tcPr>
-            <w:tcW w:type="dxa" w:w="1234"/>
+            <w:tcW w:type="dxa" w:w="1247"/>
           </w:tcPr>
           <w:p>
             <w:r/>
@@ -5801,7 +2874,137 @@
         </w:tc>
         <w:tc>
           <w:tcPr>
-            <w:tcW w:type="dxa" w:w="1234"/>
+            <w:tcW w:type="dxa" w:w="1474"/>
+          </w:tcPr>
+          <w:p>
+            <w:r/>
+            <w:r>
+              <w:rPr>
+                <w:sz w:val="16"/>
+              </w:rPr>
+              <w:t>in window</w:t>
+            </w:r>
+          </w:p>
+        </w:tc>
+      </w:tr>
+      <w:tr>
+        <w:tc>
+          <w:tcPr>
+            <w:tcW w:type="dxa" w:w="1077"/>
+          </w:tcPr>
+          <w:p>
+            <w:r/>
+            <w:r>
+              <w:rPr>
+                <w:sz w:val="16"/>
+              </w:rPr>
+              <w:t>6</w:t>
+            </w:r>
+          </w:p>
+        </w:tc>
+        <w:tc>
+          <w:tcPr>
+            <w:tcW w:type="dxa" w:w="1077"/>
+          </w:tcPr>
+          <w:p>
+            <w:r/>
+            <w:r>
+              <w:rPr>
+                <w:sz w:val="16"/>
+              </w:rPr>
+              <w:t>75.0</w:t>
+            </w:r>
+          </w:p>
+        </w:tc>
+        <w:tc>
+          <w:tcPr>
+            <w:tcW w:type="dxa" w:w="2721"/>
+          </w:tcPr>
+          <w:p>
+            <w:r/>
+            <w:r>
+              <w:rPr>
+                <w:sz w:val="16"/>
+              </w:rPr>
+              <w:t>detached 3</w:t>
+            </w:r>
+          </w:p>
+        </w:tc>
+        <w:tc>
+          <w:tcPr>
+            <w:tcW w:type="dxa" w:w="1644"/>
+          </w:tcPr>
+          <w:p>
+            <w:r/>
+            <w:r>
+              <w:rPr>
+                <w:sz w:val="16"/>
+              </w:rPr>
+              <w:t>2.014</w:t>
+            </w:r>
+          </w:p>
+        </w:tc>
+        <w:tc>
+          <w:tcPr>
+            <w:tcW w:type="dxa" w:w="1247"/>
+          </w:tcPr>
+          <w:p>
+            <w:r/>
+            <w:r>
+              <w:rPr>
+                <w:sz w:val="16"/>
+              </w:rPr>
+              <w:t>12.02</w:t>
+            </w:r>
+          </w:p>
+        </w:tc>
+        <w:tc>
+          <w:tcPr>
+            <w:tcW w:type="dxa" w:w="1474"/>
+          </w:tcPr>
+          <w:p>
+            <w:r/>
+            <w:r>
+              <w:rPr>
+                <w:sz w:val="16"/>
+              </w:rPr>
+              <w:t>under-bonded</w:t>
+            </w:r>
+          </w:p>
+        </w:tc>
+      </w:tr>
+      <w:tr>
+        <w:tc>
+          <w:tcPr>
+            <w:tcW w:type="dxa" w:w="1077"/>
+          </w:tcPr>
+          <w:p>
+            <w:r/>
+            <w:r>
+              <w:rPr>
+                <w:sz w:val="16"/>
+              </w:rPr>
+              <w:t>7</w:t>
+            </w:r>
+          </w:p>
+        </w:tc>
+        <w:tc>
+          <w:tcPr>
+            <w:tcW w:type="dxa" w:w="1077"/>
+          </w:tcPr>
+          <w:p>
+            <w:r/>
+            <w:r>
+              <w:rPr>
+                <w:sz w:val="16"/>
+              </w:rPr>
+              <w:t>100.0</w:t>
+            </w:r>
+          </w:p>
+        </w:tc>
+        <w:tc>
+          <w:tcPr>
+            <w:tcW w:type="dxa" w:w="2721"/>
           </w:tcPr>
           <w:p>
             <w:r/>
@@ -5815,165 +3018,7 @@
         </w:tc>
         <w:tc>
           <w:tcPr>
-            <w:tcW w:type="dxa" w:w="1234"/>
-          </w:tcPr>
-          <w:p>
-            <w:r/>
-            <w:r>
-              <w:rPr>
-                <w:sz w:val="16"/>
-              </w:rPr>
-              <w:t>not measured</w:t>
-            </w:r>
-          </w:p>
-        </w:tc>
-      </w:tr>
-      <w:tr>
-        <w:tc>
-          <w:tcPr>
-            <w:tcW w:type="dxa" w:w="1234"/>
-          </w:tcPr>
-          <w:p>
-            <w:r/>
-            <w:r>
-              <w:rPr>
-                <w:sz w:val="16"/>
-              </w:rPr>
-              <w:t>6</w:t>
-            </w:r>
-          </w:p>
-        </w:tc>
-        <w:tc>
-          <w:tcPr>
-            <w:tcW w:type="dxa" w:w="1234"/>
-          </w:tcPr>
-          <w:p>
-            <w:r/>
-            <w:r>
-              <w:rPr>
-                <w:sz w:val="16"/>
-              </w:rPr>
-              <w:t>75.0</w:t>
-            </w:r>
-          </w:p>
-        </w:tc>
-        <w:tc>
-          <w:tcPr>
-            <w:tcW w:type="dxa" w:w="1234"/>
-          </w:tcPr>
-          <w:p>
-            <w:r/>
-            <w:r>
-              <w:rPr>
-                <w:sz w:val="16"/>
-              </w:rPr>
-              <w:t>n/a (chain fault)</w:t>
-            </w:r>
-          </w:p>
-        </w:tc>
-        <w:tc>
-          <w:tcPr>
-            <w:tcW w:type="dxa" w:w="1234"/>
-          </w:tcPr>
-          <w:p>
-            <w:r/>
-            <w:r>
-              <w:rPr>
-                <w:sz w:val="16"/>
-              </w:rPr>
-              <w:t>2.014</w:t>
-            </w:r>
-          </w:p>
-        </w:tc>
-        <w:tc>
-          <w:tcPr>
-            <w:tcW w:type="dxa" w:w="1234"/>
-          </w:tcPr>
-          <w:p>
-            <w:r/>
-            <w:r>
-              <w:rPr>
-                <w:sz w:val="16"/>
-              </w:rPr>
-              <w:t>12.02</w:t>
-            </w:r>
-          </w:p>
-        </w:tc>
-        <w:tc>
-          <w:tcPr>
-            <w:tcW w:type="dxa" w:w="1234"/>
-          </w:tcPr>
-          <w:p>
-            <w:r/>
-            <w:r>
-              <w:rPr>
-                <w:sz w:val="16"/>
-              </w:rPr>
-              <w:t>detached</w:t>
-            </w:r>
-          </w:p>
-        </w:tc>
-        <w:tc>
-          <w:tcPr>
-            <w:tcW w:type="dxa" w:w="1234"/>
-          </w:tcPr>
-          <w:p>
-            <w:r/>
-            <w:r>
-              <w:rPr>
-                <w:sz w:val="16"/>
-              </w:rPr>
-              <w:t>not measured</w:t>
-            </w:r>
-          </w:p>
-        </w:tc>
-      </w:tr>
-      <w:tr>
-        <w:tc>
-          <w:tcPr>
-            <w:tcW w:type="dxa" w:w="1234"/>
-          </w:tcPr>
-          <w:p>
-            <w:r/>
-            <w:r>
-              <w:rPr>
-                <w:sz w:val="16"/>
-              </w:rPr>
-              <w:t>7</w:t>
-            </w:r>
-          </w:p>
-        </w:tc>
-        <w:tc>
-          <w:tcPr>
-            <w:tcW w:type="dxa" w:w="1234"/>
-          </w:tcPr>
-          <w:p>
-            <w:r/>
-            <w:r>
-              <w:rPr>
-                <w:sz w:val="16"/>
-              </w:rPr>
-              <w:t>100.0</w:t>
-            </w:r>
-          </w:p>
-        </w:tc>
-        <w:tc>
-          <w:tcPr>
-            <w:tcW w:type="dxa" w:w="1234"/>
-          </w:tcPr>
-          <w:p>
-            <w:r/>
-            <w:r>
-              <w:rPr>
-                <w:sz w:val="16"/>
-              </w:rPr>
-              <w:t>n/a (chain fault)</w:t>
-            </w:r>
-          </w:p>
-        </w:tc>
-        <w:tc>
-          <w:tcPr>
-            <w:tcW w:type="dxa" w:w="1234"/>
+            <w:tcW w:type="dxa" w:w="1644"/>
           </w:tcPr>
           <w:p>
             <w:r/>
@@ -5987,7 +3032,7 @@
         </w:tc>
         <w:tc>
           <w:tcPr>
-            <w:tcW w:type="dxa" w:w="1234"/>
+            <w:tcW w:type="dxa" w:w="1247"/>
           </w:tcPr>
           <w:p>
             <w:r/>
@@ -6001,7 +3046,7 @@
         </w:tc>
         <w:tc>
           <w:tcPr>
-            <w:tcW w:type="dxa" w:w="1234"/>
+            <w:tcW w:type="dxa" w:w="1474"/>
           </w:tcPr>
           <w:p>
             <w:r/>
@@ -6009,21 +3054,7 @@
               <w:rPr>
                 <w:sz w:val="16"/>
               </w:rPr>
-              <w:t>none</w:t>
-            </w:r>
-          </w:p>
-        </w:tc>
-        <w:tc>
-          <w:tcPr>
-            <w:tcW w:type="dxa" w:w="1234"/>
-          </w:tcPr>
-          <w:p>
-            <w:r/>
-            <w:r>
-              <w:rPr>
-                <w:sz w:val="16"/>
-              </w:rPr>
-              <w:t>not measured</w:t>
+              <w:t>in window</w:t>
             </w:r>
           </w:p>
         </w:tc>
@@ -6031,7 +3062,7 @@
       <w:tr>
         <w:tc>
           <w:tcPr>
-            <w:tcW w:type="dxa" w:w="1234"/>
+            <w:tcW w:type="dxa" w:w="1077"/>
           </w:tcPr>
           <w:p>
             <w:r/>
@@ -6045,7 +3076,7 @@
         </w:tc>
         <w:tc>
           <w:tcPr>
-            <w:tcW w:type="dxa" w:w="1234"/>
+            <w:tcW w:type="dxa" w:w="1077"/>
           </w:tcPr>
           <w:p>
             <w:r/>
@@ -6059,7 +3090,7 @@
         </w:tc>
         <w:tc>
           <w:tcPr>
-            <w:tcW w:type="dxa" w:w="1234"/>
+            <w:tcW w:type="dxa" w:w="2721"/>
           </w:tcPr>
           <w:p>
             <w:r/>
@@ -6067,13 +3098,13 @@
               <w:rPr>
                 <w:sz w:val="16"/>
               </w:rPr>
-              <w:t>n/a (chain fault)</w:t>
+              <w:t>short 2</w:t>
             </w:r>
           </w:p>
         </w:tc>
         <w:tc>
           <w:tcPr>
-            <w:tcW w:type="dxa" w:w="1234"/>
+            <w:tcW w:type="dxa" w:w="1644"/>
           </w:tcPr>
           <w:p>
             <w:r/>
@@ -6087,7 +3118,7 @@
         </w:tc>
         <w:tc>
           <w:tcPr>
-            <w:tcW w:type="dxa" w:w="1234"/>
+            <w:tcW w:type="dxa" w:w="1247"/>
           </w:tcPr>
           <w:p>
             <w:r/>
@@ -6101,7 +3132,7 @@
         </w:tc>
         <w:tc>
           <w:tcPr>
-            <w:tcW w:type="dxa" w:w="1234"/>
+            <w:tcW w:type="dxa" w:w="1474"/>
           </w:tcPr>
           <w:p>
             <w:r/>
@@ -6109,26 +3140,40 @@
               <w:rPr>
                 <w:sz w:val="16"/>
               </w:rPr>
-              <w:t>short</w:t>
-            </w:r>
-          </w:p>
-        </w:tc>
-        <w:tc>
-          <w:tcPr>
-            <w:tcW w:type="dxa" w:w="1234"/>
-          </w:tcPr>
-          <w:p>
-            <w:r/>
-            <w:r>
-              <w:rPr>
-                <w:sz w:val="16"/>
-              </w:rPr>
-              <w:t>not measured</w:t>
+              <w:t>over-bonded</w:t>
             </w:r>
           </w:p>
         </w:tc>
       </w:tr>
     </w:tbl>
+    <w:p>
+      <w:r>
+        <w:rPr>
+          <w:b w:val="0"/>
+          <w:i w:val="0"/>
+        </w:rPr>
+        <w:t>Two results stand. Channel yield and failure mode separate the eight conditions at p = 2.2 × 10⁻⁴ and place conditions 5 and 7 ahead of the rest, with no failures in 12 channels each. Series resistance does not separate them, and the reason is measured rather than assumed: fixture repeatability of 0.84 Ω exceeds the bond resistances by more than an order of magnitude.</w:t>
+      </w:r>
+    </w:p>
+    <w:p>
+      <w:r>
+        <w:rPr>
+          <w:b w:val="0"/>
+          <w:i w:val="0"/>
+        </w:rPr>
+        <w:t>The failure modes give a direction as well as a ranking. Conditions 1, 2 and 6 lose channels to detachment and opens, so they are under-bonded. Conditions 3, 4 and 8 lose them to shorts and bridges, so they are over-bonded. Conditions 5 and 7 lose none. A follow-up should sense at the Tier-1 probe pads to make series resistance usable, and should measure reverse leakage, which is insensitive to contact resistance and would quantify the shunt found in Section C.</w:t>
+      </w:r>
+    </w:p>
+    <w:p>
+      <w:r>
+        <w:rPr>
+          <w:b w:val="0"/>
+          <w:i/>
+          <w:sz w:val="18"/>
+        </w:rPr>
+        <w:t>Not measured: TLM ladders, van der Pauw cloverleaves and impedance spectroscopy, all of which need a four-wire source-measure unit or an LCR meter. The DCL6 and DCL12 daisy chains read open on every coupon because the chain routes each die's top-left pad to its top-right pad; with the dice rotated 90° those are the red and blue cathodes, so every element is a pair of back-to-back diodes and the anode is left floating. That is a layout fault in this coupon revision, not a bonding failure.</w:t>
+      </w:r>
+    </w:p>
     <w:sectPr>
       <w:pgSz w:w="12240" w:h="15840"/>
       <w:pgMar w:top="1440" w:right="1800" w:bottom="1440" w:left="1800" w:header="720" w:footer="720" w:gutter="0"/>

--- a/deliverable/Electrical_Characterization_section.docx
+++ b/deliverable/Electrical_Characterization_section.docx
@@ -1289,16 +1289,17 @@
         <w:tblLook w:firstColumn="1" w:firstRow="1" w:lastColumn="0" w:lastRow="0" w:noHBand="0" w:noVBand="1" w:val="04A0"/>
       </w:tblPr>
       <w:tblGrid>
-        <w:gridCol w:w="1728"/>
-        <w:gridCol w:w="1728"/>
-        <w:gridCol w:w="1728"/>
-        <w:gridCol w:w="1728"/>
-        <w:gridCol w:w="1728"/>
+        <w:gridCol w:w="1440"/>
+        <w:gridCol w:w="1440"/>
+        <w:gridCol w:w="1440"/>
+        <w:gridCol w:w="1440"/>
+        <w:gridCol w:w="1440"/>
+        <w:gridCol w:w="1440"/>
       </w:tblGrid>
       <w:tr>
         <w:tc>
           <w:tcPr>
-            <w:tcW w:type="dxa" w:w="1361"/>
+            <w:tcW w:type="dxa" w:w="1134"/>
           </w:tcPr>
           <w:p>
             <w:r/>
@@ -1313,7 +1314,7 @@
         </w:tc>
         <w:tc>
           <w:tcPr>
-            <w:tcW w:type="dxa" w:w="1361"/>
+            <w:tcW w:type="dxa" w:w="1134"/>
           </w:tcPr>
           <w:p>
             <w:r/>
@@ -1328,7 +1329,7 @@
         </w:tc>
         <w:tc>
           <w:tcPr>
-            <w:tcW w:type="dxa" w:w="2381"/>
+            <w:tcW w:type="dxa" w:w="2041"/>
           </w:tcPr>
           <w:p>
             <w:r/>
@@ -1343,7 +1344,7 @@
         </w:tc>
         <w:tc>
           <w:tcPr>
-            <w:tcW w:type="dxa" w:w="2268"/>
+            <w:tcW w:type="dxa" w:w="1928"/>
           </w:tcPr>
           <w:p>
             <w:r/>
@@ -1358,7 +1359,7 @@
         </w:tc>
         <w:tc>
           <w:tcPr>
-            <w:tcW w:type="dxa" w:w="1701"/>
+            <w:tcW w:type="dxa" w:w="1474"/>
           </w:tcPr>
           <w:p>
             <w:r/>
@@ -1371,11 +1372,26 @@
             </w:r>
           </w:p>
         </w:tc>
+        <w:tc>
+          <w:tcPr>
+            <w:tcW w:type="dxa" w:w="1701"/>
+          </w:tcPr>
+          <w:p>
+            <w:r/>
+            <w:r>
+              <w:rPr>
+                <w:b/>
+                <w:sz w:val="16"/>
+              </w:rPr>
+              <w:t>Reverse check</w:t>
+            </w:r>
+          </w:p>
+        </w:tc>
       </w:tr>
       <w:tr>
         <w:tc>
           <w:tcPr>
-            <w:tcW w:type="dxa" w:w="1361"/>
+            <w:tcW w:type="dxa" w:w="1134"/>
           </w:tcPr>
           <w:p>
             <w:r/>
@@ -1389,7 +1405,7 @@
         </w:tc>
         <w:tc>
           <w:tcPr>
-            <w:tcW w:type="dxa" w:w="1361"/>
+            <w:tcW w:type="dxa" w:w="1134"/>
           </w:tcPr>
           <w:p>
             <w:r/>
@@ -1403,7 +1419,7 @@
         </w:tc>
         <w:tc>
           <w:tcPr>
-            <w:tcW w:type="dxa" w:w="2381"/>
+            <w:tcW w:type="dxa" w:w="2041"/>
           </w:tcPr>
           <w:p>
             <w:r/>
@@ -1417,7 +1433,7 @@
         </w:tc>
         <w:tc>
           <w:tcPr>
-            <w:tcW w:type="dxa" w:w="2268"/>
+            <w:tcW w:type="dxa" w:w="1928"/>
           </w:tcPr>
           <w:p>
             <w:r/>
@@ -1431,7 +1447,7 @@
         </w:tc>
         <w:tc>
           <w:tcPr>
-            <w:tcW w:type="dxa" w:w="1701"/>
+            <w:tcW w:type="dxa" w:w="1474"/>
           </w:tcPr>
           <w:p>
             <w:r/>
@@ -1443,11 +1459,25 @@
             </w:r>
           </w:p>
         </w:tc>
+        <w:tc>
+          <w:tcPr>
+            <w:tcW w:type="dxa" w:w="1701"/>
+          </w:tcPr>
+          <w:p>
+            <w:r/>
+            <w:r>
+              <w:rPr>
+                <w:sz w:val="16"/>
+              </w:rPr>
+              <w:t>6 clean</w:t>
+            </w:r>
+          </w:p>
+        </w:tc>
       </w:tr>
       <w:tr>
         <w:tc>
           <w:tcPr>
-            <w:tcW w:type="dxa" w:w="1361"/>
+            <w:tcW w:type="dxa" w:w="1134"/>
           </w:tcPr>
           <w:p>
             <w:r/>
@@ -1461,7 +1491,7 @@
         </w:tc>
         <w:tc>
           <w:tcPr>
-            <w:tcW w:type="dxa" w:w="1361"/>
+            <w:tcW w:type="dxa" w:w="1134"/>
           </w:tcPr>
           <w:p>
             <w:r/>
@@ -1475,7 +1505,7 @@
         </w:tc>
         <w:tc>
           <w:tcPr>
-            <w:tcW w:type="dxa" w:w="2381"/>
+            <w:tcW w:type="dxa" w:w="2041"/>
           </w:tcPr>
           <w:p>
             <w:r/>
@@ -1489,7 +1519,7 @@
         </w:tc>
         <w:tc>
           <w:tcPr>
-            <w:tcW w:type="dxa" w:w="2268"/>
+            <w:tcW w:type="dxa" w:w="1928"/>
           </w:tcPr>
           <w:p>
             <w:r/>
@@ -1503,7 +1533,7 @@
         </w:tc>
         <w:tc>
           <w:tcPr>
-            <w:tcW w:type="dxa" w:w="1701"/>
+            <w:tcW w:type="dxa" w:w="1474"/>
           </w:tcPr>
           <w:p>
             <w:r/>
@@ -1515,11 +1545,25 @@
             </w:r>
           </w:p>
         </w:tc>
+        <w:tc>
+          <w:tcPr>
+            <w:tcW w:type="dxa" w:w="1701"/>
+          </w:tcPr>
+          <w:p>
+            <w:r/>
+            <w:r>
+              <w:rPr>
+                <w:sz w:val="16"/>
+              </w:rPr>
+              <w:t>5 clean</w:t>
+            </w:r>
+          </w:p>
+        </w:tc>
       </w:tr>
       <w:tr>
         <w:tc>
           <w:tcPr>
-            <w:tcW w:type="dxa" w:w="1361"/>
+            <w:tcW w:type="dxa" w:w="1134"/>
           </w:tcPr>
           <w:p>
             <w:r/>
@@ -1533,7 +1577,7 @@
         </w:tc>
         <w:tc>
           <w:tcPr>
-            <w:tcW w:type="dxa" w:w="1361"/>
+            <w:tcW w:type="dxa" w:w="1134"/>
           </w:tcPr>
           <w:p>
             <w:r/>
@@ -1547,7 +1591,7 @@
         </w:tc>
         <w:tc>
           <w:tcPr>
-            <w:tcW w:type="dxa" w:w="2381"/>
+            <w:tcW w:type="dxa" w:w="2041"/>
           </w:tcPr>
           <w:p>
             <w:r/>
@@ -1561,7 +1605,7 @@
         </w:tc>
         <w:tc>
           <w:tcPr>
-            <w:tcW w:type="dxa" w:w="2268"/>
+            <w:tcW w:type="dxa" w:w="1928"/>
           </w:tcPr>
           <w:p>
             <w:r/>
@@ -1575,7 +1619,7 @@
         </w:tc>
         <w:tc>
           <w:tcPr>
-            <w:tcW w:type="dxa" w:w="1701"/>
+            <w:tcW w:type="dxa" w:w="1474"/>
           </w:tcPr>
           <w:p>
             <w:r/>
@@ -1587,11 +1631,25 @@
             </w:r>
           </w:p>
         </w:tc>
+        <w:tc>
+          <w:tcPr>
+            <w:tcW w:type="dxa" w:w="1701"/>
+          </w:tcPr>
+          <w:p>
+            <w:r/>
+            <w:r>
+              <w:rPr>
+                <w:sz w:val="16"/>
+              </w:rPr>
+              <w:t>1 clean, 1 shunted</w:t>
+            </w:r>
+          </w:p>
+        </w:tc>
       </w:tr>
       <w:tr>
         <w:tc>
           <w:tcPr>
-            <w:tcW w:type="dxa" w:w="1361"/>
+            <w:tcW w:type="dxa" w:w="1134"/>
           </w:tcPr>
           <w:p>
             <w:r/>
@@ -1605,7 +1663,7 @@
         </w:tc>
         <w:tc>
           <w:tcPr>
-            <w:tcW w:type="dxa" w:w="1361"/>
+            <w:tcW w:type="dxa" w:w="1134"/>
           </w:tcPr>
           <w:p>
             <w:r/>
@@ -1619,7 +1677,7 @@
         </w:tc>
         <w:tc>
           <w:tcPr>
-            <w:tcW w:type="dxa" w:w="2381"/>
+            <w:tcW w:type="dxa" w:w="2041"/>
           </w:tcPr>
           <w:p>
             <w:r/>
@@ -1633,7 +1691,7 @@
         </w:tc>
         <w:tc>
           <w:tcPr>
-            <w:tcW w:type="dxa" w:w="2268"/>
+            <w:tcW w:type="dxa" w:w="1928"/>
           </w:tcPr>
           <w:p>
             <w:r/>
@@ -1647,7 +1705,7 @@
         </w:tc>
         <w:tc>
           <w:tcPr>
-            <w:tcW w:type="dxa" w:w="1701"/>
+            <w:tcW w:type="dxa" w:w="1474"/>
           </w:tcPr>
           <w:p>
             <w:r/>
@@ -1659,11 +1717,25 @@
             </w:r>
           </w:p>
         </w:tc>
+        <w:tc>
+          <w:tcPr>
+            <w:tcW w:type="dxa" w:w="1701"/>
+          </w:tcPr>
+          <w:p>
+            <w:r/>
+            <w:r>
+              <w:rPr>
+                <w:sz w:val="16"/>
+              </w:rPr>
+              <w:t>3 clean</w:t>
+            </w:r>
+          </w:p>
+        </w:tc>
       </w:tr>
       <w:tr>
         <w:tc>
           <w:tcPr>
-            <w:tcW w:type="dxa" w:w="1361"/>
+            <w:tcW w:type="dxa" w:w="1134"/>
           </w:tcPr>
           <w:p>
             <w:r/>
@@ -1677,7 +1749,7 @@
         </w:tc>
         <w:tc>
           <w:tcPr>
-            <w:tcW w:type="dxa" w:w="1361"/>
+            <w:tcW w:type="dxa" w:w="1134"/>
           </w:tcPr>
           <w:p>
             <w:r/>
@@ -1691,7 +1763,7 @@
         </w:tc>
         <w:tc>
           <w:tcPr>
-            <w:tcW w:type="dxa" w:w="2381"/>
+            <w:tcW w:type="dxa" w:w="2041"/>
           </w:tcPr>
           <w:p>
             <w:r/>
@@ -1705,7 +1777,7 @@
         </w:tc>
         <w:tc>
           <w:tcPr>
-            <w:tcW w:type="dxa" w:w="2268"/>
+            <w:tcW w:type="dxa" w:w="1928"/>
           </w:tcPr>
           <w:p>
             <w:r/>
@@ -1719,7 +1791,7 @@
         </w:tc>
         <w:tc>
           <w:tcPr>
-            <w:tcW w:type="dxa" w:w="1701"/>
+            <w:tcW w:type="dxa" w:w="1474"/>
           </w:tcPr>
           <w:p>
             <w:r/>
@@ -1731,11 +1803,25 @@
             </w:r>
           </w:p>
         </w:tc>
+        <w:tc>
+          <w:tcPr>
+            <w:tcW w:type="dxa" w:w="1701"/>
+          </w:tcPr>
+          <w:p>
+            <w:r/>
+            <w:r>
+              <w:rPr>
+                <w:sz w:val="16"/>
+              </w:rPr>
+              <w:t>4 clean</w:t>
+            </w:r>
+          </w:p>
+        </w:tc>
       </w:tr>
       <w:tr>
         <w:tc>
           <w:tcPr>
-            <w:tcW w:type="dxa" w:w="1361"/>
+            <w:tcW w:type="dxa" w:w="1134"/>
           </w:tcPr>
           <w:p>
             <w:r/>
@@ -1749,7 +1835,7 @@
         </w:tc>
         <w:tc>
           <w:tcPr>
-            <w:tcW w:type="dxa" w:w="1361"/>
+            <w:tcW w:type="dxa" w:w="1134"/>
           </w:tcPr>
           <w:p>
             <w:r/>
@@ -1763,7 +1849,7 @@
         </w:tc>
         <w:tc>
           <w:tcPr>
-            <w:tcW w:type="dxa" w:w="2381"/>
+            <w:tcW w:type="dxa" w:w="2041"/>
           </w:tcPr>
           <w:p>
             <w:r/>
@@ -1777,7 +1863,7 @@
         </w:tc>
         <w:tc>
           <w:tcPr>
-            <w:tcW w:type="dxa" w:w="2268"/>
+            <w:tcW w:type="dxa" w:w="1928"/>
           </w:tcPr>
           <w:p>
             <w:r/>
@@ -1791,7 +1877,7 @@
         </w:tc>
         <w:tc>
           <w:tcPr>
-            <w:tcW w:type="dxa" w:w="1701"/>
+            <w:tcW w:type="dxa" w:w="1474"/>
           </w:tcPr>
           <w:p>
             <w:r/>
@@ -1803,11 +1889,25 @@
             </w:r>
           </w:p>
         </w:tc>
+        <w:tc>
+          <w:tcPr>
+            <w:tcW w:type="dxa" w:w="1701"/>
+          </w:tcPr>
+          <w:p>
+            <w:r/>
+            <w:r>
+              <w:rPr>
+                <w:sz w:val="16"/>
+              </w:rPr>
+              <w:t>3 clean</w:t>
+            </w:r>
+          </w:p>
+        </w:tc>
       </w:tr>
       <w:tr>
         <w:tc>
           <w:tcPr>
-            <w:tcW w:type="dxa" w:w="1361"/>
+            <w:tcW w:type="dxa" w:w="1134"/>
           </w:tcPr>
           <w:p>
             <w:r/>
@@ -1821,7 +1921,7 @@
         </w:tc>
         <w:tc>
           <w:tcPr>
-            <w:tcW w:type="dxa" w:w="1361"/>
+            <w:tcW w:type="dxa" w:w="1134"/>
           </w:tcPr>
           <w:p>
             <w:r/>
@@ -1835,7 +1935,7 @@
         </w:tc>
         <w:tc>
           <w:tcPr>
-            <w:tcW w:type="dxa" w:w="2381"/>
+            <w:tcW w:type="dxa" w:w="2041"/>
           </w:tcPr>
           <w:p>
             <w:r/>
@@ -1849,7 +1949,7 @@
         </w:tc>
         <w:tc>
           <w:tcPr>
-            <w:tcW w:type="dxa" w:w="2268"/>
+            <w:tcW w:type="dxa" w:w="1928"/>
           </w:tcPr>
           <w:p>
             <w:r/>
@@ -1863,7 +1963,7 @@
         </w:tc>
         <w:tc>
           <w:tcPr>
-            <w:tcW w:type="dxa" w:w="1701"/>
+            <w:tcW w:type="dxa" w:w="1474"/>
           </w:tcPr>
           <w:p>
             <w:r/>
@@ -1875,11 +1975,25 @@
             </w:r>
           </w:p>
         </w:tc>
+        <w:tc>
+          <w:tcPr>
+            <w:tcW w:type="dxa" w:w="1701"/>
+          </w:tcPr>
+          <w:p>
+            <w:r/>
+            <w:r>
+              <w:rPr>
+                <w:sz w:val="16"/>
+              </w:rPr>
+              <w:t>4 clean</w:t>
+            </w:r>
+          </w:p>
+        </w:tc>
       </w:tr>
       <w:tr>
         <w:tc>
           <w:tcPr>
-            <w:tcW w:type="dxa" w:w="1361"/>
+            <w:tcW w:type="dxa" w:w="1134"/>
           </w:tcPr>
           <w:p>
             <w:r/>
@@ -1893,7 +2007,7 @@
         </w:tc>
         <w:tc>
           <w:tcPr>
-            <w:tcW w:type="dxa" w:w="1361"/>
+            <w:tcW w:type="dxa" w:w="1134"/>
           </w:tcPr>
           <w:p>
             <w:r/>
@@ -1907,7 +2021,7 @@
         </w:tc>
         <w:tc>
           <w:tcPr>
-            <w:tcW w:type="dxa" w:w="2381"/>
+            <w:tcW w:type="dxa" w:w="2041"/>
           </w:tcPr>
           <w:p>
             <w:r/>
@@ -1921,7 +2035,7 @@
         </w:tc>
         <w:tc>
           <w:tcPr>
-            <w:tcW w:type="dxa" w:w="2268"/>
+            <w:tcW w:type="dxa" w:w="1928"/>
           </w:tcPr>
           <w:p>
             <w:r/>
@@ -1935,6 +2049,20 @@
         </w:tc>
         <w:tc>
           <w:tcPr>
+            <w:tcW w:type="dxa" w:w="1474"/>
+          </w:tcPr>
+          <w:p>
+            <w:r/>
+            <w:r>
+              <w:rPr>
+                <w:sz w:val="16"/>
+              </w:rPr>
+              <w:t>1.75–2.06</w:t>
+            </w:r>
+          </w:p>
+        </w:tc>
+        <w:tc>
+          <w:tcPr>
             <w:tcW w:type="dxa" w:w="1701"/>
           </w:tcPr>
           <w:p>
@@ -1943,7 +2071,7 @@
               <w:rPr>
                 <w:sz w:val="16"/>
               </w:rPr>
-              <w:t>1.75–2.06</w:t>
+              <w:t>3 clean</w:t>
             </w:r>
           </w:p>
         </w:tc>
@@ -2335,7 +2463,55 @@
           <w:b w:val="0"/>
           <w:i w:val="0"/>
         </w:rPr>
-        <w:t>F.  Summary</w:t>
+        <w:t>F.  Reverse bias check</w:t>
+      </w:r>
+    </w:p>
+    <w:p>
+      <w:r>
+        <w:rPr>
+          <w:b w:val="0"/>
+          <w:i w:val="0"/>
+        </w:rPr>
+        <w:t>Every surviving red channel was also biased in reverse to look for conduction paths around the junction. The die sits in series with the 100 kΩ across the 5 V rail and the meter reads the voltage across the die, so the die's own resistance sets the reading. A healthy junction leaves the meter's 10 MΩ input impedance as the only load and reads 4.99 V; a shunt pulls it down. Reading the small voltage across the sense resistor instead does not work with a handheld meter, because 1 nA through 98 kΩ is 0.1 mV and sits inside the meter's noise.</w:t>
+      </w:r>
+    </w:p>
+    <w:p>
+      <w:r>
+        <w:rPr>
+          <w:b w:val="0"/>
+          <w:i w:val="0"/>
+        </w:rPr>
+        <w:t>Thirty-four channels were measured. Thirty read 4.988 to 4.989 V, the open-die limit, which places their shunt resistance above 10 MΩ and their leakage below roughly 50 nA. Three read 0 V and confirm the round 1 shorts. One channel, S3 D1 red, read 0.085 V, which corresponds to a shunt of about 1.7 kΩ.</w:t>
+      </w:r>
+    </w:p>
+    <w:p>
+      <w:r>
+        <w:rPr>
+          <w:b w:val="0"/>
+          <w:i w:val="0"/>
+        </w:rPr>
+        <w:t>That channel is the one the sweep had already flagged in Section C, where the forward characteristic implied roughly 2.9 kΩ. Two measurements at opposite bias polarity agree to within a factor of two on a defect that a 1 mA diode test passes. It was recorded as “suspect” in the round 1 screening on the operator's judgement alone; it is now confirmed, and condition 3's yield stands as measured rather than estimated.</w:t>
+      </w:r>
+    </w:p>
+    <w:p>
+      <w:r>
+        <w:rPr>
+          <w:b w:val="0"/>
+          <w:i w:val="0"/>
+        </w:rPr>
+        <w:t>The result is otherwise a null, and worth stating as one. Condition 8 loses two channels to shorts, but its survivors are indistinguishable from those of conditions 5 and 7, so its failures are isolated rather than a coupon-wide contamination problem. No condition other than 3 carries a partial conduction path. Reverse bias corroborates the yield ranking; it does not add a new axis to it.</w:t>
+      </w:r>
+    </w:p>
+    <w:p>
+      <w:pPr>
+        <w:pStyle w:val="Heading2"/>
+      </w:pPr>
+      <w:r>
+        <w:rPr>
+          <w:b w:val="0"/>
+          <w:i w:val="0"/>
+        </w:rPr>
+        <w:t>G.  Summary</w:t>
       </w:r>
     </w:p>
     <w:p>
@@ -2358,17 +2534,18 @@
         <w:tblLook w:firstColumn="1" w:firstRow="1" w:lastColumn="0" w:lastRow="0" w:noHBand="0" w:noVBand="1" w:val="04A0"/>
       </w:tblPr>
       <w:tblGrid>
-        <w:gridCol w:w="1440"/>
-        <w:gridCol w:w="1440"/>
-        <w:gridCol w:w="1440"/>
-        <w:gridCol w:w="1440"/>
-        <w:gridCol w:w="1440"/>
-        <w:gridCol w:w="1440"/>
+        <w:gridCol w:w="1234"/>
+        <w:gridCol w:w="1234"/>
+        <w:gridCol w:w="1234"/>
+        <w:gridCol w:w="1234"/>
+        <w:gridCol w:w="1234"/>
+        <w:gridCol w:w="1234"/>
+        <w:gridCol w:w="1234"/>
       </w:tblGrid>
       <w:tr>
         <w:tc>
           <w:tcPr>
-            <w:tcW w:type="dxa" w:w="1077"/>
+            <w:tcW w:type="dxa" w:w="964"/>
           </w:tcPr>
           <w:p>
             <w:r/>
@@ -2383,7 +2560,7 @@
         </w:tc>
         <w:tc>
           <w:tcPr>
-            <w:tcW w:type="dxa" w:w="1077"/>
+            <w:tcW w:type="dxa" w:w="964"/>
           </w:tcPr>
           <w:p>
             <w:r/>
@@ -2398,7 +2575,7 @@
         </w:tc>
         <w:tc>
           <w:tcPr>
-            <w:tcW w:type="dxa" w:w="2721"/>
+            <w:tcW w:type="dxa" w:w="2381"/>
           </w:tcPr>
           <w:p>
             <w:r/>
@@ -2413,7 +2590,7 @@
         </w:tc>
         <w:tc>
           <w:tcPr>
-            <w:tcW w:type="dxa" w:w="1644"/>
+            <w:tcW w:type="dxa" w:w="1474"/>
           </w:tcPr>
           <w:p>
             <w:r/>
@@ -2428,7 +2605,7 @@
         </w:tc>
         <w:tc>
           <w:tcPr>
-            <w:tcW w:type="dxa" w:w="1247"/>
+            <w:tcW w:type="dxa" w:w="1134"/>
           </w:tcPr>
           <w:p>
             <w:r/>
@@ -2443,7 +2620,22 @@
         </w:tc>
         <w:tc>
           <w:tcPr>
-            <w:tcW w:type="dxa" w:w="1474"/>
+            <w:tcW w:type="dxa" w:w="1020"/>
+          </w:tcPr>
+          <w:p>
+            <w:r/>
+            <w:r>
+              <w:rPr>
+                <w:b/>
+                <w:sz w:val="16"/>
+              </w:rPr>
+              <w:t>Reverse</w:t>
+            </w:r>
+          </w:p>
+        </w:tc>
+        <w:tc>
+          <w:tcPr>
+            <w:tcW w:type="dxa" w:w="1361"/>
           </w:tcPr>
           <w:p>
             <w:r/>
@@ -2460,7 +2652,7 @@
       <w:tr>
         <w:tc>
           <w:tcPr>
-            <w:tcW w:type="dxa" w:w="1077"/>
+            <w:tcW w:type="dxa" w:w="964"/>
           </w:tcPr>
           <w:p>
             <w:r/>
@@ -2474,7 +2666,7 @@
         </w:tc>
         <w:tc>
           <w:tcPr>
-            <w:tcW w:type="dxa" w:w="1077"/>
+            <w:tcW w:type="dxa" w:w="964"/>
           </w:tcPr>
           <w:p>
             <w:r/>
@@ -2488,7 +2680,7 @@
         </w:tc>
         <w:tc>
           <w:tcPr>
-            <w:tcW w:type="dxa" w:w="2721"/>
+            <w:tcW w:type="dxa" w:w="2381"/>
           </w:tcPr>
           <w:p>
             <w:r/>
@@ -2502,7 +2694,7 @@
         </w:tc>
         <w:tc>
           <w:tcPr>
-            <w:tcW w:type="dxa" w:w="1644"/>
+            <w:tcW w:type="dxa" w:w="1474"/>
           </w:tcPr>
           <w:p>
             <w:r/>
@@ -2516,7 +2708,7 @@
         </w:tc>
         <w:tc>
           <w:tcPr>
-            <w:tcW w:type="dxa" w:w="1247"/>
+            <w:tcW w:type="dxa" w:w="1134"/>
           </w:tcPr>
           <w:p>
             <w:r/>
@@ -2530,7 +2722,21 @@
         </w:tc>
         <w:tc>
           <w:tcPr>
-            <w:tcW w:type="dxa" w:w="1474"/>
+            <w:tcW w:type="dxa" w:w="1020"/>
+          </w:tcPr>
+          <w:p>
+            <w:r/>
+            <w:r>
+              <w:rPr>
+                <w:sz w:val="16"/>
+              </w:rPr>
+              <w:t>clean</w:t>
+            </w:r>
+          </w:p>
+        </w:tc>
+        <w:tc>
+          <w:tcPr>
+            <w:tcW w:type="dxa" w:w="1361"/>
           </w:tcPr>
           <w:p>
             <w:r/>
@@ -2546,7 +2752,7 @@
       <w:tr>
         <w:tc>
           <w:tcPr>
-            <w:tcW w:type="dxa" w:w="1077"/>
+            <w:tcW w:type="dxa" w:w="964"/>
           </w:tcPr>
           <w:p>
             <w:r/>
@@ -2560,7 +2766,7 @@
         </w:tc>
         <w:tc>
           <w:tcPr>
-            <w:tcW w:type="dxa" w:w="1077"/>
+            <w:tcW w:type="dxa" w:w="964"/>
           </w:tcPr>
           <w:p>
             <w:r/>
@@ -2574,7 +2780,7 @@
         </w:tc>
         <w:tc>
           <w:tcPr>
-            <w:tcW w:type="dxa" w:w="2721"/>
+            <w:tcW w:type="dxa" w:w="2381"/>
           </w:tcPr>
           <w:p>
             <w:r/>
@@ -2588,7 +2794,7 @@
         </w:tc>
         <w:tc>
           <w:tcPr>
-            <w:tcW w:type="dxa" w:w="1644"/>
+            <w:tcW w:type="dxa" w:w="1474"/>
           </w:tcPr>
           <w:p>
             <w:r/>
@@ -2602,7 +2808,7 @@
         </w:tc>
         <w:tc>
           <w:tcPr>
-            <w:tcW w:type="dxa" w:w="1247"/>
+            <w:tcW w:type="dxa" w:w="1134"/>
           </w:tcPr>
           <w:p>
             <w:r/>
@@ -2616,7 +2822,21 @@
         </w:tc>
         <w:tc>
           <w:tcPr>
-            <w:tcW w:type="dxa" w:w="1474"/>
+            <w:tcW w:type="dxa" w:w="1020"/>
+          </w:tcPr>
+          <w:p>
+            <w:r/>
+            <w:r>
+              <w:rPr>
+                <w:sz w:val="16"/>
+              </w:rPr>
+              <w:t>clean</w:t>
+            </w:r>
+          </w:p>
+        </w:tc>
+        <w:tc>
+          <w:tcPr>
+            <w:tcW w:type="dxa" w:w="1361"/>
           </w:tcPr>
           <w:p>
             <w:r/>
@@ -2632,7 +2852,7 @@
       <w:tr>
         <w:tc>
           <w:tcPr>
-            <w:tcW w:type="dxa" w:w="1077"/>
+            <w:tcW w:type="dxa" w:w="964"/>
           </w:tcPr>
           <w:p>
             <w:r/>
@@ -2646,7 +2866,7 @@
         </w:tc>
         <w:tc>
           <w:tcPr>
-            <w:tcW w:type="dxa" w:w="1077"/>
+            <w:tcW w:type="dxa" w:w="964"/>
           </w:tcPr>
           <w:p>
             <w:r/>
@@ -2660,7 +2880,7 @@
         </w:tc>
         <w:tc>
           <w:tcPr>
-            <w:tcW w:type="dxa" w:w="2721"/>
+            <w:tcW w:type="dxa" w:w="2381"/>
           </w:tcPr>
           <w:p>
             <w:r/>
@@ -2674,7 +2894,7 @@
         </w:tc>
         <w:tc>
           <w:tcPr>
-            <w:tcW w:type="dxa" w:w="1644"/>
+            <w:tcW w:type="dxa" w:w="1474"/>
           </w:tcPr>
           <w:p>
             <w:r/>
@@ -2688,7 +2908,7 @@
         </w:tc>
         <w:tc>
           <w:tcPr>
-            <w:tcW w:type="dxa" w:w="1247"/>
+            <w:tcW w:type="dxa" w:w="1134"/>
           </w:tcPr>
           <w:p>
             <w:r/>
@@ -2702,7 +2922,21 @@
         </w:tc>
         <w:tc>
           <w:tcPr>
-            <w:tcW w:type="dxa" w:w="1474"/>
+            <w:tcW w:type="dxa" w:w="1020"/>
+          </w:tcPr>
+          <w:p>
+            <w:r/>
+            <w:r>
+              <w:rPr>
+                <w:sz w:val="16"/>
+              </w:rPr>
+              <w:t>1 shunt</w:t>
+            </w:r>
+          </w:p>
+        </w:tc>
+        <w:tc>
+          <w:tcPr>
+            <w:tcW w:type="dxa" w:w="1361"/>
           </w:tcPr>
           <w:p>
             <w:r/>
@@ -2718,7 +2952,7 @@
       <w:tr>
         <w:tc>
           <w:tcPr>
-            <w:tcW w:type="dxa" w:w="1077"/>
+            <w:tcW w:type="dxa" w:w="964"/>
           </w:tcPr>
           <w:p>
             <w:r/>
@@ -2732,7 +2966,7 @@
         </w:tc>
         <w:tc>
           <w:tcPr>
-            <w:tcW w:type="dxa" w:w="1077"/>
+            <w:tcW w:type="dxa" w:w="964"/>
           </w:tcPr>
           <w:p>
             <w:r/>
@@ -2746,7 +2980,7 @@
         </w:tc>
         <w:tc>
           <w:tcPr>
-            <w:tcW w:type="dxa" w:w="2721"/>
+            <w:tcW w:type="dxa" w:w="2381"/>
           </w:tcPr>
           <w:p>
             <w:r/>
@@ -2760,7 +2994,7 @@
         </w:tc>
         <w:tc>
           <w:tcPr>
-            <w:tcW w:type="dxa" w:w="1644"/>
+            <w:tcW w:type="dxa" w:w="1474"/>
           </w:tcPr>
           <w:p>
             <w:r/>
@@ -2774,7 +3008,7 @@
         </w:tc>
         <w:tc>
           <w:tcPr>
-            <w:tcW w:type="dxa" w:w="1247"/>
+            <w:tcW w:type="dxa" w:w="1134"/>
           </w:tcPr>
           <w:p>
             <w:r/>
@@ -2788,7 +3022,21 @@
         </w:tc>
         <w:tc>
           <w:tcPr>
-            <w:tcW w:type="dxa" w:w="1474"/>
+            <w:tcW w:type="dxa" w:w="1020"/>
+          </w:tcPr>
+          <w:p>
+            <w:r/>
+            <w:r>
+              <w:rPr>
+                <w:sz w:val="16"/>
+              </w:rPr>
+              <w:t>clean</w:t>
+            </w:r>
+          </w:p>
+        </w:tc>
+        <w:tc>
+          <w:tcPr>
+            <w:tcW w:type="dxa" w:w="1361"/>
           </w:tcPr>
           <w:p>
             <w:r/>
@@ -2804,7 +3052,7 @@
       <w:tr>
         <w:tc>
           <w:tcPr>
-            <w:tcW w:type="dxa" w:w="1077"/>
+            <w:tcW w:type="dxa" w:w="964"/>
           </w:tcPr>
           <w:p>
             <w:r/>
@@ -2818,7 +3066,7 @@
         </w:tc>
         <w:tc>
           <w:tcPr>
-            <w:tcW w:type="dxa" w:w="1077"/>
+            <w:tcW w:type="dxa" w:w="964"/>
           </w:tcPr>
           <w:p>
             <w:r/>
@@ -2832,7 +3080,7 @@
         </w:tc>
         <w:tc>
           <w:tcPr>
-            <w:tcW w:type="dxa" w:w="2721"/>
+            <w:tcW w:type="dxa" w:w="2381"/>
           </w:tcPr>
           <w:p>
             <w:r/>
@@ -2846,7 +3094,7 @@
         </w:tc>
         <w:tc>
           <w:tcPr>
-            <w:tcW w:type="dxa" w:w="1644"/>
+            <w:tcW w:type="dxa" w:w="1474"/>
           </w:tcPr>
           <w:p>
             <w:r/>
@@ -2860,7 +3108,7 @@
         </w:tc>
         <w:tc>
           <w:tcPr>
-            <w:tcW w:type="dxa" w:w="1247"/>
+            <w:tcW w:type="dxa" w:w="1134"/>
           </w:tcPr>
           <w:p>
             <w:r/>
@@ -2874,7 +3122,21 @@
         </w:tc>
         <w:tc>
           <w:tcPr>
-            <w:tcW w:type="dxa" w:w="1474"/>
+            <w:tcW w:type="dxa" w:w="1020"/>
+          </w:tcPr>
+          <w:p>
+            <w:r/>
+            <w:r>
+              <w:rPr>
+                <w:sz w:val="16"/>
+              </w:rPr>
+              <w:t>clean</w:t>
+            </w:r>
+          </w:p>
+        </w:tc>
+        <w:tc>
+          <w:tcPr>
+            <w:tcW w:type="dxa" w:w="1361"/>
           </w:tcPr>
           <w:p>
             <w:r/>
@@ -2890,7 +3152,7 @@
       <w:tr>
         <w:tc>
           <w:tcPr>
-            <w:tcW w:type="dxa" w:w="1077"/>
+            <w:tcW w:type="dxa" w:w="964"/>
           </w:tcPr>
           <w:p>
             <w:r/>
@@ -2904,7 +3166,7 @@
         </w:tc>
         <w:tc>
           <w:tcPr>
-            <w:tcW w:type="dxa" w:w="1077"/>
+            <w:tcW w:type="dxa" w:w="964"/>
           </w:tcPr>
           <w:p>
             <w:r/>
@@ -2918,7 +3180,7 @@
         </w:tc>
         <w:tc>
           <w:tcPr>
-            <w:tcW w:type="dxa" w:w="2721"/>
+            <w:tcW w:type="dxa" w:w="2381"/>
           </w:tcPr>
           <w:p>
             <w:r/>
@@ -2932,7 +3194,7 @@
         </w:tc>
         <w:tc>
           <w:tcPr>
-            <w:tcW w:type="dxa" w:w="1644"/>
+            <w:tcW w:type="dxa" w:w="1474"/>
           </w:tcPr>
           <w:p>
             <w:r/>
@@ -2946,7 +3208,7 @@
         </w:tc>
         <w:tc>
           <w:tcPr>
-            <w:tcW w:type="dxa" w:w="1247"/>
+            <w:tcW w:type="dxa" w:w="1134"/>
           </w:tcPr>
           <w:p>
             <w:r/>
@@ -2960,7 +3222,21 @@
         </w:tc>
         <w:tc>
           <w:tcPr>
-            <w:tcW w:type="dxa" w:w="1474"/>
+            <w:tcW w:type="dxa" w:w="1020"/>
+          </w:tcPr>
+          <w:p>
+            <w:r/>
+            <w:r>
+              <w:rPr>
+                <w:sz w:val="16"/>
+              </w:rPr>
+              <w:t>clean</w:t>
+            </w:r>
+          </w:p>
+        </w:tc>
+        <w:tc>
+          <w:tcPr>
+            <w:tcW w:type="dxa" w:w="1361"/>
           </w:tcPr>
           <w:p>
             <w:r/>
@@ -2976,7 +3252,7 @@
       <w:tr>
         <w:tc>
           <w:tcPr>
-            <w:tcW w:type="dxa" w:w="1077"/>
+            <w:tcW w:type="dxa" w:w="964"/>
           </w:tcPr>
           <w:p>
             <w:r/>
@@ -2990,7 +3266,7 @@
         </w:tc>
         <w:tc>
           <w:tcPr>
-            <w:tcW w:type="dxa" w:w="1077"/>
+            <w:tcW w:type="dxa" w:w="964"/>
           </w:tcPr>
           <w:p>
             <w:r/>
@@ -3004,7 +3280,7 @@
         </w:tc>
         <w:tc>
           <w:tcPr>
-            <w:tcW w:type="dxa" w:w="2721"/>
+            <w:tcW w:type="dxa" w:w="2381"/>
           </w:tcPr>
           <w:p>
             <w:r/>
@@ -3018,7 +3294,7 @@
         </w:tc>
         <w:tc>
           <w:tcPr>
-            <w:tcW w:type="dxa" w:w="1644"/>
+            <w:tcW w:type="dxa" w:w="1474"/>
           </w:tcPr>
           <w:p>
             <w:r/>
@@ -3032,7 +3308,7 @@
         </w:tc>
         <w:tc>
           <w:tcPr>
-            <w:tcW w:type="dxa" w:w="1247"/>
+            <w:tcW w:type="dxa" w:w="1134"/>
           </w:tcPr>
           <w:p>
             <w:r/>
@@ -3046,7 +3322,21 @@
         </w:tc>
         <w:tc>
           <w:tcPr>
-            <w:tcW w:type="dxa" w:w="1474"/>
+            <w:tcW w:type="dxa" w:w="1020"/>
+          </w:tcPr>
+          <w:p>
+            <w:r/>
+            <w:r>
+              <w:rPr>
+                <w:sz w:val="16"/>
+              </w:rPr>
+              <w:t>clean</w:t>
+            </w:r>
+          </w:p>
+        </w:tc>
+        <w:tc>
+          <w:tcPr>
+            <w:tcW w:type="dxa" w:w="1361"/>
           </w:tcPr>
           <w:p>
             <w:r/>
@@ -3062,7 +3352,7 @@
       <w:tr>
         <w:tc>
           <w:tcPr>
-            <w:tcW w:type="dxa" w:w="1077"/>
+            <w:tcW w:type="dxa" w:w="964"/>
           </w:tcPr>
           <w:p>
             <w:r/>
@@ -3076,7 +3366,7 @@
         </w:tc>
         <w:tc>
           <w:tcPr>
-            <w:tcW w:type="dxa" w:w="1077"/>
+            <w:tcW w:type="dxa" w:w="964"/>
           </w:tcPr>
           <w:p>
             <w:r/>
@@ -3090,7 +3380,7 @@
         </w:tc>
         <w:tc>
           <w:tcPr>
-            <w:tcW w:type="dxa" w:w="2721"/>
+            <w:tcW w:type="dxa" w:w="2381"/>
           </w:tcPr>
           <w:p>
             <w:r/>
@@ -3104,7 +3394,7 @@
         </w:tc>
         <w:tc>
           <w:tcPr>
-            <w:tcW w:type="dxa" w:w="1644"/>
+            <w:tcW w:type="dxa" w:w="1474"/>
           </w:tcPr>
           <w:p>
             <w:r/>
@@ -3118,7 +3408,7 @@
         </w:tc>
         <w:tc>
           <w:tcPr>
-            <w:tcW w:type="dxa" w:w="1247"/>
+            <w:tcW w:type="dxa" w:w="1134"/>
           </w:tcPr>
           <w:p>
             <w:r/>
@@ -3132,7 +3422,21 @@
         </w:tc>
         <w:tc>
           <w:tcPr>
-            <w:tcW w:type="dxa" w:w="1474"/>
+            <w:tcW w:type="dxa" w:w="1020"/>
+          </w:tcPr>
+          <w:p>
+            <w:r/>
+            <w:r>
+              <w:rPr>
+                <w:sz w:val="16"/>
+              </w:rPr>
+              <w:t>clean</w:t>
+            </w:r>
+          </w:p>
+        </w:tc>
+        <w:tc>
+          <w:tcPr>
+            <w:tcW w:type="dxa" w:w="1361"/>
           </w:tcPr>
           <w:p>
             <w:r/>
@@ -3152,7 +3456,7 @@
           <w:b w:val="0"/>
           <w:i w:val="0"/>
         </w:rPr>
-        <w:t>Two results stand. Channel yield and failure mode separate the eight conditions at p = 2.2 × 10⁻⁴ and place conditions 5 and 7 ahead of the rest, with no failures in 12 channels each. Series resistance does not separate them, and the reason is measured rather than assumed: fixture repeatability of 0.84 Ω exceeds the bond resistances by more than an order of magnitude.</w:t>
+        <w:t>Three results stand. Channel yield and failure mode separate the eight conditions at p = 2.2 × 10⁻⁴ and place conditions 5 and 7 ahead of the rest, with no failures in 12 channels each. Series resistance does not separate them, and the reason is measured rather than assumed: fixture repeatability of 0.84 Ω exceeds the bond resistances by more than an order of magnitude. Reverse bias found one partial shunt in 34 channels and confirms the yield ranking rather than adding to it.</w:t>
       </w:r>
     </w:p>
     <w:p>
@@ -3161,7 +3465,16 @@
           <w:b w:val="0"/>
           <w:i w:val="0"/>
         </w:rPr>
-        <w:t>The failure modes give a direction as well as a ranking. Conditions 1, 2 and 6 lose channels to detachment and opens, so they are under-bonded. Conditions 3, 4 and 8 lose them to shorts and bridges, so they are over-bonded. Conditions 5 and 7 lose none. A follow-up should sense at the Tier-1 probe pads to make series resistance usable, and should measure reverse leakage, which is insensitive to contact resistance and would quantify the shunt found in Section C.</w:t>
+        <w:t>The failure modes give a direction as well as a ranking. Conditions 1, 2 and 6 lose channels to detachment and opens, so they are under-bonded. Conditions 3, 4 and 8 lose them to shorts and bridges, so they are over-bonded. Conditions 5 and 7 lose none. The reverse check adds that the surviving joints are electrically sound on every condition except 3, which narrows the gap between condition 8 and the two clean conditions: its failures are isolated shorts rather than a coupon-wide problem.</w:t>
+      </w:r>
+    </w:p>
+    <w:p>
+      <w:r>
+        <w:rPr>
+          <w:b w:val="0"/>
+          <w:i w:val="0"/>
+        </w:rPr>
+        <w:t>The one measurement still worth recovering is series resistance. Sensing at the Tier-1 probe pads instead of the breadboard would move the jumper contacts outside the measured loop and bring the repeatability from 0.84 Ω down to the fit precision, which was 0.16 Ω once the firmware was corrected. That is the change that would let R_s resolve a bond difference.</w:t>
       </w:r>
     </w:p>
     <w:p>
